--- a/4-design/SaborExpress_Propuesta_Tecnica.docx
+++ b/4-design/SaborExpress_Propuesta_Tecnica.docx
@@ -4,21 +4,75 @@
   <w:body>
     <w:p>
       <w:pPr>
-        <w:spacing w:before="3100" w:line="480" w:lineRule="auto"/>
+        <w:spacing w:before="1100"/>
+        <w:jc w:val="center"/>
+      </w:pPr>
+      <w:r>
+        <w:drawing>
+          <wp:inline>
+            <wp:extent cx="4389120" cy="2501042"/>
+            <wp:docPr id="47" name="Picture 47"/>
+            <wp:cNvGraphicFramePr>
+              <a:graphicFrameLocks noChangeAspect="1"/>
+            </wp:cNvGraphicFramePr>
+            <a:graphic>
+              <a:graphicData uri="http://schemas.openxmlformats.org/drawingml/2006/picture">
+                <pic:pic>
+                  <pic:nvPicPr>
+                    <pic:cNvPr id="0" name="SaborExpress_logo_transparente.png"/>
+                    <pic:cNvPicPr/>
+                  </pic:nvPicPr>
+                  <pic:blipFill>
+                    <a:blip r:embed="rId9"/>
+                    <a:stretch>
+                      <a:fillRect/>
+                    </a:stretch>
+                  </pic:blipFill>
+                  <pic:spPr>
+                    <a:xfrm>
+                      <a:off x="0" y="0"/>
+                      <a:ext cx="4389120" cy="2501042"/>
+                    </a:xfrm>
+                    <a:prstGeom prst="rect"/>
+                  </pic:spPr>
+                </pic:pic>
+              </a:graphicData>
+            </a:graphic>
+          </wp:inline>
+        </w:drawing>
+      </w:r>
+    </w:p>
+    <w:p>
+      <w:pPr>
+        <w:spacing w:before="900" w:after="500"/>
         <w:jc w:val="center"/>
       </w:pPr>
       <w:r>
         <w:rPr>
           <w:rFonts w:ascii="Times New Roman" w:hAnsi="Times New Roman"/>
           <w:b/>
-          <w:sz w:val="28"/>
+          <w:sz w:val="34"/>
         </w:rPr>
         <w:t>03 SaborExpress Propuesta Tecnica</w:t>
       </w:r>
     </w:p>
     <w:p>
       <w:pPr>
-        <w:spacing w:line="480" w:lineRule="auto"/>
+        <w:spacing w:after="160"/>
+        <w:jc w:val="center"/>
+      </w:pPr>
+      <w:r>
+        <w:rPr>
+          <w:rFonts w:ascii="Times New Roman" w:hAnsi="Times New Roman"/>
+          <w:b/>
+          <w:sz w:val="24"/>
+        </w:rPr>
+        <w:t>SABOREXPRESS — PROYECTO DE SOFTWARE</w:t>
+      </w:r>
+    </w:p>
+    <w:p>
+      <w:pPr>
+        <w:spacing w:after="160"/>
         <w:jc w:val="center"/>
       </w:pPr>
       <w:r>
@@ -26,12 +80,12 @@
           <w:rFonts w:ascii="Times New Roman" w:hAnsi="Times New Roman"/>
           <w:sz w:val="24"/>
         </w:rPr>
-        <w:t>Equipo de desarrollo SaborExpress</w:t>
-      </w:r>
-    </w:p>
-    <w:p>
-      <w:pPr>
-        <w:spacing w:line="480" w:lineRule="auto"/>
+        <w:t>Yerson Stiven Cuellar Rubiano</w:t>
+      </w:r>
+    </w:p>
+    <w:p>
+      <w:pPr>
+        <w:spacing w:after="160"/>
         <w:jc w:val="center"/>
       </w:pPr>
       <w:r>
@@ -39,12 +93,12 @@
           <w:rFonts w:ascii="Times New Roman" w:hAnsi="Times New Roman"/>
           <w:sz w:val="24"/>
         </w:rPr>
-        <w:t>Filiación institucional y autores individuales: por confirmar</w:t>
-      </w:r>
-    </w:p>
-    <w:p>
-      <w:pPr>
-        <w:spacing w:line="480" w:lineRule="auto"/>
+        <w:t>Ficha de formación: 3145555</w:t>
+      </w:r>
+    </w:p>
+    <w:p>
+      <w:pPr>
+        <w:spacing w:after="160"/>
         <w:jc w:val="center"/>
       </w:pPr>
       <w:r>
@@ -52,12 +106,12 @@
           <w:rFonts w:ascii="Times New Roman" w:hAnsi="Times New Roman"/>
           <w:sz w:val="24"/>
         </w:rPr>
-        <w:t>Estudio académico de ingeniería de software y documentación</w:t>
-      </w:r>
-    </w:p>
-    <w:p>
-      <w:pPr>
-        <w:spacing w:line="480" w:lineRule="auto"/>
+        <w:t>Expediente técnico y académico — APA 7</w:t>
+      </w:r>
+    </w:p>
+    <w:p>
+      <w:pPr>
+        <w:spacing w:after="160"/>
         <w:jc w:val="center"/>
       </w:pPr>
       <w:r>
@@ -69,29 +123,39 @@
       </w:r>
     </w:p>
     <w:p>
+      <w:pPr>
+        <w:spacing w:before="600"/>
+        <w:jc w:val="center"/>
+      </w:pPr>
+      <w:r>
+        <w:rPr>
+          <w:i/>
+        </w:rPr>
+        <w:t>Fuente documental: repositorios SaborExpressBack, SaborExpressWeb y SaborExpressMovil.</w:t>
+        <w:br/>
+        <w:t>Las pruebas no ejecutadas se identifican como pendientes.</w:t>
+      </w:r>
+    </w:p>
+    <w:p>
       <w:r>
         <w:br w:type="page"/>
       </w:r>
     </w:p>
-    <w:bookmarkStart w:id="40" w:name="propuesta-técnica-y-plan-de-solución"/>
+    <w:bookmarkStart w:id="48" w:name="propuesta-técnica-y-plan-de-solución"/>
     <w:p>
       <w:pPr>
         <w:pStyle w:val="Heading1"/>
         <w:keepNext/>
-        <w:ind w:firstLine="0"/>
-      </w:pPr>
-      <w:r>
-        <w:rPr>
-          <w:color w:val="000000"/>
-        </w:rPr>
+        <w:spacing w:line="264" w:lineRule="auto"/>
+      </w:pPr>
+      <w:r>
         <w:t xml:space="preserve">Propuesta técnica y plan de solución</w:t>
       </w:r>
     </w:p>
     <w:p>
       <w:pPr>
         <w:pStyle w:val="FirstParagraph"/>
-        <w:spacing w:line="480" w:lineRule="auto" w:after="0"/>
-        <w:ind w:firstLine="720"/>
+        <w:spacing w:line="396" w:lineRule="auto" w:after="100"/>
       </w:pPr>
       <w:r>
         <w:rPr>
@@ -114,13 +178,13 @@
           <w:b/>
           <w:bCs/>
         </w:rPr>
-        <w:t xml:space="preserve">Fecha de corte:</w:t>
+        <w:t xml:space="preserve">Autor / integrante:</w:t>
       </w:r>
       <w:r>
         <w:t xml:space="preserve"> </w:t>
       </w:r>
       <w:r>
-        <w:t xml:space="preserve">14 de octubre de 2026 |</w:t>
+        <w:t xml:space="preserve">Yerson Stiven Cuellar Rubiano |</w:t>
       </w:r>
       <w:r>
         <w:t xml:space="preserve"> </w:t>
@@ -130,13 +194,13 @@
           <w:b/>
           <w:bCs/>
         </w:rPr>
-        <w:t xml:space="preserve">Versión:</w:t>
+        <w:t xml:space="preserve">Ficha:</w:t>
       </w:r>
       <w:r>
         <w:t xml:space="preserve"> </w:t>
       </w:r>
       <w:r>
-        <w:t xml:space="preserve">2.0 |</w:t>
+        <w:t xml:space="preserve">3145555 |</w:t>
       </w:r>
       <w:r>
         <w:t xml:space="preserve"> </w:t>
@@ -146,20 +210,35 @@
           <w:b/>
           <w:bCs/>
         </w:rPr>
-        <w:t xml:space="preserve">Tipo:</w:t>
+        <w:t xml:space="preserve">Fecha:</w:t>
       </w:r>
       <w:r>
         <w:t xml:space="preserve"> </w:t>
       </w:r>
       <w:r>
-        <w:t xml:space="preserve">Documento técnico y académico</w:t>
+        <w:t xml:space="preserve">14 de octubre de 2026 |</w:t>
+      </w:r>
+      <w:r>
+        <w:t xml:space="preserve"> </w:t>
+      </w:r>
+      <w:r>
+        <w:rPr>
+          <w:b/>
+          <w:bCs/>
+        </w:rPr>
+        <w:t xml:space="preserve">Versión documental:</w:t>
+      </w:r>
+      <w:r>
+        <w:t xml:space="preserve"> </w:t>
+      </w:r>
+      <w:r>
+        <w:t xml:space="preserve">4.0</w:t>
       </w:r>
     </w:p>
     <w:p>
       <w:pPr>
         <w:pStyle w:val="BodyText"/>
-        <w:spacing w:line="480" w:lineRule="auto" w:after="0"/>
-        <w:ind w:firstLine="720"/>
+        <w:spacing w:line="396" w:lineRule="auto" w:after="100"/>
       </w:pPr>
       <w:r>
         <w:rPr>
@@ -180,20 +259,16 @@
       <w:pPr>
         <w:pStyle w:val="Heading2"/>
         <w:keepNext/>
-        <w:ind w:firstLine="0"/>
-      </w:pPr>
-      <w:r>
-        <w:rPr>
-          <w:color w:val="000000"/>
-        </w:rPr>
+        <w:spacing w:line="264" w:lineRule="auto"/>
+      </w:pPr>
+      <w:r>
         <w:t xml:space="preserve">1. Resumen ejecutivo</w:t>
       </w:r>
     </w:p>
     <w:p>
       <w:pPr>
         <w:pStyle w:val="FirstParagraph"/>
-        <w:spacing w:line="480" w:lineRule="auto" w:after="0"/>
-        <w:ind w:firstLine="720"/>
+        <w:spacing w:line="396" w:lineRule="auto" w:after="100"/>
       </w:pPr>
       <w:r>
         <w:t xml:space="preserve">Se propone mantener y estabilizar una plataforma modular compuesta por una API .NET, un portal de administración Next.js y una aplicación Expo para usuarios/roles de operación. La decisión prioritaria no es añadir microservicios, sino asegurar integridad de transacciones, autorización por sede, pruebas de pagos y despliegue reproducible.</w:t>
@@ -205,20 +280,16 @@
       <w:pPr>
         <w:pStyle w:val="Heading2"/>
         <w:keepNext/>
-        <w:ind w:firstLine="0"/>
-      </w:pPr>
-      <w:r>
-        <w:rPr>
-          <w:color w:val="000000"/>
-        </w:rPr>
+        <w:spacing w:line="264" w:lineRule="auto"/>
+      </w:pPr>
+      <w:r>
         <w:t xml:space="preserve">2. Objetivo, alcance y entregables</w:t>
       </w:r>
     </w:p>
     <w:p>
       <w:pPr>
         <w:pStyle w:val="FirstParagraph"/>
-        <w:spacing w:line="480" w:lineRule="auto" w:after="0"/>
-        <w:ind w:firstLine="720"/>
+        <w:spacing w:line="396" w:lineRule="auto" w:after="100"/>
       </w:pPr>
       <w:r>
         <w:t xml:space="preserve">El objetivo es documentar y validar los componentes ya presentes, integrarlos mediante un contrato OpenAPI verificable y asegurar una puesta en marcha comprobable. Entregables: SRS trazable, diagramas, manual técnico, manual de instalación, manual de usuario, catálogo de rutas, diccionario EF, matriz de pruebas, plan de mejora y artículo científico.</w:t>
@@ -230,12 +301,9 @@
       <w:pPr>
         <w:pStyle w:val="Heading2"/>
         <w:keepNext/>
-        <w:ind w:firstLine="0"/>
-      </w:pPr>
-      <w:r>
-        <w:rPr>
-          <w:color w:val="000000"/>
-        </w:rPr>
+        <w:spacing w:line="264" w:lineRule="auto"/>
+      </w:pPr>
+      <w:r>
         <w:t xml:space="preserve">3. Alternativas de arquitectura</w:t>
       </w:r>
     </w:p>
@@ -244,7 +312,7 @@
         <w:tblStyle w:val="Table"/>
         <w:tblW w:type="pct" w:w="5000"/>
         <w:jc w:val="left"/>
-        <w:tblLayout w:type="fixed"/>
+        <w:tblLayout w:type="autofit"/>
         <w:tblLook w:firstRow="1" w:lastRow="0" w:firstColumn="0" w:lastColumn="0" w:noHBand="0" w:noVBand="0" w:val="0020"/>
       </w:tblPr>
       <w:tblGrid>
@@ -263,14 +331,14 @@
           <w:p>
             <w:pPr>
               <w:pStyle w:val="Compact"/>
-              <w:spacing w:line="240" w:lineRule="auto" w:after="0"/>
-              <w:ind w:firstLine="0"/>
-              <w:jc w:val="left"/>
-            </w:pPr>
-            <w:r>
-              <w:rPr>
-                <w:rFonts w:ascii="Times New Roman" w:hAnsi="Times New Roman"/>
-                <w:sz w:val="18"/>
+              <w:spacing w:line="240" w:lineRule="auto" w:after="20"/>
+              <w:ind w:firstLine="0"/>
+              <w:jc w:val="left"/>
+            </w:pPr>
+            <w:r>
+              <w:rPr>
+                <w:b/>
+                <w:sz w:val="17"/>
               </w:rPr>
               <w:t xml:space="preserve">Opción</w:t>
             </w:r>
@@ -281,14 +349,14 @@
           <w:p>
             <w:pPr>
               <w:pStyle w:val="Compact"/>
-              <w:spacing w:line="240" w:lineRule="auto" w:after="0"/>
-              <w:ind w:firstLine="0"/>
-              <w:jc w:val="left"/>
-            </w:pPr>
-            <w:r>
-              <w:rPr>
-                <w:rFonts w:ascii="Times New Roman" w:hAnsi="Times New Roman"/>
-                <w:sz w:val="18"/>
+              <w:spacing w:line="240" w:lineRule="auto" w:after="20"/>
+              <w:ind w:firstLine="0"/>
+              <w:jc w:val="left"/>
+            </w:pPr>
+            <w:r>
+              <w:rPr>
+                <w:b/>
+                <w:sz w:val="17"/>
               </w:rPr>
               <w:t xml:space="preserve">Ventaja</w:t>
             </w:r>
@@ -299,14 +367,14 @@
           <w:p>
             <w:pPr>
               <w:pStyle w:val="Compact"/>
-              <w:spacing w:line="240" w:lineRule="auto" w:after="0"/>
-              <w:ind w:firstLine="0"/>
-              <w:jc w:val="left"/>
-            </w:pPr>
-            <w:r>
-              <w:rPr>
-                <w:rFonts w:ascii="Times New Roman" w:hAnsi="Times New Roman"/>
-                <w:sz w:val="18"/>
+              <w:spacing w:line="240" w:lineRule="auto" w:after="20"/>
+              <w:ind w:firstLine="0"/>
+              <w:jc w:val="left"/>
+            </w:pPr>
+            <w:r>
+              <w:rPr>
+                <w:b/>
+                <w:sz w:val="17"/>
               </w:rPr>
               <w:t xml:space="preserve">Riesgo/condición</w:t>
             </w:r>
@@ -317,14 +385,14 @@
           <w:p>
             <w:pPr>
               <w:pStyle w:val="Compact"/>
-              <w:spacing w:line="240" w:lineRule="auto" w:after="0"/>
-              <w:ind w:firstLine="0"/>
-              <w:jc w:val="left"/>
-            </w:pPr>
-            <w:r>
-              <w:rPr>
-                <w:rFonts w:ascii="Times New Roman" w:hAnsi="Times New Roman"/>
-                <w:sz w:val="18"/>
+              <w:spacing w:line="240" w:lineRule="auto" w:after="20"/>
+              <w:ind w:firstLine="0"/>
+              <w:jc w:val="left"/>
+            </w:pPr>
+            <w:r>
+              <w:rPr>
+                <w:b/>
+                <w:sz w:val="17"/>
               </w:rPr>
               <w:t xml:space="preserve">Decisión</w:t>
             </w:r>
@@ -337,14 +405,13 @@
           <w:p>
             <w:pPr>
               <w:pStyle w:val="Compact"/>
-              <w:spacing w:line="240" w:lineRule="auto" w:after="0"/>
-              <w:ind w:firstLine="0"/>
-              <w:jc w:val="left"/>
-            </w:pPr>
-            <w:r>
-              <w:rPr>
-                <w:rFonts w:ascii="Times New Roman" w:hAnsi="Times New Roman"/>
-                <w:sz w:val="18"/>
+              <w:spacing w:line="240" w:lineRule="auto" w:after="20"/>
+              <w:ind w:firstLine="0"/>
+              <w:jc w:val="left"/>
+            </w:pPr>
+            <w:r>
+              <w:rPr>
+                <w:sz w:val="17"/>
               </w:rPr>
               <w:t xml:space="preserve">Monolito modular .NET</w:t>
             </w:r>
@@ -355,14 +422,13 @@
           <w:p>
             <w:pPr>
               <w:pStyle w:val="Compact"/>
-              <w:spacing w:line="240" w:lineRule="auto" w:after="0"/>
-              <w:ind w:firstLine="0"/>
-              <w:jc w:val="left"/>
-            </w:pPr>
-            <w:r>
-              <w:rPr>
-                <w:rFonts w:ascii="Times New Roman" w:hAnsi="Times New Roman"/>
-                <w:sz w:val="18"/>
+              <w:spacing w:line="240" w:lineRule="auto" w:after="20"/>
+              <w:ind w:firstLine="0"/>
+              <w:jc w:val="left"/>
+            </w:pPr>
+            <w:r>
+              <w:rPr>
+                <w:sz w:val="17"/>
               </w:rPr>
               <w:t xml:space="preserve">Menor complejidad de despliegue; actual</w:t>
             </w:r>
@@ -373,14 +439,13 @@
           <w:p>
             <w:pPr>
               <w:pStyle w:val="Compact"/>
-              <w:spacing w:line="240" w:lineRule="auto" w:after="0"/>
-              <w:ind w:firstLine="0"/>
-              <w:jc w:val="left"/>
-            </w:pPr>
-            <w:r>
-              <w:rPr>
-                <w:rFonts w:ascii="Times New Roman" w:hAnsi="Times New Roman"/>
-                <w:sz w:val="18"/>
+              <w:spacing w:line="240" w:lineRule="auto" w:after="20"/>
+              <w:ind w:firstLine="0"/>
+              <w:jc w:val="left"/>
+            </w:pPr>
+            <w:r>
+              <w:rPr>
+                <w:sz w:val="17"/>
               </w:rPr>
               <w:t xml:space="preserve">Exige límites de dominio claros</w:t>
             </w:r>
@@ -391,14 +456,13 @@
           <w:p>
             <w:pPr>
               <w:pStyle w:val="Compact"/>
-              <w:spacing w:line="240" w:lineRule="auto" w:after="0"/>
-              <w:ind w:firstLine="0"/>
-              <w:jc w:val="left"/>
-            </w:pPr>
-            <w:r>
-              <w:rPr>
-                <w:rFonts w:ascii="Times New Roman" w:hAnsi="Times New Roman"/>
-                <w:sz w:val="18"/>
+              <w:spacing w:line="240" w:lineRule="auto" w:after="20"/>
+              <w:ind w:firstLine="0"/>
+              <w:jc w:val="left"/>
+            </w:pPr>
+            <w:r>
+              <w:rPr>
+                <w:sz w:val="17"/>
               </w:rPr>
               <w:t xml:space="preserve">Mantener</w:t>
             </w:r>
@@ -411,14 +475,13 @@
           <w:p>
             <w:pPr>
               <w:pStyle w:val="Compact"/>
-              <w:spacing w:line="240" w:lineRule="auto" w:after="0"/>
-              <w:ind w:firstLine="0"/>
-              <w:jc w:val="left"/>
-            </w:pPr>
-            <w:r>
-              <w:rPr>
-                <w:rFonts w:ascii="Times New Roman" w:hAnsi="Times New Roman"/>
-                <w:sz w:val="18"/>
+              <w:spacing w:line="240" w:lineRule="auto" w:after="20"/>
+              <w:ind w:firstLine="0"/>
+              <w:jc w:val="left"/>
+            </w:pPr>
+            <w:r>
+              <w:rPr>
+                <w:sz w:val="17"/>
               </w:rPr>
               <w:t xml:space="preserve">Microservicios por dominio</w:t>
             </w:r>
@@ -429,14 +492,13 @@
           <w:p>
             <w:pPr>
               <w:pStyle w:val="Compact"/>
-              <w:spacing w:line="240" w:lineRule="auto" w:after="0"/>
-              <w:ind w:firstLine="0"/>
-              <w:jc w:val="left"/>
-            </w:pPr>
-            <w:r>
-              <w:rPr>
-                <w:rFonts w:ascii="Times New Roman" w:hAnsi="Times New Roman"/>
-                <w:sz w:val="18"/>
+              <w:spacing w:line="240" w:lineRule="auto" w:after="20"/>
+              <w:ind w:firstLine="0"/>
+              <w:jc w:val="left"/>
+            </w:pPr>
+            <w:r>
+              <w:rPr>
+                <w:sz w:val="17"/>
               </w:rPr>
               <w:t xml:space="preserve">Escalado y autonomía independientes</w:t>
             </w:r>
@@ -447,14 +509,13 @@
           <w:p>
             <w:pPr>
               <w:pStyle w:val="Compact"/>
-              <w:spacing w:line="240" w:lineRule="auto" w:after="0"/>
-              <w:ind w:firstLine="0"/>
-              <w:jc w:val="left"/>
-            </w:pPr>
-            <w:r>
-              <w:rPr>
-                <w:rFonts w:ascii="Times New Roman" w:hAnsi="Times New Roman"/>
-                <w:sz w:val="18"/>
+              <w:spacing w:line="240" w:lineRule="auto" w:after="20"/>
+              <w:ind w:firstLine="0"/>
+              <w:jc w:val="left"/>
+            </w:pPr>
+            <w:r>
+              <w:rPr>
+                <w:sz w:val="17"/>
               </w:rPr>
               <w:t xml:space="preserve">Costo operativo y consistencia distribuidos</w:t>
             </w:r>
@@ -465,14 +526,13 @@
           <w:p>
             <w:pPr>
               <w:pStyle w:val="Compact"/>
-              <w:spacing w:line="240" w:lineRule="auto" w:after="0"/>
-              <w:ind w:firstLine="0"/>
-              <w:jc w:val="left"/>
-            </w:pPr>
-            <w:r>
-              <w:rPr>
-                <w:rFonts w:ascii="Times New Roman" w:hAnsi="Times New Roman"/>
-                <w:sz w:val="18"/>
+              <w:spacing w:line="240" w:lineRule="auto" w:after="20"/>
+              <w:ind w:firstLine="0"/>
+              <w:jc w:val="left"/>
+            </w:pPr>
+            <w:r>
+              <w:rPr>
+                <w:sz w:val="17"/>
               </w:rPr>
               <w:t xml:space="preserve">No afirmar ni migrar sin evidencia</w:t>
             </w:r>
@@ -485,14 +545,13 @@
           <w:p>
             <w:pPr>
               <w:pStyle w:val="Compact"/>
-              <w:spacing w:line="240" w:lineRule="auto" w:after="0"/>
-              <w:ind w:firstLine="0"/>
-              <w:jc w:val="left"/>
-            </w:pPr>
-            <w:r>
-              <w:rPr>
-                <w:rFonts w:ascii="Times New Roman" w:hAnsi="Times New Roman"/>
-                <w:sz w:val="18"/>
+              <w:spacing w:line="240" w:lineRule="auto" w:after="20"/>
+              <w:ind w:firstLine="0"/>
+              <w:jc w:val="left"/>
+            </w:pPr>
+            <w:r>
+              <w:rPr>
+                <w:sz w:val="17"/>
               </w:rPr>
               <w:t xml:space="preserve">Supabase como backend único</w:t>
             </w:r>
@@ -503,14 +562,13 @@
           <w:p>
             <w:pPr>
               <w:pStyle w:val="Compact"/>
-              <w:spacing w:line="240" w:lineRule="auto" w:after="0"/>
-              <w:ind w:firstLine="0"/>
-              <w:jc w:val="left"/>
-            </w:pPr>
-            <w:r>
-              <w:rPr>
-                <w:rFonts w:ascii="Times New Roman" w:hAnsi="Times New Roman"/>
-                <w:sz w:val="18"/>
+              <w:spacing w:line="240" w:lineRule="auto" w:after="20"/>
+              <w:ind w:firstLine="0"/>
+              <w:jc w:val="left"/>
+            </w:pPr>
+            <w:r>
+              <w:rPr>
+                <w:sz w:val="17"/>
               </w:rPr>
               <w:t xml:space="preserve">Servicios integrados</w:t>
             </w:r>
@@ -521,14 +579,13 @@
           <w:p>
             <w:pPr>
               <w:pStyle w:val="Compact"/>
-              <w:spacing w:line="240" w:lineRule="auto" w:after="0"/>
-              <w:ind w:firstLine="0"/>
-              <w:jc w:val="left"/>
-            </w:pPr>
-            <w:r>
-              <w:rPr>
-                <w:rFonts w:ascii="Times New Roman" w:hAnsi="Times New Roman"/>
-                <w:sz w:val="18"/>
+              <w:spacing w:line="240" w:lineRule="auto" w:after="20"/>
+              <w:ind w:firstLine="0"/>
+              <w:jc w:val="left"/>
+            </w:pPr>
+            <w:r>
+              <w:rPr>
+                <w:sz w:val="17"/>
               </w:rPr>
               <w:t xml:space="preserve">No coincide con código actual</w:t>
             </w:r>
@@ -539,14 +596,13 @@
           <w:p>
             <w:pPr>
               <w:pStyle w:val="Compact"/>
-              <w:spacing w:line="240" w:lineRule="auto" w:after="0"/>
-              <w:ind w:firstLine="0"/>
-              <w:jc w:val="left"/>
-            </w:pPr>
-            <w:r>
-              <w:rPr>
-                <w:rFonts w:ascii="Times New Roman" w:hAnsi="Times New Roman"/>
-                <w:sz w:val="18"/>
+              <w:spacing w:line="240" w:lineRule="auto" w:after="20"/>
+              <w:ind w:firstLine="0"/>
+              <w:jc w:val="left"/>
+            </w:pPr>
+            <w:r>
+              <w:rPr>
+                <w:sz w:val="17"/>
               </w:rPr>
               <w:t xml:space="preserve">Descartada como descripción actual</w:t>
             </w:r>
@@ -559,14 +615,13 @@
           <w:p>
             <w:pPr>
               <w:pStyle w:val="Compact"/>
-              <w:spacing w:line="240" w:lineRule="auto" w:after="0"/>
-              <w:ind w:firstLine="0"/>
-              <w:jc w:val="left"/>
-            </w:pPr>
-            <w:r>
-              <w:rPr>
-                <w:rFonts w:ascii="Times New Roman" w:hAnsi="Times New Roman"/>
-                <w:sz w:val="18"/>
+              <w:spacing w:line="240" w:lineRule="auto" w:after="20"/>
+              <w:ind w:firstLine="0"/>
+              <w:jc w:val="left"/>
+            </w:pPr>
+            <w:r>
+              <w:rPr>
+                <w:sz w:val="17"/>
               </w:rPr>
               <w:t xml:space="preserve">Dos frontends API compartida</w:t>
             </w:r>
@@ -577,14 +632,13 @@
           <w:p>
             <w:pPr>
               <w:pStyle w:val="Compact"/>
-              <w:spacing w:line="240" w:lineRule="auto" w:after="0"/>
-              <w:ind w:firstLine="0"/>
-              <w:jc w:val="left"/>
-            </w:pPr>
-            <w:r>
-              <w:rPr>
-                <w:rFonts w:ascii="Times New Roman" w:hAnsi="Times New Roman"/>
-                <w:sz w:val="18"/>
+              <w:spacing w:line="240" w:lineRule="auto" w:after="20"/>
+              <w:ind w:firstLine="0"/>
+              <w:jc w:val="left"/>
+            </w:pPr>
+            <w:r>
+              <w:rPr>
+                <w:sz w:val="17"/>
               </w:rPr>
               <w:t xml:space="preserve">Reuso de contratos de negocio</w:t>
             </w:r>
@@ -595,14 +649,13 @@
           <w:p>
             <w:pPr>
               <w:pStyle w:val="Compact"/>
-              <w:spacing w:line="240" w:lineRule="auto" w:after="0"/>
-              <w:ind w:firstLine="0"/>
-              <w:jc w:val="left"/>
-            </w:pPr>
-            <w:r>
-              <w:rPr>
-                <w:rFonts w:ascii="Times New Roman" w:hAnsi="Times New Roman"/>
-                <w:sz w:val="18"/>
+              <w:spacing w:line="240" w:lineRule="auto" w:after="20"/>
+              <w:ind w:firstLine="0"/>
+              <w:jc w:val="left"/>
+            </w:pPr>
+            <w:r>
+              <w:rPr>
+                <w:sz w:val="17"/>
               </w:rPr>
               <w:t xml:space="preserve">Versionado y permisos</w:t>
             </w:r>
@@ -613,14 +666,13 @@
           <w:p>
             <w:pPr>
               <w:pStyle w:val="Compact"/>
-              <w:spacing w:line="240" w:lineRule="auto" w:after="0"/>
-              <w:ind w:firstLine="0"/>
-              <w:jc w:val="left"/>
-            </w:pPr>
-            <w:r>
-              <w:rPr>
-                <w:rFonts w:ascii="Times New Roman" w:hAnsi="Times New Roman"/>
-                <w:sz w:val="18"/>
+              <w:spacing w:line="240" w:lineRule="auto" w:after="20"/>
+              <w:ind w:firstLine="0"/>
+              <w:jc w:val="left"/>
+            </w:pPr>
+            <w:r>
+              <w:rPr>
+                <w:sz w:val="17"/>
               </w:rPr>
               <w:t xml:space="preserve">Mantener y probar</w:t>
             </w:r>
@@ -634,12 +686,9 @@
       <w:pPr>
         <w:pStyle w:val="Heading2"/>
         <w:keepNext/>
-        <w:ind w:firstLine="0"/>
-      </w:pPr>
-      <w:r>
-        <w:rPr>
-          <w:color w:val="000000"/>
-        </w:rPr>
+        <w:spacing w:line="264" w:lineRule="auto"/>
+      </w:pPr>
+      <w:r>
         <w:t xml:space="preserve">4. Plan de implementación y responsables</w:t>
       </w:r>
     </w:p>
@@ -648,7 +697,7 @@
         <w:tblStyle w:val="Table"/>
         <w:tblW w:type="pct" w:w="5000"/>
         <w:jc w:val="left"/>
-        <w:tblLayout w:type="fixed"/>
+        <w:tblLayout w:type="autofit"/>
         <w:tblLook w:firstRow="1" w:lastRow="0" w:firstColumn="0" w:lastColumn="0" w:noHBand="0" w:noVBand="0" w:val="0020"/>
       </w:tblPr>
       <w:tblGrid>
@@ -666,14 +715,14 @@
           <w:p>
             <w:pPr>
               <w:pStyle w:val="Compact"/>
-              <w:spacing w:line="240" w:lineRule="auto" w:after="0"/>
-              <w:ind w:firstLine="0"/>
-              <w:jc w:val="left"/>
-            </w:pPr>
-            <w:r>
-              <w:rPr>
-                <w:rFonts w:ascii="Times New Roman" w:hAnsi="Times New Roman"/>
-                <w:sz w:val="18"/>
+              <w:spacing w:line="240" w:lineRule="auto" w:after="20"/>
+              <w:ind w:firstLine="0"/>
+              <w:jc w:val="left"/>
+            </w:pPr>
+            <w:r>
+              <w:rPr>
+                <w:b/>
+                <w:sz w:val="17"/>
               </w:rPr>
               <w:t xml:space="preserve">Fase</w:t>
             </w:r>
@@ -684,14 +733,14 @@
           <w:p>
             <w:pPr>
               <w:pStyle w:val="Compact"/>
-              <w:spacing w:line="240" w:lineRule="auto" w:after="0"/>
-              <w:ind w:firstLine="0"/>
-              <w:jc w:val="left"/>
-            </w:pPr>
-            <w:r>
-              <w:rPr>
-                <w:rFonts w:ascii="Times New Roman" w:hAnsi="Times New Roman"/>
-                <w:sz w:val="18"/>
+              <w:spacing w:line="240" w:lineRule="auto" w:after="20"/>
+              <w:ind w:firstLine="0"/>
+              <w:jc w:val="left"/>
+            </w:pPr>
+            <w:r>
+              <w:rPr>
+                <w:b/>
+                <w:sz w:val="17"/>
               </w:rPr>
               <w:t xml:space="preserve">Actividades</w:t>
             </w:r>
@@ -702,14 +751,14 @@
           <w:p>
             <w:pPr>
               <w:pStyle w:val="Compact"/>
-              <w:spacing w:line="240" w:lineRule="auto" w:after="0"/>
-              <w:ind w:firstLine="0"/>
-              <w:jc w:val="left"/>
-            </w:pPr>
-            <w:r>
-              <w:rPr>
-                <w:rFonts w:ascii="Times New Roman" w:hAnsi="Times New Roman"/>
-                <w:sz w:val="18"/>
+              <w:spacing w:line="240" w:lineRule="auto" w:after="20"/>
+              <w:ind w:firstLine="0"/>
+              <w:jc w:val="left"/>
+            </w:pPr>
+            <w:r>
+              <w:rPr>
+                <w:b/>
+                <w:sz w:val="17"/>
               </w:rPr>
               <w:t xml:space="preserve">Criterio de cierre</w:t>
             </w:r>
@@ -722,14 +771,13 @@
           <w:p>
             <w:pPr>
               <w:pStyle w:val="Compact"/>
-              <w:spacing w:line="240" w:lineRule="auto" w:after="0"/>
-              <w:ind w:firstLine="0"/>
-              <w:jc w:val="left"/>
-            </w:pPr>
-            <w:r>
-              <w:rPr>
-                <w:rFonts w:ascii="Times New Roman" w:hAnsi="Times New Roman"/>
-                <w:sz w:val="18"/>
+              <w:spacing w:line="240" w:lineRule="auto" w:after="20"/>
+              <w:ind w:firstLine="0"/>
+              <w:jc w:val="left"/>
+            </w:pPr>
+            <w:r>
+              <w:rPr>
+                <w:sz w:val="17"/>
               </w:rPr>
               <w:t xml:space="preserve">P1 – saneamiento</w:t>
             </w:r>
@@ -740,14 +788,13 @@
           <w:p>
             <w:pPr>
               <w:pStyle w:val="Compact"/>
-              <w:spacing w:line="240" w:lineRule="auto" w:after="0"/>
-              <w:ind w:firstLine="0"/>
-              <w:jc w:val="left"/>
-            </w:pPr>
-            <w:r>
-              <w:rPr>
-                <w:rFonts w:ascii="Times New Roman" w:hAnsi="Times New Roman"/>
-                <w:sz w:val="18"/>
+              <w:spacing w:line="240" w:lineRule="auto" w:after="20"/>
+              <w:ind w:firstLine="0"/>
+              <w:jc w:val="left"/>
+            </w:pPr>
+            <w:r>
+              <w:rPr>
+                <w:sz w:val="17"/>
               </w:rPr>
               <w:t xml:space="preserve">Congelar commit, corregir README, inventariar secretos y dependencias</w:t>
             </w:r>
@@ -758,14 +805,13 @@
           <w:p>
             <w:pPr>
               <w:pStyle w:val="Compact"/>
-              <w:spacing w:line="240" w:lineRule="auto" w:after="0"/>
-              <w:ind w:firstLine="0"/>
-              <w:jc w:val="left"/>
-            </w:pPr>
-            <w:r>
-              <w:rPr>
-                <w:rFonts w:ascii="Times New Roman" w:hAnsi="Times New Roman"/>
-                <w:sz w:val="18"/>
+              <w:spacing w:line="240" w:lineRule="auto" w:after="20"/>
+              <w:ind w:firstLine="0"/>
+              <w:jc w:val="left"/>
+            </w:pPr>
+            <w:r>
+              <w:rPr>
+                <w:sz w:val="17"/>
               </w:rPr>
               <w:t xml:space="preserve">Inventario y .env.example publicados</w:t>
             </w:r>
@@ -778,14 +824,13 @@
           <w:p>
             <w:pPr>
               <w:pStyle w:val="Compact"/>
-              <w:spacing w:line="240" w:lineRule="auto" w:after="0"/>
-              <w:ind w:firstLine="0"/>
-              <w:jc w:val="left"/>
-            </w:pPr>
-            <w:r>
-              <w:rPr>
-                <w:rFonts w:ascii="Times New Roman" w:hAnsi="Times New Roman"/>
-                <w:sz w:val="18"/>
+              <w:spacing w:line="240" w:lineRule="auto" w:after="20"/>
+              <w:ind w:firstLine="0"/>
+              <w:jc w:val="left"/>
+            </w:pPr>
+            <w:r>
+              <w:rPr>
+                <w:sz w:val="17"/>
               </w:rPr>
               <w:t xml:space="preserve">P2 – integridad</w:t>
             </w:r>
@@ -796,14 +841,13 @@
           <w:p>
             <w:pPr>
               <w:pStyle w:val="Compact"/>
-              <w:spacing w:line="240" w:lineRule="auto" w:after="0"/>
-              <w:ind w:firstLine="0"/>
-              <w:jc w:val="left"/>
-            </w:pPr>
-            <w:r>
-              <w:rPr>
-                <w:rFonts w:ascii="Times New Roman" w:hAnsi="Times New Roman"/>
-                <w:sz w:val="18"/>
+              <w:spacing w:line="240" w:lineRule="auto" w:after="20"/>
+              <w:ind w:firstLine="0"/>
+              <w:jc w:val="left"/>
+            </w:pPr>
+            <w:r>
+              <w:rPr>
+                <w:sz w:val="17"/>
               </w:rPr>
               <w:t xml:space="preserve">Migraciones reproducibles, pruebas CRUD por proveedor objetivo</w:t>
             </w:r>
@@ -814,14 +858,13 @@
           <w:p>
             <w:pPr>
               <w:pStyle w:val="Compact"/>
-              <w:spacing w:line="240" w:lineRule="auto" w:after="0"/>
-              <w:ind w:firstLine="0"/>
-              <w:jc w:val="left"/>
-            </w:pPr>
-            <w:r>
-              <w:rPr>
-                <w:rFonts w:ascii="Times New Roman" w:hAnsi="Times New Roman"/>
-                <w:sz w:val="18"/>
+              <w:spacing w:line="240" w:lineRule="auto" w:after="20"/>
+              <w:ind w:firstLine="0"/>
+              <w:jc w:val="left"/>
+            </w:pPr>
+            <w:r>
+              <w:rPr>
+                <w:sz w:val="17"/>
               </w:rPr>
               <w:t xml:space="preserve">Test y restauración pasan</w:t>
             </w:r>
@@ -834,14 +877,13 @@
           <w:p>
             <w:pPr>
               <w:pStyle w:val="Compact"/>
-              <w:spacing w:line="240" w:lineRule="auto" w:after="0"/>
-              <w:ind w:firstLine="0"/>
-              <w:jc w:val="left"/>
-            </w:pPr>
-            <w:r>
-              <w:rPr>
-                <w:rFonts w:ascii="Times New Roman" w:hAnsi="Times New Roman"/>
-                <w:sz w:val="18"/>
+              <w:spacing w:line="240" w:lineRule="auto" w:after="20"/>
+              <w:ind w:firstLine="0"/>
+              <w:jc w:val="left"/>
+            </w:pPr>
+            <w:r>
+              <w:rPr>
+                <w:sz w:val="17"/>
               </w:rPr>
               <w:t xml:space="preserve">P3 – autorizaciones</w:t>
             </w:r>
@@ -852,14 +894,13 @@
           <w:p>
             <w:pPr>
               <w:pStyle w:val="Compact"/>
-              <w:spacing w:line="240" w:lineRule="auto" w:after="0"/>
-              <w:ind w:firstLine="0"/>
-              <w:jc w:val="left"/>
-            </w:pPr>
-            <w:r>
-              <w:rPr>
-                <w:rFonts w:ascii="Times New Roman" w:hAnsi="Times New Roman"/>
-                <w:sz w:val="18"/>
+              <w:spacing w:line="240" w:lineRule="auto" w:after="20"/>
+              <w:ind w:firstLine="0"/>
+              <w:jc w:val="left"/>
+            </w:pPr>
+            <w:r>
+              <w:rPr>
+                <w:sz w:val="17"/>
               </w:rPr>
               <w:t xml:space="preserve">Matriz rol/recurso/sede; pruebas negativas</w:t>
             </w:r>
@@ -870,14 +911,13 @@
           <w:p>
             <w:pPr>
               <w:pStyle w:val="Compact"/>
-              <w:spacing w:line="240" w:lineRule="auto" w:after="0"/>
-              <w:ind w:firstLine="0"/>
-              <w:jc w:val="left"/>
-            </w:pPr>
-            <w:r>
-              <w:rPr>
-                <w:rFonts w:ascii="Times New Roman" w:hAnsi="Times New Roman"/>
-                <w:sz w:val="18"/>
+              <w:spacing w:line="240" w:lineRule="auto" w:after="20"/>
+              <w:ind w:firstLine="0"/>
+              <w:jc w:val="left"/>
+            </w:pPr>
+            <w:r>
+              <w:rPr>
+                <w:sz w:val="17"/>
               </w:rPr>
               <w:t xml:space="preserve">0 accesos indebidos en matriz</w:t>
             </w:r>
@@ -890,14 +930,13 @@
           <w:p>
             <w:pPr>
               <w:pStyle w:val="Compact"/>
-              <w:spacing w:line="240" w:lineRule="auto" w:after="0"/>
-              <w:ind w:firstLine="0"/>
-              <w:jc w:val="left"/>
-            </w:pPr>
-            <w:r>
-              <w:rPr>
-                <w:rFonts w:ascii="Times New Roman" w:hAnsi="Times New Roman"/>
-                <w:sz w:val="18"/>
+              <w:spacing w:line="240" w:lineRule="auto" w:after="20"/>
+              <w:ind w:firstLine="0"/>
+              <w:jc w:val="left"/>
+            </w:pPr>
+            <w:r>
+              <w:rPr>
+                <w:sz w:val="17"/>
               </w:rPr>
               <w:t xml:space="preserve">P4 – pagos</w:t>
             </w:r>
@@ -908,14 +947,13 @@
           <w:p>
             <w:pPr>
               <w:pStyle w:val="Compact"/>
-              <w:spacing w:line="240" w:lineRule="auto" w:after="0"/>
-              <w:ind w:firstLine="0"/>
-              <w:jc w:val="left"/>
-            </w:pPr>
-            <w:r>
-              <w:rPr>
-                <w:rFonts w:ascii="Times New Roman" w:hAnsi="Times New Roman"/>
-                <w:sz w:val="18"/>
+              <w:spacing w:line="240" w:lineRule="auto" w:after="20"/>
+              <w:ind w:firstLine="0"/>
+              <w:jc w:val="left"/>
+            </w:pPr>
+            <w:r>
+              <w:rPr>
+                <w:sz w:val="17"/>
               </w:rPr>
               <w:t xml:space="preserve">Sandbox Wompi, validación de firmas y duplicados</w:t>
             </w:r>
@@ -926,14 +964,13 @@
           <w:p>
             <w:pPr>
               <w:pStyle w:val="Compact"/>
-              <w:spacing w:line="240" w:lineRule="auto" w:after="0"/>
-              <w:ind w:firstLine="0"/>
-              <w:jc w:val="left"/>
-            </w:pPr>
-            <w:r>
-              <w:rPr>
-                <w:rFonts w:ascii="Times New Roman" w:hAnsi="Times New Roman"/>
-                <w:sz w:val="18"/>
+              <w:spacing w:line="240" w:lineRule="auto" w:after="20"/>
+              <w:ind w:firstLine="0"/>
+              <w:jc w:val="left"/>
+            </w:pPr>
+            <w:r>
+              <w:rPr>
+                <w:sz w:val="17"/>
               </w:rPr>
               <w:t xml:space="preserve">Conciliación sin doble cargo</w:t>
             </w:r>
@@ -946,14 +983,13 @@
           <w:p>
             <w:pPr>
               <w:pStyle w:val="Compact"/>
-              <w:spacing w:line="240" w:lineRule="auto" w:after="0"/>
-              <w:ind w:firstLine="0"/>
-              <w:jc w:val="left"/>
-            </w:pPr>
-            <w:r>
-              <w:rPr>
-                <w:rFonts w:ascii="Times New Roman" w:hAnsi="Times New Roman"/>
-                <w:sz w:val="18"/>
+              <w:spacing w:line="240" w:lineRule="auto" w:after="20"/>
+              <w:ind w:firstLine="0"/>
+              <w:jc w:val="left"/>
+            </w:pPr>
+            <w:r>
+              <w:rPr>
+                <w:sz w:val="17"/>
               </w:rPr>
               <w:t xml:space="preserve">P5 – operación</w:t>
             </w:r>
@@ -964,14 +1000,13 @@
           <w:p>
             <w:pPr>
               <w:pStyle w:val="Compact"/>
-              <w:spacing w:line="240" w:lineRule="auto" w:after="0"/>
-              <w:ind w:firstLine="0"/>
-              <w:jc w:val="left"/>
-            </w:pPr>
-            <w:r>
-              <w:rPr>
-                <w:rFonts w:ascii="Times New Roman" w:hAnsi="Times New Roman"/>
-                <w:sz w:val="18"/>
+              <w:spacing w:line="240" w:lineRule="auto" w:after="20"/>
+              <w:ind w:firstLine="0"/>
+              <w:jc w:val="left"/>
+            </w:pPr>
+            <w:r>
+              <w:rPr>
+                <w:sz w:val="17"/>
               </w:rPr>
               <w:t xml:space="preserve">Ensayos E2E y monitoreo; backup/restore</w:t>
             </w:r>
@@ -982,14 +1017,13 @@
           <w:p>
             <w:pPr>
               <w:pStyle w:val="Compact"/>
-              <w:spacing w:line="240" w:lineRule="auto" w:after="0"/>
-              <w:ind w:firstLine="0"/>
-              <w:jc w:val="left"/>
-            </w:pPr>
-            <w:r>
-              <w:rPr>
-                <w:rFonts w:ascii="Times New Roman" w:hAnsi="Times New Roman"/>
-                <w:sz w:val="18"/>
+              <w:spacing w:line="240" w:lineRule="auto" w:after="20"/>
+              <w:ind w:firstLine="0"/>
+              <w:jc w:val="left"/>
+            </w:pPr>
+            <w:r>
+              <w:rPr>
+                <w:sz w:val="17"/>
               </w:rPr>
               <w:t xml:space="preserve">Evidencias firmadas por QA</w:t>
             </w:r>
@@ -1002,14 +1036,13 @@
           <w:p>
             <w:pPr>
               <w:pStyle w:val="Compact"/>
-              <w:spacing w:line="240" w:lineRule="auto" w:after="0"/>
-              <w:ind w:firstLine="0"/>
-              <w:jc w:val="left"/>
-            </w:pPr>
-            <w:r>
-              <w:rPr>
-                <w:rFonts w:ascii="Times New Roman" w:hAnsi="Times New Roman"/>
-                <w:sz w:val="18"/>
+              <w:spacing w:line="240" w:lineRule="auto" w:after="20"/>
+              <w:ind w:firstLine="0"/>
+              <w:jc w:val="left"/>
+            </w:pPr>
+            <w:r>
+              <w:rPr>
+                <w:sz w:val="17"/>
               </w:rPr>
               <w:t xml:space="preserve">P6 – entrega</w:t>
             </w:r>
@@ -1020,14 +1053,13 @@
           <w:p>
             <w:pPr>
               <w:pStyle w:val="Compact"/>
-              <w:spacing w:line="240" w:lineRule="auto" w:after="0"/>
-              <w:ind w:firstLine="0"/>
-              <w:jc w:val="left"/>
-            </w:pPr>
-            <w:r>
-              <w:rPr>
-                <w:rFonts w:ascii="Times New Roman" w:hAnsi="Times New Roman"/>
-                <w:sz w:val="18"/>
+              <w:spacing w:line="240" w:lineRule="auto" w:after="20"/>
+              <w:ind w:firstLine="0"/>
+              <w:jc w:val="left"/>
+            </w:pPr>
+            <w:r>
+              <w:rPr>
+                <w:sz w:val="17"/>
               </w:rPr>
               <w:t xml:space="preserve">Manual de usuario, capacitación, revisión académica</w:t>
             </w:r>
@@ -1038,14 +1070,13 @@
           <w:p>
             <w:pPr>
               <w:pStyle w:val="Compact"/>
-              <w:spacing w:line="240" w:lineRule="auto" w:after="0"/>
-              <w:ind w:firstLine="0"/>
-              <w:jc w:val="left"/>
-            </w:pPr>
-            <w:r>
-              <w:rPr>
-                <w:rFonts w:ascii="Times New Roman" w:hAnsi="Times New Roman"/>
-                <w:sz w:val="18"/>
+              <w:spacing w:line="240" w:lineRule="auto" w:after="20"/>
+              <w:ind w:firstLine="0"/>
+              <w:jc w:val="left"/>
+            </w:pPr>
+            <w:r>
+              <w:rPr>
+                <w:sz w:val="17"/>
               </w:rPr>
               <w:t xml:space="preserve">Acta de aceptación</w:t>
             </w:r>
@@ -1059,20 +1090,16 @@
       <w:pPr>
         <w:pStyle w:val="Heading2"/>
         <w:keepNext/>
-        <w:ind w:firstLine="0"/>
-      </w:pPr>
-      <w:r>
-        <w:rPr>
-          <w:color w:val="000000"/>
-        </w:rPr>
+        <w:spacing w:line="264" w:lineRule="auto"/>
+      </w:pPr>
+      <w:r>
         <w:t xml:space="preserve">5. Recursos y condiciones</w:t>
       </w:r>
     </w:p>
     <w:p>
       <w:pPr>
         <w:pStyle w:val="FirstParagraph"/>
-        <w:spacing w:line="480" w:lineRule="auto" w:after="0"/>
-        <w:ind w:firstLine="720"/>
+        <w:spacing w:line="396" w:lineRule="auto" w:after="100"/>
       </w:pPr>
       <w:r>
         <w:t xml:space="preserve">Ambiente de desarrollo: .NET SDK 8, Node/npm, repositorios, motor DB compatible, conexión a sandbox Wompi, entorno Expo (SDK y dispositivo/emulador), herramientas de pruebas API y un lugar seguro para secretos. Host, proveedor, precio y SLA de producción quedan sujetos a decisión del equipo; no se asignan precios sin cotización actual.</w:t>
@@ -1084,12 +1111,9 @@
       <w:pPr>
         <w:pStyle w:val="Heading2"/>
         <w:keepNext/>
-        <w:ind w:firstLine="0"/>
-      </w:pPr>
-      <w:r>
-        <w:rPr>
-          <w:color w:val="000000"/>
-        </w:rPr>
+        <w:spacing w:line="264" w:lineRule="auto"/>
+      </w:pPr>
+      <w:r>
         <w:t xml:space="preserve">6. Riesgos priorizados</w:t>
       </w:r>
     </w:p>
@@ -1098,7 +1122,7 @@
         <w:tblStyle w:val="Table"/>
         <w:tblW w:type="pct" w:w="5000"/>
         <w:jc w:val="left"/>
-        <w:tblLayout w:type="fixed"/>
+        <w:tblLayout w:type="autofit"/>
         <w:tblLook w:firstRow="1" w:lastRow="0" w:firstColumn="0" w:lastColumn="0" w:noHBand="0" w:noVBand="0" w:val="0020"/>
       </w:tblPr>
       <w:tblGrid>
@@ -1116,14 +1140,14 @@
           <w:p>
             <w:pPr>
               <w:pStyle w:val="Compact"/>
-              <w:spacing w:line="240" w:lineRule="auto" w:after="0"/>
-              <w:ind w:firstLine="0"/>
-              <w:jc w:val="left"/>
-            </w:pPr>
-            <w:r>
-              <w:rPr>
-                <w:rFonts w:ascii="Times New Roman" w:hAnsi="Times New Roman"/>
-                <w:sz w:val="18"/>
+              <w:spacing w:line="240" w:lineRule="auto" w:after="20"/>
+              <w:ind w:firstLine="0"/>
+              <w:jc w:val="left"/>
+            </w:pPr>
+            <w:r>
+              <w:rPr>
+                <w:b/>
+                <w:sz w:val="17"/>
               </w:rPr>
               <w:t xml:space="preserve">Riesgo</w:t>
             </w:r>
@@ -1134,14 +1158,14 @@
           <w:p>
             <w:pPr>
               <w:pStyle w:val="Compact"/>
-              <w:spacing w:line="240" w:lineRule="auto" w:after="0"/>
-              <w:ind w:firstLine="0"/>
-              <w:jc w:val="left"/>
-            </w:pPr>
-            <w:r>
-              <w:rPr>
-                <w:rFonts w:ascii="Times New Roman" w:hAnsi="Times New Roman"/>
-                <w:sz w:val="18"/>
+              <w:spacing w:line="240" w:lineRule="auto" w:after="20"/>
+              <w:ind w:firstLine="0"/>
+              <w:jc w:val="left"/>
+            </w:pPr>
+            <w:r>
+              <w:rPr>
+                <w:b/>
+                <w:sz w:val="17"/>
               </w:rPr>
               <w:t xml:space="preserve">Impacto</w:t>
             </w:r>
@@ -1152,14 +1176,14 @@
           <w:p>
             <w:pPr>
               <w:pStyle w:val="Compact"/>
-              <w:spacing w:line="240" w:lineRule="auto" w:after="0"/>
-              <w:ind w:firstLine="0"/>
-              <w:jc w:val="left"/>
-            </w:pPr>
-            <w:r>
-              <w:rPr>
-                <w:rFonts w:ascii="Times New Roman" w:hAnsi="Times New Roman"/>
-                <w:sz w:val="18"/>
+              <w:spacing w:line="240" w:lineRule="auto" w:after="20"/>
+              <w:ind w:firstLine="0"/>
+              <w:jc w:val="left"/>
+            </w:pPr>
+            <w:r>
+              <w:rPr>
+                <w:b/>
+                <w:sz w:val="17"/>
               </w:rPr>
               <w:t xml:space="preserve">Respuesta</w:t>
             </w:r>
@@ -1172,14 +1196,13 @@
           <w:p>
             <w:pPr>
               <w:pStyle w:val="Compact"/>
-              <w:spacing w:line="240" w:lineRule="auto" w:after="0"/>
-              <w:ind w:firstLine="0"/>
-              <w:jc w:val="left"/>
-            </w:pPr>
-            <w:r>
-              <w:rPr>
-                <w:rFonts w:ascii="Times New Roman" w:hAnsi="Times New Roman"/>
-                <w:sz w:val="18"/>
+              <w:spacing w:line="240" w:lineRule="auto" w:after="20"/>
+              <w:ind w:firstLine="0"/>
+              <w:jc w:val="left"/>
+            </w:pPr>
+            <w:r>
+              <w:rPr>
+                <w:sz w:val="17"/>
               </w:rPr>
               <w:t xml:space="preserve">Duplicado de webhook</w:t>
             </w:r>
@@ -1190,14 +1213,13 @@
           <w:p>
             <w:pPr>
               <w:pStyle w:val="Compact"/>
-              <w:spacing w:line="240" w:lineRule="auto" w:after="0"/>
-              <w:ind w:firstLine="0"/>
-              <w:jc w:val="left"/>
-            </w:pPr>
-            <w:r>
-              <w:rPr>
-                <w:rFonts w:ascii="Times New Roman" w:hAnsi="Times New Roman"/>
-                <w:sz w:val="18"/>
+              <w:spacing w:line="240" w:lineRule="auto" w:after="20"/>
+              <w:ind w:firstLine="0"/>
+              <w:jc w:val="left"/>
+            </w:pPr>
+            <w:r>
+              <w:rPr>
+                <w:sz w:val="17"/>
               </w:rPr>
               <w:t xml:space="preserve">Alto</w:t>
             </w:r>
@@ -1208,14 +1230,13 @@
           <w:p>
             <w:pPr>
               <w:pStyle w:val="Compact"/>
-              <w:spacing w:line="240" w:lineRule="auto" w:after="0"/>
-              <w:ind w:firstLine="0"/>
-              <w:jc w:val="left"/>
-            </w:pPr>
-            <w:r>
-              <w:rPr>
-                <w:rFonts w:ascii="Times New Roman" w:hAnsi="Times New Roman"/>
-                <w:sz w:val="18"/>
+              <w:spacing w:line="240" w:lineRule="auto" w:after="20"/>
+              <w:ind w:firstLine="0"/>
+              <w:jc w:val="left"/>
+            </w:pPr>
+            <w:r>
+              <w:rPr>
+                <w:sz w:val="17"/>
               </w:rPr>
               <w:t xml:space="preserve">Idempotencia/firmas/eventos</w:t>
             </w:r>
@@ -1228,14 +1249,13 @@
           <w:p>
             <w:pPr>
               <w:pStyle w:val="Compact"/>
-              <w:spacing w:line="240" w:lineRule="auto" w:after="0"/>
-              <w:ind w:firstLine="0"/>
-              <w:jc w:val="left"/>
-            </w:pPr>
-            <w:r>
-              <w:rPr>
-                <w:rFonts w:ascii="Times New Roman" w:hAnsi="Times New Roman"/>
-                <w:sz w:val="18"/>
+              <w:spacing w:line="240" w:lineRule="auto" w:after="20"/>
+              <w:ind w:firstLine="0"/>
+              <w:jc w:val="left"/>
+            </w:pPr>
+            <w:r>
+              <w:rPr>
+                <w:sz w:val="17"/>
               </w:rPr>
               <w:t xml:space="preserve">Token o privilegios insuficientes</w:t>
             </w:r>
@@ -1246,14 +1266,13 @@
           <w:p>
             <w:pPr>
               <w:pStyle w:val="Compact"/>
-              <w:spacing w:line="240" w:lineRule="auto" w:after="0"/>
-              <w:ind w:firstLine="0"/>
-              <w:jc w:val="left"/>
-            </w:pPr>
-            <w:r>
-              <w:rPr>
-                <w:rFonts w:ascii="Times New Roman" w:hAnsi="Times New Roman"/>
-                <w:sz w:val="18"/>
+              <w:spacing w:line="240" w:lineRule="auto" w:after="20"/>
+              <w:ind w:firstLine="0"/>
+              <w:jc w:val="left"/>
+            </w:pPr>
+            <w:r>
+              <w:rPr>
+                <w:sz w:val="17"/>
               </w:rPr>
               <w:t xml:space="preserve">Alto</w:t>
             </w:r>
@@ -1264,14 +1283,13 @@
           <w:p>
             <w:pPr>
               <w:pStyle w:val="Compact"/>
-              <w:spacing w:line="240" w:lineRule="auto" w:after="0"/>
-              <w:ind w:firstLine="0"/>
-              <w:jc w:val="left"/>
-            </w:pPr>
-            <w:r>
-              <w:rPr>
-                <w:rFonts w:ascii="Times New Roman" w:hAnsi="Times New Roman"/>
-                <w:sz w:val="18"/>
+              <w:spacing w:line="240" w:lineRule="auto" w:after="20"/>
+              <w:ind w:firstLine="0"/>
+              <w:jc w:val="left"/>
+            </w:pPr>
+            <w:r>
+              <w:rPr>
+                <w:sz w:val="17"/>
               </w:rPr>
               <w:t xml:space="preserve">Pruebas OWASP API1/API5</w:t>
             </w:r>
@@ -1284,14 +1302,13 @@
           <w:p>
             <w:pPr>
               <w:pStyle w:val="Compact"/>
-              <w:spacing w:line="240" w:lineRule="auto" w:after="0"/>
-              <w:ind w:firstLine="0"/>
-              <w:jc w:val="left"/>
-            </w:pPr>
-            <w:r>
-              <w:rPr>
-                <w:rFonts w:ascii="Times New Roman" w:hAnsi="Times New Roman"/>
-                <w:sz w:val="18"/>
+              <w:spacing w:line="240" w:lineRule="auto" w:after="20"/>
+              <w:ind w:firstLine="0"/>
+              <w:jc w:val="left"/>
+            </w:pPr>
+            <w:r>
+              <w:rPr>
+                <w:sz w:val="17"/>
               </w:rPr>
               <w:t xml:space="preserve">Claves subidas a repo</w:t>
             </w:r>
@@ -1302,14 +1319,13 @@
           <w:p>
             <w:pPr>
               <w:pStyle w:val="Compact"/>
-              <w:spacing w:line="240" w:lineRule="auto" w:after="0"/>
-              <w:ind w:firstLine="0"/>
-              <w:jc w:val="left"/>
-            </w:pPr>
-            <w:r>
-              <w:rPr>
-                <w:rFonts w:ascii="Times New Roman" w:hAnsi="Times New Roman"/>
-                <w:sz w:val="18"/>
+              <w:spacing w:line="240" w:lineRule="auto" w:after="20"/>
+              <w:ind w:firstLine="0"/>
+              <w:jc w:val="left"/>
+            </w:pPr>
+            <w:r>
+              <w:rPr>
+                <w:sz w:val="17"/>
               </w:rPr>
               <w:t xml:space="preserve">Alto</w:t>
             </w:r>
@@ -1320,14 +1336,13 @@
           <w:p>
             <w:pPr>
               <w:pStyle w:val="Compact"/>
-              <w:spacing w:line="240" w:lineRule="auto" w:after="0"/>
-              <w:ind w:firstLine="0"/>
-              <w:jc w:val="left"/>
-            </w:pPr>
-            <w:r>
-              <w:rPr>
-                <w:rFonts w:ascii="Times New Roman" w:hAnsi="Times New Roman"/>
-                <w:sz w:val="18"/>
+              <w:spacing w:line="240" w:lineRule="auto" w:after="20"/>
+              <w:ind w:firstLine="0"/>
+              <w:jc w:val="left"/>
+            </w:pPr>
+            <w:r>
+              <w:rPr>
+                <w:sz w:val="17"/>
               </w:rPr>
               <w:t xml:space="preserve">Escaneo y rotación</w:t>
             </w:r>
@@ -1340,14 +1355,13 @@
           <w:p>
             <w:pPr>
               <w:pStyle w:val="Compact"/>
-              <w:spacing w:line="240" w:lineRule="auto" w:after="0"/>
-              <w:ind w:firstLine="0"/>
-              <w:jc w:val="left"/>
-            </w:pPr>
-            <w:r>
-              <w:rPr>
-                <w:rFonts w:ascii="Times New Roman" w:hAnsi="Times New Roman"/>
-                <w:sz w:val="18"/>
+              <w:spacing w:line="240" w:lineRule="auto" w:after="20"/>
+              <w:ind w:firstLine="0"/>
+              <w:jc w:val="left"/>
+            </w:pPr>
+            <w:r>
+              <w:rPr>
+                <w:sz w:val="17"/>
               </w:rPr>
               <w:t xml:space="preserve">Migración automática al iniciar</w:t>
             </w:r>
@@ -1358,14 +1372,13 @@
           <w:p>
             <w:pPr>
               <w:pStyle w:val="Compact"/>
-              <w:spacing w:line="240" w:lineRule="auto" w:after="0"/>
-              <w:ind w:firstLine="0"/>
-              <w:jc w:val="left"/>
-            </w:pPr>
-            <w:r>
-              <w:rPr>
-                <w:rFonts w:ascii="Times New Roman" w:hAnsi="Times New Roman"/>
-                <w:sz w:val="18"/>
+              <w:spacing w:line="240" w:lineRule="auto" w:after="20"/>
+              <w:ind w:firstLine="0"/>
+              <w:jc w:val="left"/>
+            </w:pPr>
+            <w:r>
+              <w:rPr>
+                <w:sz w:val="17"/>
               </w:rPr>
               <w:t xml:space="preserve">Medio/alto</w:t>
             </w:r>
@@ -1376,14 +1389,13 @@
           <w:p>
             <w:pPr>
               <w:pStyle w:val="Compact"/>
-              <w:spacing w:line="240" w:lineRule="auto" w:after="0"/>
-              <w:ind w:firstLine="0"/>
-              <w:jc w:val="left"/>
-            </w:pPr>
-            <w:r>
-              <w:rPr>
-                <w:rFonts w:ascii="Times New Roman" w:hAnsi="Times New Roman"/>
-                <w:sz w:val="18"/>
+              <w:spacing w:line="240" w:lineRule="auto" w:after="20"/>
+              <w:ind w:firstLine="0"/>
+              <w:jc w:val="left"/>
+            </w:pPr>
+            <w:r>
+              <w:rPr>
+                <w:sz w:val="17"/>
               </w:rPr>
               <w:t xml:space="preserve">Revisar estrategia en producción</w:t>
             </w:r>
@@ -1396,14 +1408,13 @@
           <w:p>
             <w:pPr>
               <w:pStyle w:val="Compact"/>
-              <w:spacing w:line="240" w:lineRule="auto" w:after="0"/>
-              <w:ind w:firstLine="0"/>
-              <w:jc w:val="left"/>
-            </w:pPr>
-            <w:r>
-              <w:rPr>
-                <w:rFonts w:ascii="Times New Roman" w:hAnsi="Times New Roman"/>
-                <w:sz w:val="18"/>
+              <w:spacing w:line="240" w:lineRule="auto" w:after="20"/>
+              <w:ind w:firstLine="0"/>
+              <w:jc w:val="left"/>
+            </w:pPr>
+            <w:r>
+              <w:rPr>
+                <w:sz w:val="17"/>
               </w:rPr>
               <w:t xml:space="preserve">CORS permisivo de desarrollo</w:t>
             </w:r>
@@ -1414,14 +1425,13 @@
           <w:p>
             <w:pPr>
               <w:pStyle w:val="Compact"/>
-              <w:spacing w:line="240" w:lineRule="auto" w:after="0"/>
-              <w:ind w:firstLine="0"/>
-              <w:jc w:val="left"/>
-            </w:pPr>
-            <w:r>
-              <w:rPr>
-                <w:rFonts w:ascii="Times New Roman" w:hAnsi="Times New Roman"/>
-                <w:sz w:val="18"/>
+              <w:spacing w:line="240" w:lineRule="auto" w:after="20"/>
+              <w:ind w:firstLine="0"/>
+              <w:jc w:val="left"/>
+            </w:pPr>
+            <w:r>
+              <w:rPr>
+                <w:sz w:val="17"/>
               </w:rPr>
               <w:t xml:space="preserve">Alto</w:t>
             </w:r>
@@ -1432,14 +1442,13 @@
           <w:p>
             <w:pPr>
               <w:pStyle w:val="Compact"/>
-              <w:spacing w:line="240" w:lineRule="auto" w:after="0"/>
-              <w:ind w:firstLine="0"/>
-              <w:jc w:val="left"/>
-            </w:pPr>
-            <w:r>
-              <w:rPr>
-                <w:rFonts w:ascii="Times New Roman" w:hAnsi="Times New Roman"/>
-                <w:sz w:val="18"/>
+              <w:spacing w:line="240" w:lineRule="auto" w:after="20"/>
+              <w:ind w:firstLine="0"/>
+              <w:jc w:val="left"/>
+            </w:pPr>
+            <w:r>
+              <w:rPr>
+                <w:sz w:val="17"/>
               </w:rPr>
               <w:t xml:space="preserve">Lista estricta de orígenes reales</w:t>
             </w:r>
@@ -1452,14 +1461,13 @@
           <w:p>
             <w:pPr>
               <w:pStyle w:val="Compact"/>
-              <w:spacing w:line="240" w:lineRule="auto" w:after="0"/>
-              <w:ind w:firstLine="0"/>
-              <w:jc w:val="left"/>
-            </w:pPr>
-            <w:r>
-              <w:rPr>
-                <w:rFonts w:ascii="Times New Roman" w:hAnsi="Times New Roman"/>
-                <w:sz w:val="18"/>
+              <w:spacing w:line="240" w:lineRule="auto" w:after="20"/>
+              <w:ind w:firstLine="0"/>
+              <w:jc w:val="left"/>
+            </w:pPr>
+            <w:r>
+              <w:rPr>
+                <w:sz w:val="17"/>
               </w:rPr>
               <w:t xml:space="preserve">Caída de SignalR</w:t>
             </w:r>
@@ -1470,14 +1478,13 @@
           <w:p>
             <w:pPr>
               <w:pStyle w:val="Compact"/>
-              <w:spacing w:line="240" w:lineRule="auto" w:after="0"/>
-              <w:ind w:firstLine="0"/>
-              <w:jc w:val="left"/>
-            </w:pPr>
-            <w:r>
-              <w:rPr>
-                <w:rFonts w:ascii="Times New Roman" w:hAnsi="Times New Roman"/>
-                <w:sz w:val="18"/>
+              <w:spacing w:line="240" w:lineRule="auto" w:after="20"/>
+              <w:ind w:firstLine="0"/>
+              <w:jc w:val="left"/>
+            </w:pPr>
+            <w:r>
+              <w:rPr>
+                <w:sz w:val="17"/>
               </w:rPr>
               <w:t xml:space="preserve">Medio</w:t>
             </w:r>
@@ -1488,14 +1495,13 @@
           <w:p>
             <w:pPr>
               <w:pStyle w:val="Compact"/>
-              <w:spacing w:line="240" w:lineRule="auto" w:after="0"/>
-              <w:ind w:firstLine="0"/>
-              <w:jc w:val="left"/>
-            </w:pPr>
-            <w:r>
-              <w:rPr>
-                <w:rFonts w:ascii="Times New Roman" w:hAnsi="Times New Roman"/>
-                <w:sz w:val="18"/>
+              <w:spacing w:line="240" w:lineRule="auto" w:after="20"/>
+              <w:ind w:firstLine="0"/>
+              <w:jc w:val="left"/>
+            </w:pPr>
+            <w:r>
+              <w:rPr>
+                <w:sz w:val="17"/>
               </w:rPr>
               <w:t xml:space="preserve">Reconexión + reconciliación por REST</w:t>
             </w:r>
@@ -1508,14 +1514,13 @@
           <w:p>
             <w:pPr>
               <w:pStyle w:val="Compact"/>
-              <w:spacing w:line="240" w:lineRule="auto" w:after="0"/>
-              <w:ind w:firstLine="0"/>
-              <w:jc w:val="left"/>
-            </w:pPr>
-            <w:r>
-              <w:rPr>
-                <w:rFonts w:ascii="Times New Roman" w:hAnsi="Times New Roman"/>
-                <w:sz w:val="18"/>
+              <w:spacing w:line="240" w:lineRule="auto" w:after="20"/>
+              <w:ind w:firstLine="0"/>
+              <w:jc w:val="left"/>
+            </w:pPr>
+            <w:r>
+              <w:rPr>
+                <w:sz w:val="17"/>
               </w:rPr>
               <w:t xml:space="preserve">Cobertura de pruebas desconocida</w:t>
             </w:r>
@@ -1526,14 +1531,13 @@
           <w:p>
             <w:pPr>
               <w:pStyle w:val="Compact"/>
-              <w:spacing w:line="240" w:lineRule="auto" w:after="0"/>
-              <w:ind w:firstLine="0"/>
-              <w:jc w:val="left"/>
-            </w:pPr>
-            <w:r>
-              <w:rPr>
-                <w:rFonts w:ascii="Times New Roman" w:hAnsi="Times New Roman"/>
-                <w:sz w:val="18"/>
+              <w:spacing w:line="240" w:lineRule="auto" w:after="20"/>
+              <w:ind w:firstLine="0"/>
+              <w:jc w:val="left"/>
+            </w:pPr>
+            <w:r>
+              <w:rPr>
+                <w:sz w:val="17"/>
               </w:rPr>
               <w:t xml:space="preserve">Alto</w:t>
             </w:r>
@@ -1544,14 +1548,13 @@
           <w:p>
             <w:pPr>
               <w:pStyle w:val="Compact"/>
-              <w:spacing w:line="240" w:lineRule="auto" w:after="0"/>
-              <w:ind w:firstLine="0"/>
-              <w:jc w:val="left"/>
-            </w:pPr>
-            <w:r>
-              <w:rPr>
-                <w:rFonts w:ascii="Times New Roman" w:hAnsi="Times New Roman"/>
-                <w:sz w:val="18"/>
+              <w:spacing w:line="240" w:lineRule="auto" w:after="20"/>
+              <w:ind w:firstLine="0"/>
+              <w:jc w:val="left"/>
+            </w:pPr>
+            <w:r>
+              <w:rPr>
+                <w:sz w:val="17"/>
               </w:rPr>
               <w:t xml:space="preserve">Construir pipeline CI</w:t>
             </w:r>
@@ -1565,20 +1568,16 @@
       <w:pPr>
         <w:pStyle w:val="Heading2"/>
         <w:keepNext/>
-        <w:ind w:firstLine="0"/>
-      </w:pPr>
-      <w:r>
-        <w:rPr>
-          <w:color w:val="000000"/>
-        </w:rPr>
+        <w:spacing w:line="264" w:lineRule="auto"/>
+      </w:pPr>
+      <w:r>
         <w:t xml:space="preserve">7. Criterios de éxito (a medir)</w:t>
       </w:r>
     </w:p>
     <w:p>
       <w:pPr>
         <w:pStyle w:val="FirstParagraph"/>
-        <w:spacing w:line="480" w:lineRule="auto" w:after="0"/>
-        <w:ind w:firstLine="720"/>
+        <w:spacing w:line="396" w:lineRule="auto" w:after="100"/>
       </w:pPr>
       <w:r>
         <w:t xml:space="preserve">Operaciones funcionales críticas aprobadas, porcentaje de requisitos cubiertos por pruebas, incidencias bloqueantes resueltas, p95 de operaciones según carga acordada, trazabilidad de pagos y accesibilidad básica. Este plan no registra resultados cumplidos antes de ejecutar pruebas.</w:t>
@@ -1590,12 +1589,9 @@
       <w:pPr>
         <w:pStyle w:val="Heading2"/>
         <w:keepNext/>
-        <w:ind w:firstLine="0"/>
-      </w:pPr>
-      <w:r>
-        <w:rPr>
-          <w:color w:val="000000"/>
-        </w:rPr>
+        <w:spacing w:line="264" w:lineRule="auto"/>
+      </w:pPr>
+      <w:r>
         <w:t xml:space="preserve">8. Plan de trabajo profesional</w:t>
       </w:r>
     </w:p>
@@ -1604,7 +1600,7 @@
         <w:tblStyle w:val="Table"/>
         <w:tblW w:type="pct" w:w="5000"/>
         <w:jc w:val="left"/>
-        <w:tblLayout w:type="fixed"/>
+        <w:tblLayout w:type="autofit"/>
         <w:tblLook w:firstRow="1" w:lastRow="0" w:firstColumn="0" w:lastColumn="0" w:noHBand="0" w:noVBand="0" w:val="0020"/>
       </w:tblPr>
       <w:tblGrid>
@@ -1623,14 +1619,14 @@
           <w:p>
             <w:pPr>
               <w:pStyle w:val="Compact"/>
-              <w:spacing w:line="240" w:lineRule="auto" w:after="0"/>
-              <w:ind w:firstLine="0"/>
-              <w:jc w:val="left"/>
-            </w:pPr>
-            <w:r>
-              <w:rPr>
-                <w:rFonts w:ascii="Times New Roman" w:hAnsi="Times New Roman"/>
-                <w:sz w:val="18"/>
+              <w:spacing w:line="240" w:lineRule="auto" w:after="20"/>
+              <w:ind w:firstLine="0"/>
+              <w:jc w:val="left"/>
+            </w:pPr>
+            <w:r>
+              <w:rPr>
+                <w:b/>
+                <w:sz w:val="17"/>
               </w:rPr>
               <w:t xml:space="preserve">Fase</w:t>
             </w:r>
@@ -1641,14 +1637,14 @@
           <w:p>
             <w:pPr>
               <w:pStyle w:val="Compact"/>
-              <w:spacing w:line="240" w:lineRule="auto" w:after="0"/>
-              <w:ind w:firstLine="0"/>
-              <w:jc w:val="left"/>
-            </w:pPr>
-            <w:r>
-              <w:rPr>
-                <w:rFonts w:ascii="Times New Roman" w:hAnsi="Times New Roman"/>
-                <w:sz w:val="18"/>
+              <w:spacing w:line="240" w:lineRule="auto" w:after="20"/>
+              <w:ind w:firstLine="0"/>
+              <w:jc w:val="left"/>
+            </w:pPr>
+            <w:r>
+              <w:rPr>
+                <w:b/>
+                <w:sz w:val="17"/>
               </w:rPr>
               <w:t xml:space="preserve">Actividad</w:t>
             </w:r>
@@ -1659,14 +1655,14 @@
           <w:p>
             <w:pPr>
               <w:pStyle w:val="Compact"/>
-              <w:spacing w:line="240" w:lineRule="auto" w:after="0"/>
-              <w:ind w:firstLine="0"/>
-              <w:jc w:val="left"/>
-            </w:pPr>
-            <w:r>
-              <w:rPr>
-                <w:rFonts w:ascii="Times New Roman" w:hAnsi="Times New Roman"/>
-                <w:sz w:val="18"/>
+              <w:spacing w:line="240" w:lineRule="auto" w:after="20"/>
+              <w:ind w:firstLine="0"/>
+              <w:jc w:val="left"/>
+            </w:pPr>
+            <w:r>
+              <w:rPr>
+                <w:b/>
+                <w:sz w:val="17"/>
               </w:rPr>
               <w:t xml:space="preserve">Entregables</w:t>
             </w:r>
@@ -1677,14 +1673,14 @@
           <w:p>
             <w:pPr>
               <w:pStyle w:val="Compact"/>
-              <w:spacing w:line="240" w:lineRule="auto" w:after="0"/>
-              <w:ind w:firstLine="0"/>
-              <w:jc w:val="left"/>
-            </w:pPr>
-            <w:r>
-              <w:rPr>
-                <w:rFonts w:ascii="Times New Roman" w:hAnsi="Times New Roman"/>
-                <w:sz w:val="18"/>
+              <w:spacing w:line="240" w:lineRule="auto" w:after="20"/>
+              <w:ind w:firstLine="0"/>
+              <w:jc w:val="left"/>
+            </w:pPr>
+            <w:r>
+              <w:rPr>
+                <w:b/>
+                <w:sz w:val="17"/>
               </w:rPr>
               <w:t xml:space="preserve">Puerta de aprobación</w:t>
             </w:r>
@@ -1697,14 +1693,13 @@
           <w:p>
             <w:pPr>
               <w:pStyle w:val="Compact"/>
-              <w:spacing w:line="240" w:lineRule="auto" w:after="0"/>
-              <w:ind w:firstLine="0"/>
-              <w:jc w:val="left"/>
-            </w:pPr>
-            <w:r>
-              <w:rPr>
-                <w:rFonts w:ascii="Times New Roman" w:hAnsi="Times New Roman"/>
-                <w:sz w:val="18"/>
+              <w:spacing w:line="240" w:lineRule="auto" w:after="20"/>
+              <w:ind w:firstLine="0"/>
+              <w:jc w:val="left"/>
+            </w:pPr>
+            <w:r>
+              <w:rPr>
+                <w:sz w:val="17"/>
               </w:rPr>
               <w:t xml:space="preserve">1</w:t>
             </w:r>
@@ -1715,14 +1710,13 @@
           <w:p>
             <w:pPr>
               <w:pStyle w:val="Compact"/>
-              <w:spacing w:line="240" w:lineRule="auto" w:after="0"/>
-              <w:ind w:firstLine="0"/>
-              <w:jc w:val="left"/>
-            </w:pPr>
-            <w:r>
-              <w:rPr>
-                <w:rFonts w:ascii="Times New Roman" w:hAnsi="Times New Roman"/>
-                <w:sz w:val="18"/>
+              <w:spacing w:line="240" w:lineRule="auto" w:after="20"/>
+              <w:ind w:firstLine="0"/>
+              <w:jc w:val="left"/>
+            </w:pPr>
+            <w:r>
+              <w:rPr>
+                <w:sz w:val="17"/>
               </w:rPr>
               <w:t xml:space="preserve">Levantamiento de alcance y criterios</w:t>
             </w:r>
@@ -1733,14 +1727,13 @@
           <w:p>
             <w:pPr>
               <w:pStyle w:val="Compact"/>
-              <w:spacing w:line="240" w:lineRule="auto" w:after="0"/>
-              <w:ind w:firstLine="0"/>
-              <w:jc w:val="left"/>
-            </w:pPr>
-            <w:r>
-              <w:rPr>
-                <w:rFonts w:ascii="Times New Roman" w:hAnsi="Times New Roman"/>
-                <w:sz w:val="18"/>
+              <w:spacing w:line="240" w:lineRule="auto" w:after="20"/>
+              <w:ind w:firstLine="0"/>
+              <w:jc w:val="left"/>
+            </w:pPr>
+            <w:r>
+              <w:rPr>
+                <w:sz w:val="17"/>
               </w:rPr>
               <w:t xml:space="preserve">Acta, actores, necesidades, matriz de requisitos</w:t>
             </w:r>
@@ -1751,14 +1744,13 @@
           <w:p>
             <w:pPr>
               <w:pStyle w:val="Compact"/>
-              <w:spacing w:line="240" w:lineRule="auto" w:after="0"/>
-              <w:ind w:firstLine="0"/>
-              <w:jc w:val="left"/>
-            </w:pPr>
-            <w:r>
-              <w:rPr>
-                <w:rFonts w:ascii="Times New Roman" w:hAnsi="Times New Roman"/>
-                <w:sz w:val="18"/>
+              <w:spacing w:line="240" w:lineRule="auto" w:after="20"/>
+              <w:ind w:firstLine="0"/>
+              <w:jc w:val="left"/>
+            </w:pPr>
+            <w:r>
+              <w:rPr>
+                <w:sz w:val="17"/>
               </w:rPr>
               <w:t xml:space="preserve">SRS aprobada, propietarios de requisitos definidos</w:t>
             </w:r>
@@ -1771,14 +1763,13 @@
           <w:p>
             <w:pPr>
               <w:pStyle w:val="Compact"/>
-              <w:spacing w:line="240" w:lineRule="auto" w:after="0"/>
-              <w:ind w:firstLine="0"/>
-              <w:jc w:val="left"/>
-            </w:pPr>
-            <w:r>
-              <w:rPr>
-                <w:rFonts w:ascii="Times New Roman" w:hAnsi="Times New Roman"/>
-                <w:sz w:val="18"/>
+              <w:spacing w:line="240" w:lineRule="auto" w:after="20"/>
+              <w:ind w:firstLine="0"/>
+              <w:jc w:val="left"/>
+            </w:pPr>
+            <w:r>
+              <w:rPr>
+                <w:sz w:val="17"/>
               </w:rPr>
               <w:t xml:space="preserve">2</w:t>
             </w:r>
@@ -1789,14 +1780,13 @@
           <w:p>
             <w:pPr>
               <w:pStyle w:val="Compact"/>
-              <w:spacing w:line="240" w:lineRule="auto" w:after="0"/>
-              <w:ind w:firstLine="0"/>
-              <w:jc w:val="left"/>
-            </w:pPr>
-            <w:r>
-              <w:rPr>
-                <w:rFonts w:ascii="Times New Roman" w:hAnsi="Times New Roman"/>
-                <w:sz w:val="18"/>
+              <w:spacing w:line="240" w:lineRule="auto" w:after="20"/>
+              <w:ind w:firstLine="0"/>
+              <w:jc w:val="left"/>
+            </w:pPr>
+            <w:r>
+              <w:rPr>
+                <w:sz w:val="17"/>
               </w:rPr>
               <w:t xml:space="preserve">Línea base de repositorios</w:t>
             </w:r>
@@ -1807,14 +1797,13 @@
           <w:p>
             <w:pPr>
               <w:pStyle w:val="Compact"/>
-              <w:spacing w:line="240" w:lineRule="auto" w:after="0"/>
-              <w:ind w:firstLine="0"/>
-              <w:jc w:val="left"/>
-            </w:pPr>
-            <w:r>
-              <w:rPr>
-                <w:rFonts w:ascii="Times New Roman" w:hAnsi="Times New Roman"/>
-                <w:sz w:val="18"/>
+              <w:spacing w:line="240" w:lineRule="auto" w:after="20"/>
+              <w:ind w:firstLine="0"/>
+              <w:jc w:val="left"/>
+            </w:pPr>
+            <w:r>
+              <w:rPr>
+                <w:sz w:val="17"/>
               </w:rPr>
               <w:t xml:space="preserve">Versiones Git, inventario de módulos y API</w:t>
             </w:r>
@@ -1825,14 +1814,13 @@
           <w:p>
             <w:pPr>
               <w:pStyle w:val="Compact"/>
-              <w:spacing w:line="240" w:lineRule="auto" w:after="0"/>
-              <w:ind w:firstLine="0"/>
-              <w:jc w:val="left"/>
-            </w:pPr>
-            <w:r>
-              <w:rPr>
-                <w:rFonts w:ascii="Times New Roman" w:hAnsi="Times New Roman"/>
-                <w:sz w:val="18"/>
+              <w:spacing w:line="240" w:lineRule="auto" w:after="20"/>
+              <w:ind w:firstLine="0"/>
+              <w:jc w:val="left"/>
+            </w:pPr>
+            <w:r>
+              <w:rPr>
+                <w:sz w:val="17"/>
               </w:rPr>
               <w:t xml:space="preserve">SHA de API/web/móvil, dependencias y riesgos</w:t>
             </w:r>
@@ -1845,14 +1833,13 @@
           <w:p>
             <w:pPr>
               <w:pStyle w:val="Compact"/>
-              <w:spacing w:line="240" w:lineRule="auto" w:after="0"/>
-              <w:ind w:firstLine="0"/>
-              <w:jc w:val="left"/>
-            </w:pPr>
-            <w:r>
-              <w:rPr>
-                <w:rFonts w:ascii="Times New Roman" w:hAnsi="Times New Roman"/>
-                <w:sz w:val="18"/>
+              <w:spacing w:line="240" w:lineRule="auto" w:after="20"/>
+              <w:ind w:firstLine="0"/>
+              <w:jc w:val="left"/>
+            </w:pPr>
+            <w:r>
+              <w:rPr>
+                <w:sz w:val="17"/>
               </w:rPr>
               <w:t xml:space="preserve">3</w:t>
             </w:r>
@@ -1863,14 +1850,13 @@
           <w:p>
             <w:pPr>
               <w:pStyle w:val="Compact"/>
-              <w:spacing w:line="240" w:lineRule="auto" w:after="0"/>
-              <w:ind w:firstLine="0"/>
-              <w:jc w:val="left"/>
-            </w:pPr>
-            <w:r>
-              <w:rPr>
-                <w:rFonts w:ascii="Times New Roman" w:hAnsi="Times New Roman"/>
-                <w:sz w:val="18"/>
+              <w:spacing w:line="240" w:lineRule="auto" w:after="20"/>
+              <w:ind w:firstLine="0"/>
+              <w:jc w:val="left"/>
+            </w:pPr>
+            <w:r>
+              <w:rPr>
+                <w:sz w:val="17"/>
               </w:rPr>
               <w:t xml:space="preserve">Cierre de arquitectura</w:t>
             </w:r>
@@ -1881,14 +1867,13 @@
           <w:p>
             <w:pPr>
               <w:pStyle w:val="Compact"/>
-              <w:spacing w:line="240" w:lineRule="auto" w:after="0"/>
-              <w:ind w:firstLine="0"/>
-              <w:jc w:val="left"/>
-            </w:pPr>
-            <w:r>
-              <w:rPr>
-                <w:rFonts w:ascii="Times New Roman" w:hAnsi="Times New Roman"/>
-                <w:sz w:val="18"/>
+              <w:spacing w:line="240" w:lineRule="auto" w:after="20"/>
+              <w:ind w:firstLine="0"/>
+              <w:jc w:val="left"/>
+            </w:pPr>
+            <w:r>
+              <w:rPr>
+                <w:sz w:val="17"/>
               </w:rPr>
               <w:t xml:space="preserve">Diagrama de componentes, ADR, elección de DB y despliegue</w:t>
             </w:r>
@@ -1899,14 +1884,13 @@
           <w:p>
             <w:pPr>
               <w:pStyle w:val="Compact"/>
-              <w:spacing w:line="240" w:lineRule="auto" w:after="0"/>
-              <w:ind w:firstLine="0"/>
-              <w:jc w:val="left"/>
-            </w:pPr>
-            <w:r>
-              <w:rPr>
-                <w:rFonts w:ascii="Times New Roman" w:hAnsi="Times New Roman"/>
-                <w:sz w:val="18"/>
+              <w:spacing w:line="240" w:lineRule="auto" w:after="20"/>
+              <w:ind w:firstLine="0"/>
+              <w:jc w:val="left"/>
+            </w:pPr>
+            <w:r>
+              <w:rPr>
+                <w:sz w:val="17"/>
               </w:rPr>
               <w:t xml:space="preserve">Diseño revisado por pares</w:t>
             </w:r>
@@ -1919,14 +1903,13 @@
           <w:p>
             <w:pPr>
               <w:pStyle w:val="Compact"/>
-              <w:spacing w:line="240" w:lineRule="auto" w:after="0"/>
-              <w:ind w:firstLine="0"/>
-              <w:jc w:val="left"/>
-            </w:pPr>
-            <w:r>
-              <w:rPr>
-                <w:rFonts w:ascii="Times New Roman" w:hAnsi="Times New Roman"/>
-                <w:sz w:val="18"/>
+              <w:spacing w:line="240" w:lineRule="auto" w:after="20"/>
+              <w:ind w:firstLine="0"/>
+              <w:jc w:val="left"/>
+            </w:pPr>
+            <w:r>
+              <w:rPr>
+                <w:sz w:val="17"/>
               </w:rPr>
               <w:t xml:space="preserve">4</w:t>
             </w:r>
@@ -1937,14 +1920,13 @@
           <w:p>
             <w:pPr>
               <w:pStyle w:val="Compact"/>
-              <w:spacing w:line="240" w:lineRule="auto" w:after="0"/>
-              <w:ind w:firstLine="0"/>
-              <w:jc w:val="left"/>
-            </w:pPr>
-            <w:r>
-              <w:rPr>
-                <w:rFonts w:ascii="Times New Roman" w:hAnsi="Times New Roman"/>
-                <w:sz w:val="18"/>
+              <w:spacing w:line="240" w:lineRule="auto" w:after="20"/>
+              <w:ind w:firstLine="0"/>
+              <w:jc w:val="left"/>
+            </w:pPr>
+            <w:r>
+              <w:rPr>
+                <w:sz w:val="17"/>
               </w:rPr>
               <w:t xml:space="preserve">Seguridad e integridad</w:t>
             </w:r>
@@ -1955,14 +1937,13 @@
           <w:p>
             <w:pPr>
               <w:pStyle w:val="Compact"/>
-              <w:spacing w:line="240" w:lineRule="auto" w:after="0"/>
-              <w:ind w:firstLine="0"/>
-              <w:jc w:val="left"/>
-            </w:pPr>
-            <w:r>
-              <w:rPr>
-                <w:rFonts w:ascii="Times New Roman" w:hAnsi="Times New Roman"/>
-                <w:sz w:val="18"/>
+              <w:spacing w:line="240" w:lineRule="auto" w:after="20"/>
+              <w:ind w:firstLine="0"/>
+              <w:jc w:val="left"/>
+            </w:pPr>
+            <w:r>
+              <w:rPr>
+                <w:sz w:val="17"/>
               </w:rPr>
               <w:t xml:space="preserve">Autorización por objeto, Wompi, migraciones</w:t>
             </w:r>
@@ -1973,14 +1954,13 @@
           <w:p>
             <w:pPr>
               <w:pStyle w:val="Compact"/>
-              <w:spacing w:line="240" w:lineRule="auto" w:after="0"/>
-              <w:ind w:firstLine="0"/>
-              <w:jc w:val="left"/>
-            </w:pPr>
-            <w:r>
-              <w:rPr>
-                <w:rFonts w:ascii="Times New Roman" w:hAnsi="Times New Roman"/>
-                <w:sz w:val="18"/>
+              <w:spacing w:line="240" w:lineRule="auto" w:after="20"/>
+              <w:ind w:firstLine="0"/>
+              <w:jc w:val="left"/>
+            </w:pPr>
+            <w:r>
+              <w:rPr>
+                <w:sz w:val="17"/>
               </w:rPr>
               <w:t xml:space="preserve">Pruebas negativas y control de pago</w:t>
             </w:r>
@@ -1993,14 +1973,13 @@
           <w:p>
             <w:pPr>
               <w:pStyle w:val="Compact"/>
-              <w:spacing w:line="240" w:lineRule="auto" w:after="0"/>
-              <w:ind w:firstLine="0"/>
-              <w:jc w:val="left"/>
-            </w:pPr>
-            <w:r>
-              <w:rPr>
-                <w:rFonts w:ascii="Times New Roman" w:hAnsi="Times New Roman"/>
-                <w:sz w:val="18"/>
+              <w:spacing w:line="240" w:lineRule="auto" w:after="20"/>
+              <w:ind w:firstLine="0"/>
+              <w:jc w:val="left"/>
+            </w:pPr>
+            <w:r>
+              <w:rPr>
+                <w:sz w:val="17"/>
               </w:rPr>
               <w:t xml:space="preserve">5</w:t>
             </w:r>
@@ -2011,14 +1990,13 @@
           <w:p>
             <w:pPr>
               <w:pStyle w:val="Compact"/>
-              <w:spacing w:line="240" w:lineRule="auto" w:after="0"/>
-              <w:ind w:firstLine="0"/>
-              <w:jc w:val="left"/>
-            </w:pPr>
-            <w:r>
-              <w:rPr>
-                <w:rFonts w:ascii="Times New Roman" w:hAnsi="Times New Roman"/>
-                <w:sz w:val="18"/>
+              <w:spacing w:line="240" w:lineRule="auto" w:after="20"/>
+              <w:ind w:firstLine="0"/>
+              <w:jc w:val="left"/>
+            </w:pPr>
+            <w:r>
+              <w:rPr>
+                <w:sz w:val="17"/>
               </w:rPr>
               <w:t xml:space="preserve">Pruebas integrales</w:t>
             </w:r>
@@ -2029,14 +2007,13 @@
           <w:p>
             <w:pPr>
               <w:pStyle w:val="Compact"/>
-              <w:spacing w:line="240" w:lineRule="auto" w:after="0"/>
-              <w:ind w:firstLine="0"/>
-              <w:jc w:val="left"/>
-            </w:pPr>
-            <w:r>
-              <w:rPr>
-                <w:rFonts w:ascii="Times New Roman" w:hAnsi="Times New Roman"/>
-                <w:sz w:val="18"/>
+              <w:spacing w:line="240" w:lineRule="auto" w:after="20"/>
+              <w:ind w:firstLine="0"/>
+              <w:jc w:val="left"/>
+            </w:pPr>
+            <w:r>
+              <w:rPr>
+                <w:sz w:val="17"/>
               </w:rPr>
               <w:t xml:space="preserve">E2E por actor, contrato, carga, accesibilidad</w:t>
             </w:r>
@@ -2047,14 +2024,13 @@
           <w:p>
             <w:pPr>
               <w:pStyle w:val="Compact"/>
-              <w:spacing w:line="240" w:lineRule="auto" w:after="0"/>
-              <w:ind w:firstLine="0"/>
-              <w:jc w:val="left"/>
-            </w:pPr>
-            <w:r>
-              <w:rPr>
-                <w:rFonts w:ascii="Times New Roman" w:hAnsi="Times New Roman"/>
-                <w:sz w:val="18"/>
+              <w:spacing w:line="240" w:lineRule="auto" w:after="20"/>
+              <w:ind w:firstLine="0"/>
+              <w:jc w:val="left"/>
+            </w:pPr>
+            <w:r>
+              <w:rPr>
+                <w:sz w:val="17"/>
               </w:rPr>
               <w:t xml:space="preserve">Informe de evidencias versionadas</w:t>
             </w:r>
@@ -2067,14 +2043,13 @@
           <w:p>
             <w:pPr>
               <w:pStyle w:val="Compact"/>
-              <w:spacing w:line="240" w:lineRule="auto" w:after="0"/>
-              <w:ind w:firstLine="0"/>
-              <w:jc w:val="left"/>
-            </w:pPr>
-            <w:r>
-              <w:rPr>
-                <w:rFonts w:ascii="Times New Roman" w:hAnsi="Times New Roman"/>
-                <w:sz w:val="18"/>
+              <w:spacing w:line="240" w:lineRule="auto" w:after="20"/>
+              <w:ind w:firstLine="0"/>
+              <w:jc w:val="left"/>
+            </w:pPr>
+            <w:r>
+              <w:rPr>
+                <w:sz w:val="17"/>
               </w:rPr>
               <w:t xml:space="preserve">6</w:t>
             </w:r>
@@ -2085,14 +2060,13 @@
           <w:p>
             <w:pPr>
               <w:pStyle w:val="Compact"/>
-              <w:spacing w:line="240" w:lineRule="auto" w:after="0"/>
-              <w:ind w:firstLine="0"/>
-              <w:jc w:val="left"/>
-            </w:pPr>
-            <w:r>
-              <w:rPr>
-                <w:rFonts w:ascii="Times New Roman" w:hAnsi="Times New Roman"/>
-                <w:sz w:val="18"/>
+              <w:spacing w:line="240" w:lineRule="auto" w:after="20"/>
+              <w:ind w:firstLine="0"/>
+              <w:jc w:val="left"/>
+            </w:pPr>
+            <w:r>
+              <w:rPr>
+                <w:sz w:val="17"/>
               </w:rPr>
               <w:t xml:space="preserve">Documentación y capacitación</w:t>
             </w:r>
@@ -2103,14 +2077,13 @@
           <w:p>
             <w:pPr>
               <w:pStyle w:val="Compact"/>
-              <w:spacing w:line="240" w:lineRule="auto" w:after="0"/>
-              <w:ind w:firstLine="0"/>
-              <w:jc w:val="left"/>
-            </w:pPr>
-            <w:r>
-              <w:rPr>
-                <w:rFonts w:ascii="Times New Roman" w:hAnsi="Times New Roman"/>
-                <w:sz w:val="18"/>
+              <w:spacing w:line="240" w:lineRule="auto" w:after="20"/>
+              <w:ind w:firstLine="0"/>
+              <w:jc w:val="left"/>
+            </w:pPr>
+            <w:r>
+              <w:rPr>
+                <w:sz w:val="17"/>
               </w:rPr>
               <w:t xml:space="preserve">Manuales, formación, soporte, transferencia</w:t>
             </w:r>
@@ -2121,14 +2094,13 @@
           <w:p>
             <w:pPr>
               <w:pStyle w:val="Compact"/>
-              <w:spacing w:line="240" w:lineRule="auto" w:after="0"/>
-              <w:ind w:firstLine="0"/>
-              <w:jc w:val="left"/>
-            </w:pPr>
-            <w:r>
-              <w:rPr>
-                <w:rFonts w:ascii="Times New Roman" w:hAnsi="Times New Roman"/>
-                <w:sz w:val="18"/>
+              <w:spacing w:line="240" w:lineRule="auto" w:after="20"/>
+              <w:ind w:firstLine="0"/>
+              <w:jc w:val="left"/>
+            </w:pPr>
+            <w:r>
+              <w:rPr>
+                <w:sz w:val="17"/>
               </w:rPr>
               <w:t xml:space="preserve">Aceptación registrada, incidentes abiertos controlados</w:t>
             </w:r>
@@ -2141,14 +2113,13 @@
           <w:p>
             <w:pPr>
               <w:pStyle w:val="Compact"/>
-              <w:spacing w:line="240" w:lineRule="auto" w:after="0"/>
-              <w:ind w:firstLine="0"/>
-              <w:jc w:val="left"/>
-            </w:pPr>
-            <w:r>
-              <w:rPr>
-                <w:rFonts w:ascii="Times New Roman" w:hAnsi="Times New Roman"/>
-                <w:sz w:val="18"/>
+              <w:spacing w:line="240" w:lineRule="auto" w:after="20"/>
+              <w:ind w:firstLine="0"/>
+              <w:jc w:val="left"/>
+            </w:pPr>
+            <w:r>
+              <w:rPr>
+                <w:sz w:val="17"/>
               </w:rPr>
               <w:t xml:space="preserve">7</w:t>
             </w:r>
@@ -2159,14 +2130,13 @@
           <w:p>
             <w:pPr>
               <w:pStyle w:val="Compact"/>
-              <w:spacing w:line="240" w:lineRule="auto" w:after="0"/>
-              <w:ind w:firstLine="0"/>
-              <w:jc w:val="left"/>
-            </w:pPr>
-            <w:r>
-              <w:rPr>
-                <w:rFonts w:ascii="Times New Roman" w:hAnsi="Times New Roman"/>
-                <w:sz w:val="18"/>
+              <w:spacing w:line="240" w:lineRule="auto" w:after="20"/>
+              <w:ind w:firstLine="0"/>
+              <w:jc w:val="left"/>
+            </w:pPr>
+            <w:r>
+              <w:rPr>
+                <w:sz w:val="17"/>
               </w:rPr>
               <w:t xml:space="preserve">Operación y mejora continua</w:t>
             </w:r>
@@ -2177,14 +2147,13 @@
           <w:p>
             <w:pPr>
               <w:pStyle w:val="Compact"/>
-              <w:spacing w:line="240" w:lineRule="auto" w:after="0"/>
-              <w:ind w:firstLine="0"/>
-              <w:jc w:val="left"/>
-            </w:pPr>
-            <w:r>
-              <w:rPr>
-                <w:rFonts w:ascii="Times New Roman" w:hAnsi="Times New Roman"/>
-                <w:sz w:val="18"/>
+              <w:spacing w:line="240" w:lineRule="auto" w:after="20"/>
+              <w:ind w:firstLine="0"/>
+              <w:jc w:val="left"/>
+            </w:pPr>
+            <w:r>
+              <w:rPr>
+                <w:sz w:val="17"/>
               </w:rPr>
               <w:t xml:space="preserve">Monitoreo, copias, auditoría, cambios</w:t>
             </w:r>
@@ -2195,14 +2164,13 @@
           <w:p>
             <w:pPr>
               <w:pStyle w:val="Compact"/>
-              <w:spacing w:line="240" w:lineRule="auto" w:after="0"/>
-              <w:ind w:firstLine="0"/>
-              <w:jc w:val="left"/>
-            </w:pPr>
-            <w:r>
-              <w:rPr>
-                <w:rFonts w:ascii="Times New Roman" w:hAnsi="Times New Roman"/>
-                <w:sz w:val="18"/>
+              <w:spacing w:line="240" w:lineRule="auto" w:after="20"/>
+              <w:ind w:firstLine="0"/>
+              <w:jc w:val="left"/>
+            </w:pPr>
+            <w:r>
+              <w:rPr>
+                <w:sz w:val="17"/>
               </w:rPr>
               <w:t xml:space="preserve">Indicadores, revisión y plan de respuesta</w:t>
             </w:r>
@@ -2216,12 +2184,9 @@
       <w:pPr>
         <w:pStyle w:val="Heading2"/>
         <w:keepNext/>
-        <w:ind w:firstLine="0"/>
-      </w:pPr>
-      <w:r>
-        <w:rPr>
-          <w:color w:val="000000"/>
-        </w:rPr>
+        <w:spacing w:line="264" w:lineRule="auto"/>
+      </w:pPr>
+      <w:r>
         <w:t xml:space="preserve">9. Matriz de recursos y presupuesto (sin valores inventados)</w:t>
       </w:r>
     </w:p>
@@ -2230,7 +2195,7 @@
         <w:tblStyle w:val="Table"/>
         <w:tblW w:type="pct" w:w="5000"/>
         <w:jc w:val="left"/>
-        <w:tblLayout w:type="fixed"/>
+        <w:tblLayout w:type="autofit"/>
         <w:tblLook w:firstRow="1" w:lastRow="0" w:firstColumn="0" w:lastColumn="0" w:noHBand="0" w:noVBand="0" w:val="0020"/>
       </w:tblPr>
       <w:tblGrid>
@@ -2249,14 +2214,14 @@
           <w:p>
             <w:pPr>
               <w:pStyle w:val="Compact"/>
-              <w:spacing w:line="240" w:lineRule="auto" w:after="0"/>
-              <w:ind w:firstLine="0"/>
-              <w:jc w:val="left"/>
-            </w:pPr>
-            <w:r>
-              <w:rPr>
-                <w:rFonts w:ascii="Times New Roman" w:hAnsi="Times New Roman"/>
-                <w:sz w:val="18"/>
+              <w:spacing w:line="240" w:lineRule="auto" w:after="20"/>
+              <w:ind w:firstLine="0"/>
+              <w:jc w:val="left"/>
+            </w:pPr>
+            <w:r>
+              <w:rPr>
+                <w:b/>
+                <w:sz w:val="17"/>
               </w:rPr>
               <w:t xml:space="preserve">Concepto</w:t>
             </w:r>
@@ -2267,14 +2232,14 @@
           <w:p>
             <w:pPr>
               <w:pStyle w:val="Compact"/>
-              <w:spacing w:line="240" w:lineRule="auto" w:after="0"/>
-              <w:ind w:firstLine="0"/>
-              <w:jc w:val="left"/>
-            </w:pPr>
-            <w:r>
-              <w:rPr>
-                <w:rFonts w:ascii="Times New Roman" w:hAnsi="Times New Roman"/>
-                <w:sz w:val="18"/>
+              <w:spacing w:line="240" w:lineRule="auto" w:after="20"/>
+              <w:ind w:firstLine="0"/>
+              <w:jc w:val="left"/>
+            </w:pPr>
+            <w:r>
+              <w:rPr>
+                <w:b/>
+                <w:sz w:val="17"/>
               </w:rPr>
               <w:t xml:space="preserve">Unidad de cálculo</w:t>
             </w:r>
@@ -2285,14 +2250,14 @@
           <w:p>
             <w:pPr>
               <w:pStyle w:val="Compact"/>
-              <w:spacing w:line="240" w:lineRule="auto" w:after="0"/>
-              <w:ind w:firstLine="0"/>
-              <w:jc w:val="left"/>
-            </w:pPr>
-            <w:r>
-              <w:rPr>
-                <w:rFonts w:ascii="Times New Roman" w:hAnsi="Times New Roman"/>
-                <w:sz w:val="18"/>
+              <w:spacing w:line="240" w:lineRule="auto" w:after="20"/>
+              <w:ind w:firstLine="0"/>
+              <w:jc w:val="left"/>
+            </w:pPr>
+            <w:r>
+              <w:rPr>
+                <w:b/>
+                <w:sz w:val="17"/>
               </w:rPr>
               <w:t xml:space="preserve">Fuente para cotizar</w:t>
             </w:r>
@@ -2303,14 +2268,14 @@
           <w:p>
             <w:pPr>
               <w:pStyle w:val="Compact"/>
-              <w:spacing w:line="240" w:lineRule="auto" w:after="0"/>
-              <w:ind w:firstLine="0"/>
-              <w:jc w:val="left"/>
-            </w:pPr>
-            <w:r>
-              <w:rPr>
-                <w:rFonts w:ascii="Times New Roman" w:hAnsi="Times New Roman"/>
-                <w:sz w:val="18"/>
+              <w:spacing w:line="240" w:lineRule="auto" w:after="20"/>
+              <w:ind w:firstLine="0"/>
+              <w:jc w:val="left"/>
+            </w:pPr>
+            <w:r>
+              <w:rPr>
+                <w:b/>
+                <w:sz w:val="17"/>
               </w:rPr>
               <w:t xml:space="preserve">Consideración</w:t>
             </w:r>
@@ -2323,14 +2288,13 @@
           <w:p>
             <w:pPr>
               <w:pStyle w:val="Compact"/>
-              <w:spacing w:line="240" w:lineRule="auto" w:after="0"/>
-              <w:ind w:firstLine="0"/>
-              <w:jc w:val="left"/>
-            </w:pPr>
-            <w:r>
-              <w:rPr>
-                <w:rFonts w:ascii="Times New Roman" w:hAnsi="Times New Roman"/>
-                <w:sz w:val="18"/>
+              <w:spacing w:line="240" w:lineRule="auto" w:after="20"/>
+              <w:ind w:firstLine="0"/>
+              <w:jc w:val="left"/>
+            </w:pPr>
+            <w:r>
+              <w:rPr>
+                <w:sz w:val="17"/>
               </w:rPr>
               <w:t xml:space="preserve">Servidor de API</w:t>
             </w:r>
@@ -2341,14 +2305,13 @@
           <w:p>
             <w:pPr>
               <w:pStyle w:val="Compact"/>
-              <w:spacing w:line="240" w:lineRule="auto" w:after="0"/>
-              <w:ind w:firstLine="0"/>
-              <w:jc w:val="left"/>
-            </w:pPr>
-            <w:r>
-              <w:rPr>
-                <w:rFonts w:ascii="Times New Roman" w:hAnsi="Times New Roman"/>
-                <w:sz w:val="18"/>
+              <w:spacing w:line="240" w:lineRule="auto" w:after="20"/>
+              <w:ind w:firstLine="0"/>
+              <w:jc w:val="left"/>
+            </w:pPr>
+            <w:r>
+              <w:rPr>
+                <w:sz w:val="17"/>
               </w:rPr>
               <w:t xml:space="preserve">vCPU/RAM y horas mensuales</w:t>
             </w:r>
@@ -2359,14 +2322,13 @@
           <w:p>
             <w:pPr>
               <w:pStyle w:val="Compact"/>
-              <w:spacing w:line="240" w:lineRule="auto" w:after="0"/>
-              <w:ind w:firstLine="0"/>
-              <w:jc w:val="left"/>
-            </w:pPr>
-            <w:r>
-              <w:rPr>
-                <w:rFonts w:ascii="Times New Roman" w:hAnsi="Times New Roman"/>
-                <w:sz w:val="18"/>
+              <w:spacing w:line="240" w:lineRule="auto" w:after="20"/>
+              <w:ind w:firstLine="0"/>
+              <w:jc w:val="left"/>
+            </w:pPr>
+            <w:r>
+              <w:rPr>
+                <w:sz w:val="17"/>
               </w:rPr>
               <w:t xml:space="preserve">proveedor VPS/PaaS seleccionado</w:t>
             </w:r>
@@ -2377,14 +2339,13 @@
           <w:p>
             <w:pPr>
               <w:pStyle w:val="Compact"/>
-              <w:spacing w:line="240" w:lineRule="auto" w:after="0"/>
-              <w:ind w:firstLine="0"/>
-              <w:jc w:val="left"/>
-            </w:pPr>
-            <w:r>
-              <w:rPr>
-                <w:rFonts w:ascii="Times New Roman" w:hAnsi="Times New Roman"/>
-                <w:sz w:val="18"/>
+              <w:spacing w:line="240" w:lineRule="auto" w:after="20"/>
+              <w:ind w:firstLine="0"/>
+              <w:jc w:val="left"/>
+            </w:pPr>
+            <w:r>
+              <w:rPr>
+                <w:sz w:val="17"/>
               </w:rPr>
               <w:t xml:space="preserve">incluye logs, TLS y reverso</w:t>
             </w:r>
@@ -2397,14 +2358,13 @@
           <w:p>
             <w:pPr>
               <w:pStyle w:val="Compact"/>
-              <w:spacing w:line="240" w:lineRule="auto" w:after="0"/>
-              <w:ind w:firstLine="0"/>
-              <w:jc w:val="left"/>
-            </w:pPr>
-            <w:r>
-              <w:rPr>
-                <w:rFonts w:ascii="Times New Roman" w:hAnsi="Times New Roman"/>
-                <w:sz w:val="18"/>
+              <w:spacing w:line="240" w:lineRule="auto" w:after="20"/>
+              <w:ind w:firstLine="0"/>
+              <w:jc w:val="left"/>
+            </w:pPr>
+            <w:r>
+              <w:rPr>
+                <w:sz w:val="17"/>
               </w:rPr>
               <w:t xml:space="preserve">Motor de datos</w:t>
             </w:r>
@@ -2415,14 +2375,13 @@
           <w:p>
             <w:pPr>
               <w:pStyle w:val="Compact"/>
-              <w:spacing w:line="240" w:lineRule="auto" w:after="0"/>
-              <w:ind w:firstLine="0"/>
-              <w:jc w:val="left"/>
-            </w:pPr>
-            <w:r>
-              <w:rPr>
-                <w:rFonts w:ascii="Times New Roman" w:hAnsi="Times New Roman"/>
-                <w:sz w:val="18"/>
+              <w:spacing w:line="240" w:lineRule="auto" w:after="20"/>
+              <w:ind w:firstLine="0"/>
+              <w:jc w:val="left"/>
+            </w:pPr>
+            <w:r>
+              <w:rPr>
+                <w:sz w:val="17"/>
               </w:rPr>
               <w:t xml:space="preserve">GB, conexiones, backups</w:t>
             </w:r>
@@ -2433,14 +2392,13 @@
           <w:p>
             <w:pPr>
               <w:pStyle w:val="Compact"/>
-              <w:spacing w:line="240" w:lineRule="auto" w:after="0"/>
-              <w:ind w:firstLine="0"/>
-              <w:jc w:val="left"/>
-            </w:pPr>
-            <w:r>
-              <w:rPr>
-                <w:rFonts w:ascii="Times New Roman" w:hAnsi="Times New Roman"/>
-                <w:sz w:val="18"/>
+              <w:spacing w:line="240" w:lineRule="auto" w:after="20"/>
+              <w:ind w:firstLine="0"/>
+              <w:jc w:val="left"/>
+            </w:pPr>
+            <w:r>
+              <w:rPr>
+                <w:sz w:val="17"/>
               </w:rPr>
               <w:t xml:space="preserve">servicio DB administrado o VPS</w:t>
             </w:r>
@@ -2451,14 +2409,13 @@
           <w:p>
             <w:pPr>
               <w:pStyle w:val="Compact"/>
-              <w:spacing w:line="240" w:lineRule="auto" w:after="0"/>
-              <w:ind w:firstLine="0"/>
-              <w:jc w:val="left"/>
-            </w:pPr>
-            <w:r>
-              <w:rPr>
-                <w:rFonts w:ascii="Times New Roman" w:hAnsi="Times New Roman"/>
-                <w:sz w:val="18"/>
+              <w:spacing w:line="240" w:lineRule="auto" w:after="20"/>
+              <w:ind w:firstLine="0"/>
+              <w:jc w:val="left"/>
+            </w:pPr>
+            <w:r>
+              <w:rPr>
+                <w:sz w:val="17"/>
               </w:rPr>
               <w:t xml:space="preserve">distinguir licencias SQL Server</w:t>
             </w:r>
@@ -2471,14 +2428,13 @@
           <w:p>
             <w:pPr>
               <w:pStyle w:val="Compact"/>
-              <w:spacing w:line="240" w:lineRule="auto" w:after="0"/>
-              <w:ind w:firstLine="0"/>
-              <w:jc w:val="left"/>
-            </w:pPr>
-            <w:r>
-              <w:rPr>
-                <w:rFonts w:ascii="Times New Roman" w:hAnsi="Times New Roman"/>
-                <w:sz w:val="18"/>
+              <w:spacing w:line="240" w:lineRule="auto" w:after="20"/>
+              <w:ind w:firstLine="0"/>
+              <w:jc w:val="left"/>
+            </w:pPr>
+            <w:r>
+              <w:rPr>
+                <w:sz w:val="17"/>
               </w:rPr>
               <w:t xml:space="preserve">Almacenamiento</w:t>
             </w:r>
@@ -2489,14 +2445,13 @@
           <w:p>
             <w:pPr>
               <w:pStyle w:val="Compact"/>
-              <w:spacing w:line="240" w:lineRule="auto" w:after="0"/>
-              <w:ind w:firstLine="0"/>
-              <w:jc w:val="left"/>
-            </w:pPr>
-            <w:r>
-              <w:rPr>
-                <w:rFonts w:ascii="Times New Roman" w:hAnsi="Times New Roman"/>
-                <w:sz w:val="18"/>
+              <w:spacing w:line="240" w:lineRule="auto" w:after="20"/>
+              <w:ind w:firstLine="0"/>
+              <w:jc w:val="left"/>
+            </w:pPr>
+            <w:r>
+              <w:rPr>
+                <w:sz w:val="17"/>
               </w:rPr>
               <w:t xml:space="preserve">GB y operaciones</w:t>
             </w:r>
@@ -2507,14 +2462,13 @@
           <w:p>
             <w:pPr>
               <w:pStyle w:val="Compact"/>
-              <w:spacing w:line="240" w:lineRule="auto" w:after="0"/>
-              <w:ind w:firstLine="0"/>
-              <w:jc w:val="left"/>
-            </w:pPr>
-            <w:r>
-              <w:rPr>
-                <w:rFonts w:ascii="Times New Roman" w:hAnsi="Times New Roman"/>
-                <w:sz w:val="18"/>
+              <w:spacing w:line="240" w:lineRule="auto" w:after="20"/>
+              <w:ind w:firstLine="0"/>
+              <w:jc w:val="left"/>
+            </w:pPr>
+            <w:r>
+              <w:rPr>
+                <w:sz w:val="17"/>
               </w:rPr>
               <w:t xml:space="preserve">servicio de objetos o volumen</w:t>
             </w:r>
@@ -2525,14 +2479,13 @@
           <w:p>
             <w:pPr>
               <w:pStyle w:val="Compact"/>
-              <w:spacing w:line="240" w:lineRule="auto" w:after="0"/>
-              <w:ind w:firstLine="0"/>
-              <w:jc w:val="left"/>
-            </w:pPr>
-            <w:r>
-              <w:rPr>
-                <w:rFonts w:ascii="Times New Roman" w:hAnsi="Times New Roman"/>
-                <w:sz w:val="18"/>
+              <w:spacing w:line="240" w:lineRule="auto" w:after="20"/>
+              <w:ind w:firstLine="0"/>
+              <w:jc w:val="left"/>
+            </w:pPr>
+            <w:r>
+              <w:rPr>
+                <w:sz w:val="17"/>
               </w:rPr>
               <w:t xml:space="preserve">fotos y documentos</w:t>
             </w:r>
@@ -2545,14 +2498,13 @@
           <w:p>
             <w:pPr>
               <w:pStyle w:val="Compact"/>
-              <w:spacing w:line="240" w:lineRule="auto" w:after="0"/>
-              <w:ind w:firstLine="0"/>
-              <w:jc w:val="left"/>
-            </w:pPr>
-            <w:r>
-              <w:rPr>
-                <w:rFonts w:ascii="Times New Roman" w:hAnsi="Times New Roman"/>
-                <w:sz w:val="18"/>
+              <w:spacing w:line="240" w:lineRule="auto" w:after="20"/>
+              <w:ind w:firstLine="0"/>
+              <w:jc w:val="left"/>
+            </w:pPr>
+            <w:r>
+              <w:rPr>
+                <w:sz w:val="17"/>
               </w:rPr>
               <w:t xml:space="preserve">Correo</w:t>
             </w:r>
@@ -2563,14 +2515,13 @@
           <w:p>
             <w:pPr>
               <w:pStyle w:val="Compact"/>
-              <w:spacing w:line="240" w:lineRule="auto" w:after="0"/>
-              <w:ind w:firstLine="0"/>
-              <w:jc w:val="left"/>
-            </w:pPr>
-            <w:r>
-              <w:rPr>
-                <w:rFonts w:ascii="Times New Roman" w:hAnsi="Times New Roman"/>
-                <w:sz w:val="18"/>
+              <w:spacing w:line="240" w:lineRule="auto" w:after="20"/>
+              <w:ind w:firstLine="0"/>
+              <w:jc w:val="left"/>
+            </w:pPr>
+            <w:r>
+              <w:rPr>
+                <w:sz w:val="17"/>
               </w:rPr>
               <w:t xml:space="preserve">mensajes/mes</w:t>
             </w:r>
@@ -2581,14 +2532,13 @@
           <w:p>
             <w:pPr>
               <w:pStyle w:val="Compact"/>
-              <w:spacing w:line="240" w:lineRule="auto" w:after="0"/>
-              <w:ind w:firstLine="0"/>
-              <w:jc w:val="left"/>
-            </w:pPr>
-            <w:r>
-              <w:rPr>
-                <w:rFonts w:ascii="Times New Roman" w:hAnsi="Times New Roman"/>
-                <w:sz w:val="18"/>
+              <w:spacing w:line="240" w:lineRule="auto" w:after="20"/>
+              <w:ind w:firstLine="0"/>
+              <w:jc w:val="left"/>
+            </w:pPr>
+            <w:r>
+              <w:rPr>
+                <w:sz w:val="17"/>
               </w:rPr>
               <w:t xml:space="preserve">SMTP transaccional</w:t>
             </w:r>
@@ -2599,14 +2549,13 @@
           <w:p>
             <w:pPr>
               <w:pStyle w:val="Compact"/>
-              <w:spacing w:line="240" w:lineRule="auto" w:after="0"/>
-              <w:ind w:firstLine="0"/>
-              <w:jc w:val="left"/>
-            </w:pPr>
-            <w:r>
-              <w:rPr>
-                <w:rFonts w:ascii="Times New Roman" w:hAnsi="Times New Roman"/>
-                <w:sz w:val="18"/>
+              <w:spacing w:line="240" w:lineRule="auto" w:after="20"/>
+              <w:ind w:firstLine="0"/>
+              <w:jc w:val="left"/>
+            </w:pPr>
+            <w:r>
+              <w:rPr>
+                <w:sz w:val="17"/>
               </w:rPr>
               <w:t xml:space="preserve">confirmaciones y recuperación</w:t>
             </w:r>
@@ -2619,14 +2568,13 @@
           <w:p>
             <w:pPr>
               <w:pStyle w:val="Compact"/>
-              <w:spacing w:line="240" w:lineRule="auto" w:after="0"/>
-              <w:ind w:firstLine="0"/>
-              <w:jc w:val="left"/>
-            </w:pPr>
-            <w:r>
-              <w:rPr>
-                <w:rFonts w:ascii="Times New Roman" w:hAnsi="Times New Roman"/>
-                <w:sz w:val="18"/>
+              <w:spacing w:line="240" w:lineRule="auto" w:after="20"/>
+              <w:ind w:firstLine="0"/>
+              <w:jc w:val="left"/>
+            </w:pPr>
+            <w:r>
+              <w:rPr>
+                <w:sz w:val="17"/>
               </w:rPr>
               <w:t xml:space="preserve">Pagos digitales</w:t>
             </w:r>
@@ -2637,14 +2585,13 @@
           <w:p>
             <w:pPr>
               <w:pStyle w:val="Compact"/>
-              <w:spacing w:line="240" w:lineRule="auto" w:after="0"/>
-              <w:ind w:firstLine="0"/>
-              <w:jc w:val="left"/>
-            </w:pPr>
-            <w:r>
-              <w:rPr>
-                <w:rFonts w:ascii="Times New Roman" w:hAnsi="Times New Roman"/>
-                <w:sz w:val="18"/>
+              <w:spacing w:line="240" w:lineRule="auto" w:after="20"/>
+              <w:ind w:firstLine="0"/>
+              <w:jc w:val="left"/>
+            </w:pPr>
+            <w:r>
+              <w:rPr>
+                <w:sz w:val="17"/>
               </w:rPr>
               <w:t xml:space="preserve">% comisión + costo fijo</w:t>
             </w:r>
@@ -2655,14 +2602,13 @@
           <w:p>
             <w:pPr>
               <w:pStyle w:val="Compact"/>
-              <w:spacing w:line="240" w:lineRule="auto" w:after="0"/>
-              <w:ind w:firstLine="0"/>
-              <w:jc w:val="left"/>
-            </w:pPr>
-            <w:r>
-              <w:rPr>
-                <w:rFonts w:ascii="Times New Roman" w:hAnsi="Times New Roman"/>
-                <w:sz w:val="18"/>
+              <w:spacing w:line="240" w:lineRule="auto" w:after="20"/>
+              <w:ind w:firstLine="0"/>
+              <w:jc w:val="left"/>
+            </w:pPr>
+            <w:r>
+              <w:rPr>
+                <w:sz w:val="17"/>
               </w:rPr>
               <w:t xml:space="preserve">condiciones vigentes Wompi</w:t>
             </w:r>
@@ -2673,14 +2619,13 @@
           <w:p>
             <w:pPr>
               <w:pStyle w:val="Compact"/>
-              <w:spacing w:line="240" w:lineRule="auto" w:after="0"/>
-              <w:ind w:firstLine="0"/>
-              <w:jc w:val="left"/>
-            </w:pPr>
-            <w:r>
-              <w:rPr>
-                <w:rFonts w:ascii="Times New Roman" w:hAnsi="Times New Roman"/>
-                <w:sz w:val="18"/>
+              <w:spacing w:line="240" w:lineRule="auto" w:after="20"/>
+              <w:ind w:firstLine="0"/>
+              <w:jc w:val="left"/>
+            </w:pPr>
+            <w:r>
+              <w:rPr>
+                <w:sz w:val="17"/>
               </w:rPr>
               <w:t xml:space="preserve">conciliación por pedido</w:t>
             </w:r>
@@ -2693,14 +2638,13 @@
           <w:p>
             <w:pPr>
               <w:pStyle w:val="Compact"/>
-              <w:spacing w:line="240" w:lineRule="auto" w:after="0"/>
-              <w:ind w:firstLine="0"/>
-              <w:jc w:val="left"/>
-            </w:pPr>
-            <w:r>
-              <w:rPr>
-                <w:rFonts w:ascii="Times New Roman" w:hAnsi="Times New Roman"/>
-                <w:sz w:val="18"/>
+              <w:spacing w:line="240" w:lineRule="auto" w:after="20"/>
+              <w:ind w:firstLine="0"/>
+              <w:jc w:val="left"/>
+            </w:pPr>
+            <w:r>
+              <w:rPr>
+                <w:sz w:val="17"/>
               </w:rPr>
               <w:t xml:space="preserve">Monitoreo</w:t>
             </w:r>
@@ -2711,14 +2655,13 @@
           <w:p>
             <w:pPr>
               <w:pStyle w:val="Compact"/>
-              <w:spacing w:line="240" w:lineRule="auto" w:after="0"/>
-              <w:ind w:firstLine="0"/>
-              <w:jc w:val="left"/>
-            </w:pPr>
-            <w:r>
-              <w:rPr>
-                <w:rFonts w:ascii="Times New Roman" w:hAnsi="Times New Roman"/>
-                <w:sz w:val="18"/>
+              <w:spacing w:line="240" w:lineRule="auto" w:after="20"/>
+              <w:ind w:firstLine="0"/>
+              <w:jc w:val="left"/>
+            </w:pPr>
+            <w:r>
+              <w:rPr>
+                <w:sz w:val="17"/>
               </w:rPr>
               <w:t xml:space="preserve">retención y volumen</w:t>
             </w:r>
@@ -2729,14 +2672,13 @@
           <w:p>
             <w:pPr>
               <w:pStyle w:val="Compact"/>
-              <w:spacing w:line="240" w:lineRule="auto" w:after="0"/>
-              <w:ind w:firstLine="0"/>
-              <w:jc w:val="left"/>
-            </w:pPr>
-            <w:r>
-              <w:rPr>
-                <w:rFonts w:ascii="Times New Roman" w:hAnsi="Times New Roman"/>
-                <w:sz w:val="18"/>
+              <w:spacing w:line="240" w:lineRule="auto" w:after="20"/>
+              <w:ind w:firstLine="0"/>
+              <w:jc w:val="left"/>
+            </w:pPr>
+            <w:r>
+              <w:rPr>
+                <w:sz w:val="17"/>
               </w:rPr>
               <w:t xml:space="preserve">proveedor telemetría</w:t>
             </w:r>
@@ -2747,14 +2689,13 @@
           <w:p>
             <w:pPr>
               <w:pStyle w:val="Compact"/>
-              <w:spacing w:line="240" w:lineRule="auto" w:after="0"/>
-              <w:ind w:firstLine="0"/>
-              <w:jc w:val="left"/>
-            </w:pPr>
-            <w:r>
-              <w:rPr>
-                <w:rFonts w:ascii="Times New Roman" w:hAnsi="Times New Roman"/>
-                <w:sz w:val="18"/>
+              <w:spacing w:line="240" w:lineRule="auto" w:after="20"/>
+              <w:ind w:firstLine="0"/>
+              <w:jc w:val="left"/>
+            </w:pPr>
+            <w:r>
+              <w:rPr>
+                <w:sz w:val="17"/>
               </w:rPr>
               <w:t xml:space="preserve">PII minimizada</w:t>
             </w:r>
@@ -2767,14 +2708,13 @@
           <w:p>
             <w:pPr>
               <w:pStyle w:val="Compact"/>
-              <w:spacing w:line="240" w:lineRule="auto" w:after="0"/>
-              <w:ind w:firstLine="0"/>
-              <w:jc w:val="left"/>
-            </w:pPr>
-            <w:r>
-              <w:rPr>
-                <w:rFonts w:ascii="Times New Roman" w:hAnsi="Times New Roman"/>
-                <w:sz w:val="18"/>
+              <w:spacing w:line="240" w:lineRule="auto" w:after="20"/>
+              <w:ind w:firstLine="0"/>
+              <w:jc w:val="left"/>
+            </w:pPr>
+            <w:r>
+              <w:rPr>
+                <w:sz w:val="17"/>
               </w:rPr>
               <w:t xml:space="preserve">Mano de obra</w:t>
             </w:r>
@@ -2785,14 +2725,13 @@
           <w:p>
             <w:pPr>
               <w:pStyle w:val="Compact"/>
-              <w:spacing w:line="240" w:lineRule="auto" w:after="0"/>
-              <w:ind w:firstLine="0"/>
-              <w:jc w:val="left"/>
-            </w:pPr>
-            <w:r>
-              <w:rPr>
-                <w:rFonts w:ascii="Times New Roman" w:hAnsi="Times New Roman"/>
-                <w:sz w:val="18"/>
+              <w:spacing w:line="240" w:lineRule="auto" w:after="20"/>
+              <w:ind w:firstLine="0"/>
+              <w:jc w:val="left"/>
+            </w:pPr>
+            <w:r>
+              <w:rPr>
+                <w:sz w:val="17"/>
               </w:rPr>
               <w:t xml:space="preserve">horas-persona por rol</w:t>
             </w:r>
@@ -2803,14 +2742,13 @@
           <w:p>
             <w:pPr>
               <w:pStyle w:val="Compact"/>
-              <w:spacing w:line="240" w:lineRule="auto" w:after="0"/>
-              <w:ind w:firstLine="0"/>
-              <w:jc w:val="left"/>
-            </w:pPr>
-            <w:r>
-              <w:rPr>
-                <w:rFonts w:ascii="Times New Roman" w:hAnsi="Times New Roman"/>
-                <w:sz w:val="18"/>
+              <w:spacing w:line="240" w:lineRule="auto" w:after="20"/>
+              <w:ind w:firstLine="0"/>
+              <w:jc w:val="left"/>
+            </w:pPr>
+            <w:r>
+              <w:rPr>
+                <w:sz w:val="17"/>
               </w:rPr>
               <w:t xml:space="preserve">tarifas del equipo</w:t>
             </w:r>
@@ -2821,14 +2759,13 @@
           <w:p>
             <w:pPr>
               <w:pStyle w:val="Compact"/>
-              <w:spacing w:line="240" w:lineRule="auto" w:after="0"/>
-              <w:ind w:firstLine="0"/>
-              <w:jc w:val="left"/>
-            </w:pPr>
-            <w:r>
-              <w:rPr>
-                <w:rFonts w:ascii="Times New Roman" w:hAnsi="Times New Roman"/>
-                <w:sz w:val="18"/>
+              <w:spacing w:line="240" w:lineRule="auto" w:after="20"/>
+              <w:ind w:firstLine="0"/>
+              <w:jc w:val="left"/>
+            </w:pPr>
+            <w:r>
+              <w:rPr>
+                <w:sz w:val="17"/>
               </w:rPr>
               <w:t xml:space="preserve">QA, desarrollo, soporte</w:t>
             </w:r>
@@ -2841,14 +2778,13 @@
           <w:p>
             <w:pPr>
               <w:pStyle w:val="Compact"/>
-              <w:spacing w:line="240" w:lineRule="auto" w:after="0"/>
-              <w:ind w:firstLine="0"/>
-              <w:jc w:val="left"/>
-            </w:pPr>
-            <w:r>
-              <w:rPr>
-                <w:rFonts w:ascii="Times New Roman" w:hAnsi="Times New Roman"/>
-                <w:sz w:val="18"/>
+              <w:spacing w:line="240" w:lineRule="auto" w:after="20"/>
+              <w:ind w:firstLine="0"/>
+              <w:jc w:val="left"/>
+            </w:pPr>
+            <w:r>
+              <w:rPr>
+                <w:sz w:val="17"/>
               </w:rPr>
               <w:t xml:space="preserve">Seguridad y copias</w:t>
             </w:r>
@@ -2859,14 +2795,13 @@
           <w:p>
             <w:pPr>
               <w:pStyle w:val="Compact"/>
-              <w:spacing w:line="240" w:lineRule="auto" w:after="0"/>
-              <w:ind w:firstLine="0"/>
-              <w:jc w:val="left"/>
-            </w:pPr>
-            <w:r>
-              <w:rPr>
-                <w:rFonts w:ascii="Times New Roman" w:hAnsi="Times New Roman"/>
-                <w:sz w:val="18"/>
+              <w:spacing w:line="240" w:lineRule="auto" w:after="20"/>
+              <w:ind w:firstLine="0"/>
+              <w:jc w:val="left"/>
+            </w:pPr>
+            <w:r>
+              <w:rPr>
+                <w:sz w:val="17"/>
               </w:rPr>
               <w:t xml:space="preserve">horas y GB</w:t>
             </w:r>
@@ -2877,14 +2812,13 @@
           <w:p>
             <w:pPr>
               <w:pStyle w:val="Compact"/>
-              <w:spacing w:line="240" w:lineRule="auto" w:after="0"/>
-              <w:ind w:firstLine="0"/>
-              <w:jc w:val="left"/>
-            </w:pPr>
-            <w:r>
-              <w:rPr>
-                <w:rFonts w:ascii="Times New Roman" w:hAnsi="Times New Roman"/>
-                <w:sz w:val="18"/>
+              <w:spacing w:line="240" w:lineRule="auto" w:after="20"/>
+              <w:ind w:firstLine="0"/>
+              <w:jc w:val="left"/>
+            </w:pPr>
+            <w:r>
+              <w:rPr>
+                <w:sz w:val="17"/>
               </w:rPr>
               <w:t xml:space="preserve">cotización y política</w:t>
             </w:r>
@@ -2895,14 +2829,13 @@
           <w:p>
             <w:pPr>
               <w:pStyle w:val="Compact"/>
-              <w:spacing w:line="240" w:lineRule="auto" w:after="0"/>
-              <w:ind w:firstLine="0"/>
-              <w:jc w:val="left"/>
-            </w:pPr>
-            <w:r>
-              <w:rPr>
-                <w:rFonts w:ascii="Times New Roman" w:hAnsi="Times New Roman"/>
-                <w:sz w:val="18"/>
+              <w:spacing w:line="240" w:lineRule="auto" w:after="20"/>
+              <w:ind w:firstLine="0"/>
+              <w:jc w:val="left"/>
+            </w:pPr>
+            <w:r>
+              <w:rPr>
+                <w:sz w:val="17"/>
               </w:rPr>
               <w:t xml:space="preserve">simulacros periódicos</w:t>
             </w:r>
@@ -2916,20 +2849,16 @@
       <w:pPr>
         <w:pStyle w:val="Heading2"/>
         <w:keepNext/>
-        <w:ind w:firstLine="0"/>
-      </w:pPr>
-      <w:r>
-        <w:rPr>
-          <w:color w:val="000000"/>
-        </w:rPr>
+        <w:spacing w:line="264" w:lineRule="auto"/>
+      </w:pPr>
+      <w:r>
         <w:t xml:space="preserve">10. Comparación de alternativas de implementación</w:t>
       </w:r>
     </w:p>
     <w:p>
       <w:pPr>
         <w:pStyle w:val="FirstParagraph"/>
-        <w:spacing w:line="480" w:lineRule="auto" w:after="0"/>
-        <w:ind w:firstLine="720"/>
+        <w:spacing w:line="396" w:lineRule="auto" w:after="100"/>
       </w:pPr>
       <w:r>
         <w:rPr>
@@ -2948,8 +2877,7 @@
     <w:p>
       <w:pPr>
         <w:pStyle w:val="BodyText"/>
-        <w:spacing w:line="480" w:lineRule="auto" w:after="0"/>
-        <w:ind w:firstLine="720"/>
+        <w:spacing w:line="396" w:lineRule="auto" w:after="100"/>
       </w:pPr>
       <w:r>
         <w:rPr>
@@ -2968,8 +2896,7 @@
     <w:p>
       <w:pPr>
         <w:pStyle w:val="BodyText"/>
-        <w:spacing w:line="480" w:lineRule="auto" w:after="0"/>
-        <w:ind w:firstLine="720"/>
+        <w:spacing w:line="396" w:lineRule="auto" w:after="100"/>
       </w:pPr>
       <w:r>
         <w:rPr>
@@ -2988,8 +2915,7 @@
     <w:p>
       <w:pPr>
         <w:pStyle w:val="BodyText"/>
-        <w:spacing w:line="480" w:lineRule="auto" w:after="0"/>
-        <w:ind w:firstLine="720"/>
+        <w:spacing w:line="396" w:lineRule="auto" w:after="100"/>
       </w:pPr>
       <w:r>
         <w:rPr>
@@ -3011,12 +2937,9 @@
       <w:pPr>
         <w:pStyle w:val="Heading2"/>
         <w:keepNext/>
-        <w:ind w:firstLine="0"/>
-      </w:pPr>
-      <w:r>
-        <w:rPr>
-          <w:color w:val="000000"/>
-        </w:rPr>
+        <w:spacing w:line="264" w:lineRule="auto"/>
+      </w:pPr>
+      <w:r>
         <w:t xml:space="preserve">11. Riesgos, responsables y condiciones de éxito</w:t>
       </w:r>
     </w:p>
@@ -3025,7 +2948,7 @@
         <w:tblStyle w:val="Table"/>
         <w:tblW w:type="pct" w:w="5000"/>
         <w:jc w:val="left"/>
-        <w:tblLayout w:type="fixed"/>
+        <w:tblLayout w:type="autofit"/>
         <w:tblLook w:firstRow="1" w:lastRow="0" w:firstColumn="0" w:lastColumn="0" w:noHBand="0" w:noVBand="0" w:val="0020"/>
       </w:tblPr>
       <w:tblGrid>
@@ -3045,14 +2968,14 @@
           <w:p>
             <w:pPr>
               <w:pStyle w:val="Compact"/>
-              <w:spacing w:line="240" w:lineRule="auto" w:after="0"/>
-              <w:ind w:firstLine="0"/>
-              <w:jc w:val="left"/>
-            </w:pPr>
-            <w:r>
-              <w:rPr>
-                <w:rFonts w:ascii="Times New Roman" w:hAnsi="Times New Roman"/>
-                <w:sz w:val="18"/>
+              <w:spacing w:line="240" w:lineRule="auto" w:after="20"/>
+              <w:ind w:firstLine="0"/>
+              <w:jc w:val="left"/>
+            </w:pPr>
+            <w:r>
+              <w:rPr>
+                <w:b/>
+                <w:sz w:val="17"/>
               </w:rPr>
               <w:t xml:space="preserve">ID</w:t>
             </w:r>
@@ -3063,14 +2986,14 @@
           <w:p>
             <w:pPr>
               <w:pStyle w:val="Compact"/>
-              <w:spacing w:line="240" w:lineRule="auto" w:after="0"/>
-              <w:ind w:firstLine="0"/>
-              <w:jc w:val="left"/>
-            </w:pPr>
-            <w:r>
-              <w:rPr>
-                <w:rFonts w:ascii="Times New Roman" w:hAnsi="Times New Roman"/>
-                <w:sz w:val="18"/>
+              <w:spacing w:line="240" w:lineRule="auto" w:after="20"/>
+              <w:ind w:firstLine="0"/>
+              <w:jc w:val="left"/>
+            </w:pPr>
+            <w:r>
+              <w:rPr>
+                <w:b/>
+                <w:sz w:val="17"/>
               </w:rPr>
               <w:t xml:space="preserve">Prob. cualitativa</w:t>
             </w:r>
@@ -3081,14 +3004,14 @@
           <w:p>
             <w:pPr>
               <w:pStyle w:val="Compact"/>
-              <w:spacing w:line="240" w:lineRule="auto" w:after="0"/>
-              <w:ind w:firstLine="0"/>
-              <w:jc w:val="left"/>
-            </w:pPr>
-            <w:r>
-              <w:rPr>
-                <w:rFonts w:ascii="Times New Roman" w:hAnsi="Times New Roman"/>
-                <w:sz w:val="18"/>
+              <w:spacing w:line="240" w:lineRule="auto" w:after="20"/>
+              <w:ind w:firstLine="0"/>
+              <w:jc w:val="left"/>
+            </w:pPr>
+            <w:r>
+              <w:rPr>
+                <w:b/>
+                <w:sz w:val="17"/>
               </w:rPr>
               <w:t xml:space="preserve">Impacto</w:t>
             </w:r>
@@ -3099,14 +3022,14 @@
           <w:p>
             <w:pPr>
               <w:pStyle w:val="Compact"/>
-              <w:spacing w:line="240" w:lineRule="auto" w:after="0"/>
-              <w:ind w:firstLine="0"/>
-              <w:jc w:val="left"/>
-            </w:pPr>
-            <w:r>
-              <w:rPr>
-                <w:rFonts w:ascii="Times New Roman" w:hAnsi="Times New Roman"/>
-                <w:sz w:val="18"/>
+              <w:spacing w:line="240" w:lineRule="auto" w:after="20"/>
+              <w:ind w:firstLine="0"/>
+              <w:jc w:val="left"/>
+            </w:pPr>
+            <w:r>
+              <w:rPr>
+                <w:b/>
+                <w:sz w:val="17"/>
               </w:rPr>
               <w:t xml:space="preserve">Mitigación</w:t>
             </w:r>
@@ -3117,14 +3040,14 @@
           <w:p>
             <w:pPr>
               <w:pStyle w:val="Compact"/>
-              <w:spacing w:line="240" w:lineRule="auto" w:after="0"/>
-              <w:ind w:firstLine="0"/>
-              <w:jc w:val="left"/>
-            </w:pPr>
-            <w:r>
-              <w:rPr>
-                <w:rFonts w:ascii="Times New Roman" w:hAnsi="Times New Roman"/>
-                <w:sz w:val="18"/>
+              <w:spacing w:line="240" w:lineRule="auto" w:after="20"/>
+              <w:ind w:firstLine="0"/>
+              <w:jc w:val="left"/>
+            </w:pPr>
+            <w:r>
+              <w:rPr>
+                <w:b/>
+                <w:sz w:val="17"/>
               </w:rPr>
               <w:t xml:space="preserve">Responsable</w:t>
             </w:r>
@@ -3137,14 +3060,13 @@
           <w:p>
             <w:pPr>
               <w:pStyle w:val="Compact"/>
-              <w:spacing w:line="240" w:lineRule="auto" w:after="0"/>
-              <w:ind w:firstLine="0"/>
-              <w:jc w:val="left"/>
-            </w:pPr>
-            <w:r>
-              <w:rPr>
-                <w:rFonts w:ascii="Times New Roman" w:hAnsi="Times New Roman"/>
-                <w:sz w:val="18"/>
+              <w:spacing w:line="240" w:lineRule="auto" w:after="20"/>
+              <w:ind w:firstLine="0"/>
+              <w:jc w:val="left"/>
+            </w:pPr>
+            <w:r>
+              <w:rPr>
+                <w:sz w:val="17"/>
               </w:rPr>
               <w:t xml:space="preserve">R-01</w:t>
             </w:r>
@@ -3155,14 +3077,13 @@
           <w:p>
             <w:pPr>
               <w:pStyle w:val="Compact"/>
-              <w:spacing w:line="240" w:lineRule="auto" w:after="0"/>
-              <w:ind w:firstLine="0"/>
-              <w:jc w:val="left"/>
-            </w:pPr>
-            <w:r>
-              <w:rPr>
-                <w:rFonts w:ascii="Times New Roman" w:hAnsi="Times New Roman"/>
-                <w:sz w:val="18"/>
+              <w:spacing w:line="240" w:lineRule="auto" w:after="20"/>
+              <w:ind w:firstLine="0"/>
+              <w:jc w:val="left"/>
+            </w:pPr>
+            <w:r>
+              <w:rPr>
+                <w:sz w:val="17"/>
               </w:rPr>
               <w:t xml:space="preserve">Media</w:t>
             </w:r>
@@ -3173,14 +3094,13 @@
           <w:p>
             <w:pPr>
               <w:pStyle w:val="Compact"/>
-              <w:spacing w:line="240" w:lineRule="auto" w:after="0"/>
-              <w:ind w:firstLine="0"/>
-              <w:jc w:val="left"/>
-            </w:pPr>
-            <w:r>
-              <w:rPr>
-                <w:rFonts w:ascii="Times New Roman" w:hAnsi="Times New Roman"/>
-                <w:sz w:val="18"/>
+              <w:spacing w:line="240" w:lineRule="auto" w:after="20"/>
+              <w:ind w:firstLine="0"/>
+              <w:jc w:val="left"/>
+            </w:pPr>
+            <w:r>
+              <w:rPr>
+                <w:sz w:val="17"/>
               </w:rPr>
               <w:t xml:space="preserve">Alto</w:t>
             </w:r>
@@ -3191,14 +3111,13 @@
           <w:p>
             <w:pPr>
               <w:pStyle w:val="Compact"/>
-              <w:spacing w:line="240" w:lineRule="auto" w:after="0"/>
-              <w:ind w:firstLine="0"/>
-              <w:jc w:val="left"/>
-            </w:pPr>
-            <w:r>
-              <w:rPr>
-                <w:rFonts w:ascii="Times New Roman" w:hAnsi="Times New Roman"/>
-                <w:sz w:val="18"/>
+              <w:spacing w:line="240" w:lineRule="auto" w:after="20"/>
+              <w:ind w:firstLine="0"/>
+              <w:jc w:val="left"/>
+            </w:pPr>
+            <w:r>
+              <w:rPr>
+                <w:sz w:val="17"/>
               </w:rPr>
               <w:t xml:space="preserve">no subir secretos, monitorear cambios</w:t>
             </w:r>
@@ -3209,14 +3128,13 @@
           <w:p>
             <w:pPr>
               <w:pStyle w:val="Compact"/>
-              <w:spacing w:line="240" w:lineRule="auto" w:after="0"/>
-              <w:ind w:firstLine="0"/>
-              <w:jc w:val="left"/>
-            </w:pPr>
-            <w:r>
-              <w:rPr>
-                <w:rFonts w:ascii="Times New Roman" w:hAnsi="Times New Roman"/>
-                <w:sz w:val="18"/>
+              <w:spacing w:line="240" w:lineRule="auto" w:after="20"/>
+              <w:ind w:firstLine="0"/>
+              <w:jc w:val="left"/>
+            </w:pPr>
+            <w:r>
+              <w:rPr>
+                <w:sz w:val="17"/>
               </w:rPr>
               <w:t xml:space="preserve">Líder técnico (designar)</w:t>
             </w:r>
@@ -3229,14 +3147,13 @@
           <w:p>
             <w:pPr>
               <w:pStyle w:val="Compact"/>
-              <w:spacing w:line="240" w:lineRule="auto" w:after="0"/>
-              <w:ind w:firstLine="0"/>
-              <w:jc w:val="left"/>
-            </w:pPr>
-            <w:r>
-              <w:rPr>
-                <w:rFonts w:ascii="Times New Roman" w:hAnsi="Times New Roman"/>
-                <w:sz w:val="18"/>
+              <w:spacing w:line="240" w:lineRule="auto" w:after="20"/>
+              <w:ind w:firstLine="0"/>
+              <w:jc w:val="left"/>
+            </w:pPr>
+            <w:r>
+              <w:rPr>
+                <w:sz w:val="17"/>
               </w:rPr>
               <w:t xml:space="preserve">R-02</w:t>
             </w:r>
@@ -3247,14 +3164,13 @@
           <w:p>
             <w:pPr>
               <w:pStyle w:val="Compact"/>
-              <w:spacing w:line="240" w:lineRule="auto" w:after="0"/>
-              <w:ind w:firstLine="0"/>
-              <w:jc w:val="left"/>
-            </w:pPr>
-            <w:r>
-              <w:rPr>
-                <w:rFonts w:ascii="Times New Roman" w:hAnsi="Times New Roman"/>
-                <w:sz w:val="18"/>
+              <w:spacing w:line="240" w:lineRule="auto" w:after="20"/>
+              <w:ind w:firstLine="0"/>
+              <w:jc w:val="left"/>
+            </w:pPr>
+            <w:r>
+              <w:rPr>
+                <w:sz w:val="17"/>
               </w:rPr>
               <w:t xml:space="preserve">Alta</w:t>
             </w:r>
@@ -3265,14 +3181,13 @@
           <w:p>
             <w:pPr>
               <w:pStyle w:val="Compact"/>
-              <w:spacing w:line="240" w:lineRule="auto" w:after="0"/>
-              <w:ind w:firstLine="0"/>
-              <w:jc w:val="left"/>
-            </w:pPr>
-            <w:r>
-              <w:rPr>
-                <w:rFonts w:ascii="Times New Roman" w:hAnsi="Times New Roman"/>
-                <w:sz w:val="18"/>
+              <w:spacing w:line="240" w:lineRule="auto" w:after="20"/>
+              <w:ind w:firstLine="0"/>
+              <w:jc w:val="left"/>
+            </w:pPr>
+            <w:r>
+              <w:rPr>
+                <w:sz w:val="17"/>
               </w:rPr>
               <w:t xml:space="preserve">Alto</w:t>
             </w:r>
@@ -3283,14 +3198,13 @@
           <w:p>
             <w:pPr>
               <w:pStyle w:val="Compact"/>
-              <w:spacing w:line="240" w:lineRule="auto" w:after="0"/>
-              <w:ind w:firstLine="0"/>
-              <w:jc w:val="left"/>
-            </w:pPr>
-            <w:r>
-              <w:rPr>
-                <w:rFonts w:ascii="Times New Roman" w:hAnsi="Times New Roman"/>
-                <w:sz w:val="18"/>
+              <w:spacing w:line="240" w:lineRule="auto" w:after="20"/>
+              <w:ind w:firstLine="0"/>
+              <w:jc w:val="left"/>
+            </w:pPr>
+            <w:r>
+              <w:rPr>
+                <w:sz w:val="17"/>
               </w:rPr>
               <w:t xml:space="preserve">pruebas de firma/idempotencia en Wompi</w:t>
             </w:r>
@@ -3301,14 +3215,13 @@
           <w:p>
             <w:pPr>
               <w:pStyle w:val="Compact"/>
-              <w:spacing w:line="240" w:lineRule="auto" w:after="0"/>
-              <w:ind w:firstLine="0"/>
-              <w:jc w:val="left"/>
-            </w:pPr>
-            <w:r>
-              <w:rPr>
-                <w:rFonts w:ascii="Times New Roman" w:hAnsi="Times New Roman"/>
-                <w:sz w:val="18"/>
+              <w:spacing w:line="240" w:lineRule="auto" w:after="20"/>
+              <w:ind w:firstLine="0"/>
+              <w:jc w:val="left"/>
+            </w:pPr>
+            <w:r>
+              <w:rPr>
+                <w:sz w:val="17"/>
               </w:rPr>
               <w:t xml:space="preserve">Backend / QA (designar)</w:t>
             </w:r>
@@ -3321,14 +3234,13 @@
           <w:p>
             <w:pPr>
               <w:pStyle w:val="Compact"/>
-              <w:spacing w:line="240" w:lineRule="auto" w:after="0"/>
-              <w:ind w:firstLine="0"/>
-              <w:jc w:val="left"/>
-            </w:pPr>
-            <w:r>
-              <w:rPr>
-                <w:rFonts w:ascii="Times New Roman" w:hAnsi="Times New Roman"/>
-                <w:sz w:val="18"/>
+              <w:spacing w:line="240" w:lineRule="auto" w:after="20"/>
+              <w:ind w:firstLine="0"/>
+              <w:jc w:val="left"/>
+            </w:pPr>
+            <w:r>
+              <w:rPr>
+                <w:sz w:val="17"/>
               </w:rPr>
               <w:t xml:space="preserve">R-03</w:t>
             </w:r>
@@ -3339,14 +3251,13 @@
           <w:p>
             <w:pPr>
               <w:pStyle w:val="Compact"/>
-              <w:spacing w:line="240" w:lineRule="auto" w:after="0"/>
-              <w:ind w:firstLine="0"/>
-              <w:jc w:val="left"/>
-            </w:pPr>
-            <w:r>
-              <w:rPr>
-                <w:rFonts w:ascii="Times New Roman" w:hAnsi="Times New Roman"/>
-                <w:sz w:val="18"/>
+              <w:spacing w:line="240" w:lineRule="auto" w:after="20"/>
+              <w:ind w:firstLine="0"/>
+              <w:jc w:val="left"/>
+            </w:pPr>
+            <w:r>
+              <w:rPr>
+                <w:sz w:val="17"/>
               </w:rPr>
               <w:t xml:space="preserve">Media</w:t>
             </w:r>
@@ -3357,14 +3268,13 @@
           <w:p>
             <w:pPr>
               <w:pStyle w:val="Compact"/>
-              <w:spacing w:line="240" w:lineRule="auto" w:after="0"/>
-              <w:ind w:firstLine="0"/>
-              <w:jc w:val="left"/>
-            </w:pPr>
-            <w:r>
-              <w:rPr>
-                <w:rFonts w:ascii="Times New Roman" w:hAnsi="Times New Roman"/>
-                <w:sz w:val="18"/>
+              <w:spacing w:line="240" w:lineRule="auto" w:after="20"/>
+              <w:ind w:firstLine="0"/>
+              <w:jc w:val="left"/>
+            </w:pPr>
+            <w:r>
+              <w:rPr>
+                <w:sz w:val="17"/>
               </w:rPr>
               <w:t xml:space="preserve">Alto</w:t>
             </w:r>
@@ -3375,14 +3285,13 @@
           <w:p>
             <w:pPr>
               <w:pStyle w:val="Compact"/>
-              <w:spacing w:line="240" w:lineRule="auto" w:after="0"/>
-              <w:ind w:firstLine="0"/>
-              <w:jc w:val="left"/>
-            </w:pPr>
-            <w:r>
-              <w:rPr>
-                <w:rFonts w:ascii="Times New Roman" w:hAnsi="Times New Roman"/>
-                <w:sz w:val="18"/>
+              <w:spacing w:line="240" w:lineRule="auto" w:after="20"/>
+              <w:ind w:firstLine="0"/>
+              <w:jc w:val="left"/>
+            </w:pPr>
+            <w:r>
+              <w:rPr>
+                <w:sz w:val="17"/>
               </w:rPr>
               <w:t xml:space="preserve">prueba por motor EF Core</w:t>
             </w:r>
@@ -3393,14 +3302,13 @@
           <w:p>
             <w:pPr>
               <w:pStyle w:val="Compact"/>
-              <w:spacing w:line="240" w:lineRule="auto" w:after="0"/>
-              <w:ind w:firstLine="0"/>
-              <w:jc w:val="left"/>
-            </w:pPr>
-            <w:r>
-              <w:rPr>
-                <w:rFonts w:ascii="Times New Roman" w:hAnsi="Times New Roman"/>
-                <w:sz w:val="18"/>
+              <w:spacing w:line="240" w:lineRule="auto" w:after="20"/>
+              <w:ind w:firstLine="0"/>
+              <w:jc w:val="left"/>
+            </w:pPr>
+            <w:r>
+              <w:rPr>
+                <w:sz w:val="17"/>
               </w:rPr>
               <w:t xml:space="preserve">Backend/DBA (designar)</w:t>
             </w:r>
@@ -3413,14 +3321,13 @@
           <w:p>
             <w:pPr>
               <w:pStyle w:val="Compact"/>
-              <w:spacing w:line="240" w:lineRule="auto" w:after="0"/>
-              <w:ind w:firstLine="0"/>
-              <w:jc w:val="left"/>
-            </w:pPr>
-            <w:r>
-              <w:rPr>
-                <w:rFonts w:ascii="Times New Roman" w:hAnsi="Times New Roman"/>
-                <w:sz w:val="18"/>
+              <w:spacing w:line="240" w:lineRule="auto" w:after="20"/>
+              <w:ind w:firstLine="0"/>
+              <w:jc w:val="left"/>
+            </w:pPr>
+            <w:r>
+              <w:rPr>
+                <w:sz w:val="17"/>
               </w:rPr>
               <w:t xml:space="preserve">R-04</w:t>
             </w:r>
@@ -3431,14 +3338,13 @@
           <w:p>
             <w:pPr>
               <w:pStyle w:val="Compact"/>
-              <w:spacing w:line="240" w:lineRule="auto" w:after="0"/>
-              <w:ind w:firstLine="0"/>
-              <w:jc w:val="left"/>
-            </w:pPr>
-            <w:r>
-              <w:rPr>
-                <w:rFonts w:ascii="Times New Roman" w:hAnsi="Times New Roman"/>
-                <w:sz w:val="18"/>
+              <w:spacing w:line="240" w:lineRule="auto" w:after="20"/>
+              <w:ind w:firstLine="0"/>
+              <w:jc w:val="left"/>
+            </w:pPr>
+            <w:r>
+              <w:rPr>
+                <w:sz w:val="17"/>
               </w:rPr>
               <w:t xml:space="preserve">Alta</w:t>
             </w:r>
@@ -3449,14 +3355,13 @@
           <w:p>
             <w:pPr>
               <w:pStyle w:val="Compact"/>
-              <w:spacing w:line="240" w:lineRule="auto" w:after="0"/>
-              <w:ind w:firstLine="0"/>
-              <w:jc w:val="left"/>
-            </w:pPr>
-            <w:r>
-              <w:rPr>
-                <w:rFonts w:ascii="Times New Roman" w:hAnsi="Times New Roman"/>
-                <w:sz w:val="18"/>
+              <w:spacing w:line="240" w:lineRule="auto" w:after="20"/>
+              <w:ind w:firstLine="0"/>
+              <w:jc w:val="left"/>
+            </w:pPr>
+            <w:r>
+              <w:rPr>
+                <w:sz w:val="17"/>
               </w:rPr>
               <w:t xml:space="preserve">Medio</w:t>
             </w:r>
@@ -3467,14 +3372,13 @@
           <w:p>
             <w:pPr>
               <w:pStyle w:val="Compact"/>
-              <w:spacing w:line="240" w:lineRule="auto" w:after="0"/>
-              <w:ind w:firstLine="0"/>
-              <w:jc w:val="left"/>
-            </w:pPr>
-            <w:r>
-              <w:rPr>
-                <w:rFonts w:ascii="Times New Roman" w:hAnsi="Times New Roman"/>
-                <w:sz w:val="18"/>
+              <w:spacing w:line="240" w:lineRule="auto" w:after="20"/>
+              <w:ind w:firstLine="0"/>
+              <w:jc w:val="left"/>
+            </w:pPr>
+            <w:r>
+              <w:rPr>
+                <w:sz w:val="17"/>
               </w:rPr>
               <w:t xml:space="preserve">capacitaciones cortas por rol</w:t>
             </w:r>
@@ -3485,14 +3389,13 @@
           <w:p>
             <w:pPr>
               <w:pStyle w:val="Compact"/>
-              <w:spacing w:line="240" w:lineRule="auto" w:after="0"/>
-              <w:ind w:firstLine="0"/>
-              <w:jc w:val="left"/>
-            </w:pPr>
-            <w:r>
-              <w:rPr>
-                <w:rFonts w:ascii="Times New Roman" w:hAnsi="Times New Roman"/>
-                <w:sz w:val="18"/>
+              <w:spacing w:line="240" w:lineRule="auto" w:after="20"/>
+              <w:ind w:firstLine="0"/>
+              <w:jc w:val="left"/>
+            </w:pPr>
+            <w:r>
+              <w:rPr>
+                <w:sz w:val="17"/>
               </w:rPr>
               <w:t xml:space="preserve">Analista UX (designar)</w:t>
             </w:r>
@@ -3505,14 +3408,13 @@
           <w:p>
             <w:pPr>
               <w:pStyle w:val="Compact"/>
-              <w:spacing w:line="240" w:lineRule="auto" w:after="0"/>
-              <w:ind w:firstLine="0"/>
-              <w:jc w:val="left"/>
-            </w:pPr>
-            <w:r>
-              <w:rPr>
-                <w:rFonts w:ascii="Times New Roman" w:hAnsi="Times New Roman"/>
-                <w:sz w:val="18"/>
+              <w:spacing w:line="240" w:lineRule="auto" w:after="20"/>
+              <w:ind w:firstLine="0"/>
+              <w:jc w:val="left"/>
+            </w:pPr>
+            <w:r>
+              <w:rPr>
+                <w:sz w:val="17"/>
               </w:rPr>
               <w:t xml:space="preserve">R-05</w:t>
             </w:r>
@@ -3523,14 +3425,13 @@
           <w:p>
             <w:pPr>
               <w:pStyle w:val="Compact"/>
-              <w:spacing w:line="240" w:lineRule="auto" w:after="0"/>
-              <w:ind w:firstLine="0"/>
-              <w:jc w:val="left"/>
-            </w:pPr>
-            <w:r>
-              <w:rPr>
-                <w:rFonts w:ascii="Times New Roman" w:hAnsi="Times New Roman"/>
-                <w:sz w:val="18"/>
+              <w:spacing w:line="240" w:lineRule="auto" w:after="20"/>
+              <w:ind w:firstLine="0"/>
+              <w:jc w:val="left"/>
+            </w:pPr>
+            <w:r>
+              <w:rPr>
+                <w:sz w:val="17"/>
               </w:rPr>
               <w:t xml:space="preserve">Media</w:t>
             </w:r>
@@ -3541,14 +3442,13 @@
           <w:p>
             <w:pPr>
               <w:pStyle w:val="Compact"/>
-              <w:spacing w:line="240" w:lineRule="auto" w:after="0"/>
-              <w:ind w:firstLine="0"/>
-              <w:jc w:val="left"/>
-            </w:pPr>
-            <w:r>
-              <w:rPr>
-                <w:rFonts w:ascii="Times New Roman" w:hAnsi="Times New Roman"/>
-                <w:sz w:val="18"/>
+              <w:spacing w:line="240" w:lineRule="auto" w:after="20"/>
+              <w:ind w:firstLine="0"/>
+              <w:jc w:val="left"/>
+            </w:pPr>
+            <w:r>
+              <w:rPr>
+                <w:sz w:val="17"/>
               </w:rPr>
               <w:t xml:space="preserve">Alto</w:t>
             </w:r>
@@ -3559,14 +3459,13 @@
           <w:p>
             <w:pPr>
               <w:pStyle w:val="Compact"/>
-              <w:spacing w:line="240" w:lineRule="auto" w:after="0"/>
-              <w:ind w:firstLine="0"/>
-              <w:jc w:val="left"/>
-            </w:pPr>
-            <w:r>
-              <w:rPr>
-                <w:rFonts w:ascii="Times New Roman" w:hAnsi="Times New Roman"/>
-                <w:sz w:val="18"/>
+              <w:spacing w:line="240" w:lineRule="auto" w:after="20"/>
+              <w:ind w:firstLine="0"/>
+              <w:jc w:val="left"/>
+            </w:pPr>
+            <w:r>
+              <w:rPr>
+                <w:sz w:val="17"/>
               </w:rPr>
               <w:t xml:space="preserve">plan backup/restore reproducible</w:t>
             </w:r>
@@ -3577,14 +3476,13 @@
           <w:p>
             <w:pPr>
               <w:pStyle w:val="Compact"/>
-              <w:spacing w:line="240" w:lineRule="auto" w:after="0"/>
-              <w:ind w:firstLine="0"/>
-              <w:jc w:val="left"/>
-            </w:pPr>
-            <w:r>
-              <w:rPr>
-                <w:rFonts w:ascii="Times New Roman" w:hAnsi="Times New Roman"/>
-                <w:sz w:val="18"/>
+              <w:spacing w:line="240" w:lineRule="auto" w:after="20"/>
+              <w:ind w:firstLine="0"/>
+              <w:jc w:val="left"/>
+            </w:pPr>
+            <w:r>
+              <w:rPr>
+                <w:sz w:val="17"/>
               </w:rPr>
               <w:t xml:space="preserve">Operaciones (designar)</w:t>
             </w:r>
@@ -3597,14 +3495,13 @@
           <w:p>
             <w:pPr>
               <w:pStyle w:val="Compact"/>
-              <w:spacing w:line="240" w:lineRule="auto" w:after="0"/>
-              <w:ind w:firstLine="0"/>
-              <w:jc w:val="left"/>
-            </w:pPr>
-            <w:r>
-              <w:rPr>
-                <w:rFonts w:ascii="Times New Roman" w:hAnsi="Times New Roman"/>
-                <w:sz w:val="18"/>
+              <w:spacing w:line="240" w:lineRule="auto" w:after="20"/>
+              <w:ind w:firstLine="0"/>
+              <w:jc w:val="left"/>
+            </w:pPr>
+            <w:r>
+              <w:rPr>
+                <w:sz w:val="17"/>
               </w:rPr>
               <w:t xml:space="preserve">R-06</w:t>
             </w:r>
@@ -3615,14 +3512,13 @@
           <w:p>
             <w:pPr>
               <w:pStyle w:val="Compact"/>
-              <w:spacing w:line="240" w:lineRule="auto" w:after="0"/>
-              <w:ind w:firstLine="0"/>
-              <w:jc w:val="left"/>
-            </w:pPr>
-            <w:r>
-              <w:rPr>
-                <w:rFonts w:ascii="Times New Roman" w:hAnsi="Times New Roman"/>
-                <w:sz w:val="18"/>
+              <w:spacing w:line="240" w:lineRule="auto" w:after="20"/>
+              <w:ind w:firstLine="0"/>
+              <w:jc w:val="left"/>
+            </w:pPr>
+            <w:r>
+              <w:rPr>
+                <w:sz w:val="17"/>
               </w:rPr>
               <w:t xml:space="preserve">Media</w:t>
             </w:r>
@@ -3633,14 +3529,13 @@
           <w:p>
             <w:pPr>
               <w:pStyle w:val="Compact"/>
-              <w:spacing w:line="240" w:lineRule="auto" w:after="0"/>
-              <w:ind w:firstLine="0"/>
-              <w:jc w:val="left"/>
-            </w:pPr>
-            <w:r>
-              <w:rPr>
-                <w:rFonts w:ascii="Times New Roman" w:hAnsi="Times New Roman"/>
-                <w:sz w:val="18"/>
+              <w:spacing w:line="240" w:lineRule="auto" w:after="20"/>
+              <w:ind w:firstLine="0"/>
+              <w:jc w:val="left"/>
+            </w:pPr>
+            <w:r>
+              <w:rPr>
+                <w:sz w:val="17"/>
               </w:rPr>
               <w:t xml:space="preserve">Alto</w:t>
             </w:r>
@@ -3651,14 +3546,13 @@
           <w:p>
             <w:pPr>
               <w:pStyle w:val="Compact"/>
-              <w:spacing w:line="240" w:lineRule="auto" w:after="0"/>
-              <w:ind w:firstLine="0"/>
-              <w:jc w:val="left"/>
-            </w:pPr>
-            <w:r>
-              <w:rPr>
-                <w:rFonts w:ascii="Times New Roman" w:hAnsi="Times New Roman"/>
-                <w:sz w:val="18"/>
+              <w:spacing w:line="240" w:lineRule="auto" w:after="20"/>
+              <w:ind w:firstLine="0"/>
+              <w:jc w:val="left"/>
+            </w:pPr>
+            <w:r>
+              <w:rPr>
+                <w:sz w:val="17"/>
               </w:rPr>
               <w:t xml:space="preserve">aislamiento por sede y titular</w:t>
             </w:r>
@@ -3669,14 +3563,13 @@
           <w:p>
             <w:pPr>
               <w:pStyle w:val="Compact"/>
-              <w:spacing w:line="240" w:lineRule="auto" w:after="0"/>
-              <w:ind w:firstLine="0"/>
-              <w:jc w:val="left"/>
-            </w:pPr>
-            <w:r>
-              <w:rPr>
-                <w:rFonts w:ascii="Times New Roman" w:hAnsi="Times New Roman"/>
-                <w:sz w:val="18"/>
+              <w:spacing w:line="240" w:lineRule="auto" w:after="20"/>
+              <w:ind w:firstLine="0"/>
+              <w:jc w:val="left"/>
+            </w:pPr>
+            <w:r>
+              <w:rPr>
+                <w:sz w:val="17"/>
               </w:rPr>
               <w:t xml:space="preserve">Seguridad (designar)</w:t>
             </w:r>
@@ -3689,14 +3582,13 @@
           <w:p>
             <w:pPr>
               <w:pStyle w:val="Compact"/>
-              <w:spacing w:line="240" w:lineRule="auto" w:after="0"/>
-              <w:ind w:firstLine="0"/>
-              <w:jc w:val="left"/>
-            </w:pPr>
-            <w:r>
-              <w:rPr>
-                <w:rFonts w:ascii="Times New Roman" w:hAnsi="Times New Roman"/>
-                <w:sz w:val="18"/>
+              <w:spacing w:line="240" w:lineRule="auto" w:after="20"/>
+              <w:ind w:firstLine="0"/>
+              <w:jc w:val="left"/>
+            </w:pPr>
+            <w:r>
+              <w:rPr>
+                <w:sz w:val="17"/>
               </w:rPr>
               <w:t xml:space="preserve">R-07</w:t>
             </w:r>
@@ -3707,14 +3599,13 @@
           <w:p>
             <w:pPr>
               <w:pStyle w:val="Compact"/>
-              <w:spacing w:line="240" w:lineRule="auto" w:after="0"/>
-              <w:ind w:firstLine="0"/>
-              <w:jc w:val="left"/>
-            </w:pPr>
-            <w:r>
-              <w:rPr>
-                <w:rFonts w:ascii="Times New Roman" w:hAnsi="Times New Roman"/>
-                <w:sz w:val="18"/>
+              <w:spacing w:line="240" w:lineRule="auto" w:after="20"/>
+              <w:ind w:firstLine="0"/>
+              <w:jc w:val="left"/>
+            </w:pPr>
+            <w:r>
+              <w:rPr>
+                <w:sz w:val="17"/>
               </w:rPr>
               <w:t xml:space="preserve">Media</w:t>
             </w:r>
@@ -3725,14 +3616,13 @@
           <w:p>
             <w:pPr>
               <w:pStyle w:val="Compact"/>
-              <w:spacing w:line="240" w:lineRule="auto" w:after="0"/>
-              <w:ind w:firstLine="0"/>
-              <w:jc w:val="left"/>
-            </w:pPr>
-            <w:r>
-              <w:rPr>
-                <w:rFonts w:ascii="Times New Roman" w:hAnsi="Times New Roman"/>
-                <w:sz w:val="18"/>
+              <w:spacing w:line="240" w:lineRule="auto" w:after="20"/>
+              <w:ind w:firstLine="0"/>
+              <w:jc w:val="left"/>
+            </w:pPr>
+            <w:r>
+              <w:rPr>
+                <w:sz w:val="17"/>
               </w:rPr>
               <w:t xml:space="preserve">Medio</w:t>
             </w:r>
@@ -3743,14 +3633,13 @@
           <w:p>
             <w:pPr>
               <w:pStyle w:val="Compact"/>
-              <w:spacing w:line="240" w:lineRule="auto" w:after="0"/>
-              <w:ind w:firstLine="0"/>
-              <w:jc w:val="left"/>
-            </w:pPr>
-            <w:r>
-              <w:rPr>
-                <w:rFonts w:ascii="Times New Roman" w:hAnsi="Times New Roman"/>
-                <w:sz w:val="18"/>
+              <w:spacing w:line="240" w:lineRule="auto" w:after="20"/>
+              <w:ind w:firstLine="0"/>
+              <w:jc w:val="left"/>
+            </w:pPr>
+            <w:r>
+              <w:rPr>
+                <w:sz w:val="17"/>
               </w:rPr>
               <w:t xml:space="preserve">versionar contratos y cliente móvil</w:t>
             </w:r>
@@ -3761,14 +3650,13 @@
           <w:p>
             <w:pPr>
               <w:pStyle w:val="Compact"/>
-              <w:spacing w:line="240" w:lineRule="auto" w:after="0"/>
-              <w:ind w:firstLine="0"/>
-              <w:jc w:val="left"/>
-            </w:pPr>
-            <w:r>
-              <w:rPr>
-                <w:rFonts w:ascii="Times New Roman" w:hAnsi="Times New Roman"/>
-                <w:sz w:val="18"/>
+              <w:spacing w:line="240" w:lineRule="auto" w:after="20"/>
+              <w:ind w:firstLine="0"/>
+              <w:jc w:val="left"/>
+            </w:pPr>
+            <w:r>
+              <w:rPr>
+                <w:sz w:val="17"/>
               </w:rPr>
               <w:t xml:space="preserve">Frontend (designar)</w:t>
             </w:r>
@@ -3782,20 +3670,16 @@
       <w:pPr>
         <w:pStyle w:val="Heading2"/>
         <w:keepNext/>
-        <w:ind w:firstLine="0"/>
-      </w:pPr>
-      <w:r>
-        <w:rPr>
-          <w:color w:val="000000"/>
-        </w:rPr>
+        <w:spacing w:line="264" w:lineRule="auto"/>
+      </w:pPr>
+      <w:r>
         <w:t xml:space="preserve">12. Gestión de entregables y aceptación</w:t>
       </w:r>
     </w:p>
     <w:p>
       <w:pPr>
         <w:pStyle w:val="FirstParagraph"/>
-        <w:spacing w:line="480" w:lineRule="auto" w:after="0"/>
-        <w:ind w:firstLine="720"/>
+        <w:spacing w:line="396" w:lineRule="auto" w:after="100"/>
       </w:pPr>
       <w:r>
         <w:rPr>
@@ -3814,8 +3698,7 @@
     <w:p>
       <w:pPr>
         <w:pStyle w:val="BodyText"/>
-        <w:spacing w:line="480" w:lineRule="auto" w:after="0"/>
-        <w:ind w:firstLine="720"/>
+        <w:spacing w:line="396" w:lineRule="auto" w:after="100"/>
       </w:pPr>
       <w:r>
         <w:rPr>
@@ -3834,8 +3717,7 @@
     <w:p>
       <w:pPr>
         <w:pStyle w:val="BodyText"/>
-        <w:spacing w:line="480" w:lineRule="auto" w:after="0"/>
-        <w:ind w:firstLine="720"/>
+        <w:spacing w:line="396" w:lineRule="auto" w:after="100"/>
       </w:pPr>
       <w:r>
         <w:rPr>
@@ -3857,20 +3739,16 @@
       <w:pPr>
         <w:pStyle w:val="Heading2"/>
         <w:keepNext/>
-        <w:ind w:firstLine="0"/>
-      </w:pPr>
-      <w:r>
-        <w:rPr>
-          <w:color w:val="000000"/>
-        </w:rPr>
+        <w:spacing w:line="264" w:lineRule="auto"/>
+      </w:pPr>
+      <w:r>
         <w:t xml:space="preserve">10. Opciones de solución y evaluación comparada</w:t>
       </w:r>
     </w:p>
     <w:p>
       <w:pPr>
         <w:pStyle w:val="FirstParagraph"/>
-        <w:spacing w:line="480" w:lineRule="auto" w:after="0"/>
-        <w:ind w:firstLine="720"/>
+        <w:spacing w:line="396" w:lineRule="auto" w:after="100"/>
       </w:pPr>
       <w:r>
         <w:t xml:space="preserve">Se consideran tres alternativas. (A) continuar con la aplicación API modular existente, reforzando pruebas, controles operativos y separación por componentes; (B) dividir dominios de negocio en microservicios independientes; y (C) reemplazar la capa de servicios por una plataforma BaaS de terceros. Las alternativas B y C implicarían migraciones de código, operación, contratos y persistencia que no están justificadas únicamente por el tamaño de la documentación. El análisis no pretende afirmar una selección oficial del equipo, sino ordenar las decisiones.</w:t>
@@ -3881,7 +3759,7 @@
         <w:tblStyle w:val="Table"/>
         <w:tblW w:type="pct" w:w="5000"/>
         <w:jc w:val="left"/>
-        <w:tblLayout w:type="fixed"/>
+        <w:tblLayout w:type="autofit"/>
         <w:tblLook w:firstRow="1" w:lastRow="0" w:firstColumn="0" w:lastColumn="0" w:noHBand="0" w:noVBand="0" w:val="0020"/>
       </w:tblPr>
       <w:tblGrid>
@@ -3900,14 +3778,14 @@
           <w:p>
             <w:pPr>
               <w:pStyle w:val="Compact"/>
-              <w:spacing w:line="240" w:lineRule="auto" w:after="0"/>
-              <w:ind w:firstLine="0"/>
-              <w:jc w:val="left"/>
-            </w:pPr>
-            <w:r>
-              <w:rPr>
-                <w:rFonts w:ascii="Times New Roman" w:hAnsi="Times New Roman"/>
-                <w:sz w:val="18"/>
+              <w:spacing w:line="240" w:lineRule="auto" w:after="20"/>
+              <w:ind w:firstLine="0"/>
+              <w:jc w:val="left"/>
+            </w:pPr>
+            <w:r>
+              <w:rPr>
+                <w:b/>
+                <w:sz w:val="17"/>
               </w:rPr>
               <w:t xml:space="preserve">Criterio</w:t>
             </w:r>
@@ -3918,14 +3796,14 @@
           <w:p>
             <w:pPr>
               <w:pStyle w:val="Compact"/>
-              <w:spacing w:line="240" w:lineRule="auto" w:after="0"/>
-              <w:ind w:firstLine="0"/>
-              <w:jc w:val="left"/>
-            </w:pPr>
-            <w:r>
-              <w:rPr>
-                <w:rFonts w:ascii="Times New Roman" w:hAnsi="Times New Roman"/>
-                <w:sz w:val="18"/>
+              <w:spacing w:line="240" w:lineRule="auto" w:after="20"/>
+              <w:ind w:firstLine="0"/>
+              <w:jc w:val="left"/>
+            </w:pPr>
+            <w:r>
+              <w:rPr>
+                <w:b/>
+                <w:sz w:val="17"/>
               </w:rPr>
               <w:t xml:space="preserve">A: API modular actual</w:t>
             </w:r>
@@ -3936,14 +3814,14 @@
           <w:p>
             <w:pPr>
               <w:pStyle w:val="Compact"/>
-              <w:spacing w:line="240" w:lineRule="auto" w:after="0"/>
-              <w:ind w:firstLine="0"/>
-              <w:jc w:val="left"/>
-            </w:pPr>
-            <w:r>
-              <w:rPr>
-                <w:rFonts w:ascii="Times New Roman" w:hAnsi="Times New Roman"/>
-                <w:sz w:val="18"/>
+              <w:spacing w:line="240" w:lineRule="auto" w:after="20"/>
+              <w:ind w:firstLine="0"/>
+              <w:jc w:val="left"/>
+            </w:pPr>
+            <w:r>
+              <w:rPr>
+                <w:b/>
+                <w:sz w:val="17"/>
               </w:rPr>
               <w:t xml:space="preserve">B: microservicios</w:t>
             </w:r>
@@ -3954,14 +3832,14 @@
           <w:p>
             <w:pPr>
               <w:pStyle w:val="Compact"/>
-              <w:spacing w:line="240" w:lineRule="auto" w:after="0"/>
-              <w:ind w:firstLine="0"/>
-              <w:jc w:val="left"/>
-            </w:pPr>
-            <w:r>
-              <w:rPr>
-                <w:rFonts w:ascii="Times New Roman" w:hAnsi="Times New Roman"/>
-                <w:sz w:val="18"/>
+              <w:spacing w:line="240" w:lineRule="auto" w:after="20"/>
+              <w:ind w:firstLine="0"/>
+              <w:jc w:val="left"/>
+            </w:pPr>
+            <w:r>
+              <w:rPr>
+                <w:b/>
+                <w:sz w:val="17"/>
               </w:rPr>
               <w:t xml:space="preserve">C: BaaS</w:t>
             </w:r>
@@ -3974,14 +3852,13 @@
           <w:p>
             <w:pPr>
               <w:pStyle w:val="Compact"/>
-              <w:spacing w:line="240" w:lineRule="auto" w:after="0"/>
-              <w:ind w:firstLine="0"/>
-              <w:jc w:val="left"/>
-            </w:pPr>
-            <w:r>
-              <w:rPr>
-                <w:rFonts w:ascii="Times New Roman" w:hAnsi="Times New Roman"/>
-                <w:sz w:val="18"/>
+              <w:spacing w:line="240" w:lineRule="auto" w:after="20"/>
+              <w:ind w:firstLine="0"/>
+              <w:jc w:val="left"/>
+            </w:pPr>
+            <w:r>
+              <w:rPr>
+                <w:sz w:val="17"/>
               </w:rPr>
               <w:t xml:space="preserve">Continuidad del código</w:t>
             </w:r>
@@ -3992,14 +3869,13 @@
           <w:p>
             <w:pPr>
               <w:pStyle w:val="Compact"/>
-              <w:spacing w:line="240" w:lineRule="auto" w:after="0"/>
-              <w:ind w:firstLine="0"/>
-              <w:jc w:val="left"/>
-            </w:pPr>
-            <w:r>
-              <w:rPr>
-                <w:rFonts w:ascii="Times New Roman" w:hAnsi="Times New Roman"/>
-                <w:sz w:val="18"/>
+              <w:spacing w:line="240" w:lineRule="auto" w:after="20"/>
+              <w:ind w:firstLine="0"/>
+              <w:jc w:val="left"/>
+            </w:pPr>
+            <w:r>
+              <w:rPr>
+                <w:sz w:val="17"/>
               </w:rPr>
               <w:t xml:space="preserve">Alta, coincide con repositorios</w:t>
             </w:r>
@@ -4010,14 +3886,13 @@
           <w:p>
             <w:pPr>
               <w:pStyle w:val="Compact"/>
-              <w:spacing w:line="240" w:lineRule="auto" w:after="0"/>
-              <w:ind w:firstLine="0"/>
-              <w:jc w:val="left"/>
-            </w:pPr>
-            <w:r>
-              <w:rPr>
-                <w:rFonts w:ascii="Times New Roman" w:hAnsi="Times New Roman"/>
-                <w:sz w:val="18"/>
+              <w:spacing w:line="240" w:lineRule="auto" w:after="20"/>
+              <w:ind w:firstLine="0"/>
+              <w:jc w:val="left"/>
+            </w:pPr>
+            <w:r>
+              <w:rPr>
+                <w:sz w:val="17"/>
               </w:rPr>
               <w:t xml:space="preserve">Baja/media; extracción de módulos</w:t>
             </w:r>
@@ -4028,14 +3903,13 @@
           <w:p>
             <w:pPr>
               <w:pStyle w:val="Compact"/>
-              <w:spacing w:line="240" w:lineRule="auto" w:after="0"/>
-              <w:ind w:firstLine="0"/>
-              <w:jc w:val="left"/>
-            </w:pPr>
-            <w:r>
-              <w:rPr>
-                <w:rFonts w:ascii="Times New Roman" w:hAnsi="Times New Roman"/>
-                <w:sz w:val="18"/>
+              <w:spacing w:line="240" w:lineRule="auto" w:after="20"/>
+              <w:ind w:firstLine="0"/>
+              <w:jc w:val="left"/>
+            </w:pPr>
+            <w:r>
+              <w:rPr>
+                <w:sz w:val="17"/>
               </w:rPr>
               <w:t xml:space="preserve">Baja; reescritura de reglas</w:t>
             </w:r>
@@ -4048,14 +3922,13 @@
           <w:p>
             <w:pPr>
               <w:pStyle w:val="Compact"/>
-              <w:spacing w:line="240" w:lineRule="auto" w:after="0"/>
-              <w:ind w:firstLine="0"/>
-              <w:jc w:val="left"/>
-            </w:pPr>
-            <w:r>
-              <w:rPr>
-                <w:rFonts w:ascii="Times New Roman" w:hAnsi="Times New Roman"/>
-                <w:sz w:val="18"/>
+              <w:spacing w:line="240" w:lineRule="auto" w:after="20"/>
+              <w:ind w:firstLine="0"/>
+              <w:jc w:val="left"/>
+            </w:pPr>
+            <w:r>
+              <w:rPr>
+                <w:sz w:val="17"/>
               </w:rPr>
               <w:t xml:space="preserve">Despliegue y observabilidad</w:t>
             </w:r>
@@ -4066,14 +3939,13 @@
           <w:p>
             <w:pPr>
               <w:pStyle w:val="Compact"/>
-              <w:spacing w:line="240" w:lineRule="auto" w:after="0"/>
-              <w:ind w:firstLine="0"/>
-              <w:jc w:val="left"/>
-            </w:pPr>
-            <w:r>
-              <w:rPr>
-                <w:rFonts w:ascii="Times New Roman" w:hAnsi="Times New Roman"/>
-                <w:sz w:val="18"/>
+              <w:spacing w:line="240" w:lineRule="auto" w:after="20"/>
+              <w:ind w:firstLine="0"/>
+              <w:jc w:val="left"/>
+            </w:pPr>
+            <w:r>
+              <w:rPr>
+                <w:sz w:val="17"/>
               </w:rPr>
               <w:t xml:space="preserve">Un servicio principal y dos clientes</w:t>
             </w:r>
@@ -4084,14 +3956,13 @@
           <w:p>
             <w:pPr>
               <w:pStyle w:val="Compact"/>
-              <w:spacing w:line="240" w:lineRule="auto" w:after="0"/>
-              <w:ind w:firstLine="0"/>
-              <w:jc w:val="left"/>
-            </w:pPr>
-            <w:r>
-              <w:rPr>
-                <w:rFonts w:ascii="Times New Roman" w:hAnsi="Times New Roman"/>
-                <w:sz w:val="18"/>
+              <w:spacing w:line="240" w:lineRule="auto" w:after="20"/>
+              <w:ind w:firstLine="0"/>
+              <w:jc w:val="left"/>
+            </w:pPr>
+            <w:r>
+              <w:rPr>
+                <w:sz w:val="17"/>
               </w:rPr>
               <w:t xml:space="preserve">Necesita tracing y redes de servicios</w:t>
             </w:r>
@@ -4102,14 +3973,13 @@
           <w:p>
             <w:pPr>
               <w:pStyle w:val="Compact"/>
-              <w:spacing w:line="240" w:lineRule="auto" w:after="0"/>
-              <w:ind w:firstLine="0"/>
-              <w:jc w:val="left"/>
-            </w:pPr>
-            <w:r>
-              <w:rPr>
-                <w:rFonts w:ascii="Times New Roman" w:hAnsi="Times New Roman"/>
-                <w:sz w:val="18"/>
+              <w:spacing w:line="240" w:lineRule="auto" w:after="20"/>
+              <w:ind w:firstLine="0"/>
+              <w:jc w:val="left"/>
+            </w:pPr>
+            <w:r>
+              <w:rPr>
+                <w:sz w:val="17"/>
               </w:rPr>
               <w:t xml:space="preserve">Depende de límites de proveedor</w:t>
             </w:r>
@@ -4122,14 +3992,13 @@
           <w:p>
             <w:pPr>
               <w:pStyle w:val="Compact"/>
-              <w:spacing w:line="240" w:lineRule="auto" w:after="0"/>
-              <w:ind w:firstLine="0"/>
-              <w:jc w:val="left"/>
-            </w:pPr>
-            <w:r>
-              <w:rPr>
-                <w:rFonts w:ascii="Times New Roman" w:hAnsi="Times New Roman"/>
-                <w:sz w:val="18"/>
+              <w:spacing w:line="240" w:lineRule="auto" w:after="20"/>
+              <w:ind w:firstLine="0"/>
+              <w:jc w:val="left"/>
+            </w:pPr>
+            <w:r>
+              <w:rPr>
+                <w:sz w:val="17"/>
               </w:rPr>
               <w:t xml:space="preserve">Integridad pedido–pago</w:t>
             </w:r>
@@ -4140,14 +4009,13 @@
           <w:p>
             <w:pPr>
               <w:pStyle w:val="Compact"/>
-              <w:spacing w:line="240" w:lineRule="auto" w:after="0"/>
-              <w:ind w:firstLine="0"/>
-              <w:jc w:val="left"/>
-            </w:pPr>
-            <w:r>
-              <w:rPr>
-                <w:rFonts w:ascii="Times New Roman" w:hAnsi="Times New Roman"/>
-                <w:sz w:val="18"/>
+              <w:spacing w:line="240" w:lineRule="auto" w:after="20"/>
+              <w:ind w:firstLine="0"/>
+              <w:jc w:val="left"/>
+            </w:pPr>
+            <w:r>
+              <w:rPr>
+                <w:sz w:val="17"/>
               </w:rPr>
               <w:t xml:space="preserve">Transacciones locales posibles</w:t>
             </w:r>
@@ -4158,14 +4026,13 @@
           <w:p>
             <w:pPr>
               <w:pStyle w:val="Compact"/>
-              <w:spacing w:line="240" w:lineRule="auto" w:after="0"/>
-              <w:ind w:firstLine="0"/>
-              <w:jc w:val="left"/>
-            </w:pPr>
-            <w:r>
-              <w:rPr>
-                <w:rFonts w:ascii="Times New Roman" w:hAnsi="Times New Roman"/>
-                <w:sz w:val="18"/>
+              <w:spacing w:line="240" w:lineRule="auto" w:after="20"/>
+              <w:ind w:firstLine="0"/>
+              <w:jc w:val="left"/>
+            </w:pPr>
+            <w:r>
+              <w:rPr>
+                <w:sz w:val="17"/>
               </w:rPr>
               <w:t xml:space="preserve">Requiere coordinación distribuida</w:t>
             </w:r>
@@ -4176,14 +4043,13 @@
           <w:p>
             <w:pPr>
               <w:pStyle w:val="Compact"/>
-              <w:spacing w:line="240" w:lineRule="auto" w:after="0"/>
-              <w:ind w:firstLine="0"/>
-              <w:jc w:val="left"/>
-            </w:pPr>
-            <w:r>
-              <w:rPr>
-                <w:rFonts w:ascii="Times New Roman" w:hAnsi="Times New Roman"/>
-                <w:sz w:val="18"/>
+              <w:spacing w:line="240" w:lineRule="auto" w:after="20"/>
+              <w:ind w:firstLine="0"/>
+              <w:jc w:val="left"/>
+            </w:pPr>
+            <w:r>
+              <w:rPr>
+                <w:sz w:val="17"/>
               </w:rPr>
               <w:t xml:space="preserve">Depende de APIs gestionadas</w:t>
             </w:r>
@@ -4196,14 +4062,13 @@
           <w:p>
             <w:pPr>
               <w:pStyle w:val="Compact"/>
-              <w:spacing w:line="240" w:lineRule="auto" w:after="0"/>
-              <w:ind w:firstLine="0"/>
-              <w:jc w:val="left"/>
-            </w:pPr>
-            <w:r>
-              <w:rPr>
-                <w:rFonts w:ascii="Times New Roman" w:hAnsi="Times New Roman"/>
-                <w:sz w:val="18"/>
+              <w:spacing w:line="240" w:lineRule="auto" w:after="20"/>
+              <w:ind w:firstLine="0"/>
+              <w:jc w:val="left"/>
+            </w:pPr>
+            <w:r>
+              <w:rPr>
+                <w:sz w:val="17"/>
               </w:rPr>
               <w:t xml:space="preserve">Costo operativo inicial</w:t>
             </w:r>
@@ -4214,14 +4079,13 @@
           <w:p>
             <w:pPr>
               <w:pStyle w:val="Compact"/>
-              <w:spacing w:line="240" w:lineRule="auto" w:after="0"/>
-              <w:ind w:firstLine="0"/>
-              <w:jc w:val="left"/>
-            </w:pPr>
-            <w:r>
-              <w:rPr>
-                <w:rFonts w:ascii="Times New Roman" w:hAnsi="Times New Roman"/>
-                <w:sz w:val="18"/>
+              <w:spacing w:line="240" w:lineRule="auto" w:after="20"/>
+              <w:ind w:firstLine="0"/>
+              <w:jc w:val="left"/>
+            </w:pPr>
+            <w:r>
+              <w:rPr>
+                <w:sz w:val="17"/>
               </w:rPr>
               <w:t xml:space="preserve">Relativamente contenido</w:t>
             </w:r>
@@ -4232,14 +4096,13 @@
           <w:p>
             <w:pPr>
               <w:pStyle w:val="Compact"/>
-              <w:spacing w:line="240" w:lineRule="auto" w:after="0"/>
-              <w:ind w:firstLine="0"/>
-              <w:jc w:val="left"/>
-            </w:pPr>
-            <w:r>
-              <w:rPr>
-                <w:rFonts w:ascii="Times New Roman" w:hAnsi="Times New Roman"/>
-                <w:sz w:val="18"/>
+              <w:spacing w:line="240" w:lineRule="auto" w:after="20"/>
+              <w:ind w:firstLine="0"/>
+              <w:jc w:val="left"/>
+            </w:pPr>
+            <w:r>
+              <w:rPr>
+                <w:sz w:val="17"/>
               </w:rPr>
               <w:t xml:space="preserve">Más alto por servicios/infraestructura</w:t>
             </w:r>
@@ -4250,14 +4113,13 @@
           <w:p>
             <w:pPr>
               <w:pStyle w:val="Compact"/>
-              <w:spacing w:line="240" w:lineRule="auto" w:after="0"/>
-              <w:ind w:firstLine="0"/>
-              <w:jc w:val="left"/>
-            </w:pPr>
-            <w:r>
-              <w:rPr>
-                <w:rFonts w:ascii="Times New Roman" w:hAnsi="Times New Roman"/>
-                <w:sz w:val="18"/>
+              <w:spacing w:line="240" w:lineRule="auto" w:after="20"/>
+              <w:ind w:firstLine="0"/>
+              <w:jc w:val="left"/>
+            </w:pPr>
+            <w:r>
+              <w:rPr>
+                <w:sz w:val="17"/>
               </w:rPr>
               <w:t xml:space="preserve">Variable por transacción/uso</w:t>
             </w:r>
@@ -4270,14 +4132,13 @@
           <w:p>
             <w:pPr>
               <w:pStyle w:val="Compact"/>
-              <w:spacing w:line="240" w:lineRule="auto" w:after="0"/>
-              <w:ind w:firstLine="0"/>
-              <w:jc w:val="left"/>
-            </w:pPr>
-            <w:r>
-              <w:rPr>
-                <w:rFonts w:ascii="Times New Roman" w:hAnsi="Times New Roman"/>
-                <w:sz w:val="18"/>
+              <w:spacing w:line="240" w:lineRule="auto" w:after="20"/>
+              <w:ind w:firstLine="0"/>
+              <w:jc w:val="left"/>
+            </w:pPr>
+            <w:r>
+              <w:rPr>
+                <w:sz w:val="17"/>
               </w:rPr>
               <w:t xml:space="preserve">Escalabilidad selectiva</w:t>
             </w:r>
@@ -4288,14 +4149,13 @@
           <w:p>
             <w:pPr>
               <w:pStyle w:val="Compact"/>
-              <w:spacing w:line="240" w:lineRule="auto" w:after="0"/>
-              <w:ind w:firstLine="0"/>
-              <w:jc w:val="left"/>
-            </w:pPr>
-            <w:r>
-              <w:rPr>
-                <w:rFonts w:ascii="Times New Roman" w:hAnsi="Times New Roman"/>
-                <w:sz w:val="18"/>
+              <w:spacing w:line="240" w:lineRule="auto" w:after="20"/>
+              <w:ind w:firstLine="0"/>
+              <w:jc w:val="left"/>
+            </w:pPr>
+            <w:r>
+              <w:rPr>
+                <w:sz w:val="17"/>
               </w:rPr>
               <w:t xml:space="preserve">Limitada por despliegue único</w:t>
             </w:r>
@@ -4306,14 +4166,13 @@
           <w:p>
             <w:pPr>
               <w:pStyle w:val="Compact"/>
-              <w:spacing w:line="240" w:lineRule="auto" w:after="0"/>
-              <w:ind w:firstLine="0"/>
-              <w:jc w:val="left"/>
-            </w:pPr>
-            <w:r>
-              <w:rPr>
-                <w:rFonts w:ascii="Times New Roman" w:hAnsi="Times New Roman"/>
-                <w:sz w:val="18"/>
+              <w:spacing w:line="240" w:lineRule="auto" w:after="20"/>
+              <w:ind w:firstLine="0"/>
+              <w:jc w:val="left"/>
+            </w:pPr>
+            <w:r>
+              <w:rPr>
+                <w:sz w:val="17"/>
               </w:rPr>
               <w:t xml:space="preserve">Granular por dominio</w:t>
             </w:r>
@@ -4324,14 +4183,13 @@
           <w:p>
             <w:pPr>
               <w:pStyle w:val="Compact"/>
-              <w:spacing w:line="240" w:lineRule="auto" w:after="0"/>
-              <w:ind w:firstLine="0"/>
-              <w:jc w:val="left"/>
-            </w:pPr>
-            <w:r>
-              <w:rPr>
-                <w:rFonts w:ascii="Times New Roman" w:hAnsi="Times New Roman"/>
-                <w:sz w:val="18"/>
+              <w:spacing w:line="240" w:lineRule="auto" w:after="20"/>
+              <w:ind w:firstLine="0"/>
+              <w:jc w:val="left"/>
+            </w:pPr>
+            <w:r>
+              <w:rPr>
+                <w:sz w:val="17"/>
               </w:rPr>
               <w:t xml:space="preserve">Acotada por proveedor</w:t>
             </w:r>
@@ -4344,14 +4202,13 @@
           <w:p>
             <w:pPr>
               <w:pStyle w:val="Compact"/>
-              <w:spacing w:line="240" w:lineRule="auto" w:after="0"/>
-              <w:ind w:firstLine="0"/>
-              <w:jc w:val="left"/>
-            </w:pPr>
-            <w:r>
-              <w:rPr>
-                <w:rFonts w:ascii="Times New Roman" w:hAnsi="Times New Roman"/>
-                <w:sz w:val="18"/>
+              <w:spacing w:line="240" w:lineRule="auto" w:after="20"/>
+              <w:ind w:firstLine="0"/>
+              <w:jc w:val="left"/>
+            </w:pPr>
+            <w:r>
+              <w:rPr>
+                <w:sz w:val="17"/>
               </w:rPr>
               <w:t xml:space="preserve">Adecuación actual</w:t>
             </w:r>
@@ -4362,14 +4219,13 @@
           <w:p>
             <w:pPr>
               <w:pStyle w:val="Compact"/>
-              <w:spacing w:line="240" w:lineRule="auto" w:after="0"/>
-              <w:ind w:firstLine="0"/>
-              <w:jc w:val="left"/>
-            </w:pPr>
-            <w:r>
-              <w:rPr>
-                <w:rFonts w:ascii="Times New Roman" w:hAnsi="Times New Roman"/>
-                <w:sz w:val="18"/>
+              <w:spacing w:line="240" w:lineRule="auto" w:after="20"/>
+              <w:ind w:firstLine="0"/>
+              <w:jc w:val="left"/>
+            </w:pPr>
+            <w:r>
+              <w:rPr>
+                <w:sz w:val="17"/>
               </w:rPr>
               <w:t xml:space="preserve">Recomendación condicionada a QA</w:t>
             </w:r>
@@ -4380,14 +4236,13 @@
           <w:p>
             <w:pPr>
               <w:pStyle w:val="Compact"/>
-              <w:spacing w:line="240" w:lineRule="auto" w:after="0"/>
-              <w:ind w:firstLine="0"/>
-              <w:jc w:val="left"/>
-            </w:pPr>
-            <w:r>
-              <w:rPr>
-                <w:rFonts w:ascii="Times New Roman" w:hAnsi="Times New Roman"/>
-                <w:sz w:val="18"/>
+              <w:spacing w:line="240" w:lineRule="auto" w:after="20"/>
+              <w:ind w:firstLine="0"/>
+              <w:jc w:val="left"/>
+            </w:pPr>
+            <w:r>
+              <w:rPr>
+                <w:sz w:val="17"/>
               </w:rPr>
               <w:t xml:space="preserve">No se justifica sin cargas demostradas</w:t>
             </w:r>
@@ -4398,14 +4253,13 @@
           <w:p>
             <w:pPr>
               <w:pStyle w:val="Compact"/>
-              <w:spacing w:line="240" w:lineRule="auto" w:after="0"/>
-              <w:ind w:firstLine="0"/>
-              <w:jc w:val="left"/>
-            </w:pPr>
-            <w:r>
-              <w:rPr>
-                <w:rFonts w:ascii="Times New Roman" w:hAnsi="Times New Roman"/>
-                <w:sz w:val="18"/>
+              <w:spacing w:line="240" w:lineRule="auto" w:after="20"/>
+              <w:ind w:firstLine="0"/>
+              <w:jc w:val="left"/>
+            </w:pPr>
+            <w:r>
+              <w:rPr>
+                <w:sz w:val="17"/>
               </w:rPr>
               <w:t xml:space="preserve">No coincide con stack existente</w:t>
             </w:r>
@@ -4419,20 +4273,16 @@
       <w:pPr>
         <w:pStyle w:val="Heading2"/>
         <w:keepNext/>
-        <w:ind w:firstLine="0"/>
-      </w:pPr>
-      <w:r>
-        <w:rPr>
-          <w:color w:val="000000"/>
-        </w:rPr>
+        <w:spacing w:line="264" w:lineRule="auto"/>
+      </w:pPr>
+      <w:r>
         <w:t xml:space="preserve">11. Fundamentos de la arquitectura seleccionable</w:t>
       </w:r>
     </w:p>
     <w:p>
       <w:pPr>
         <w:pStyle w:val="FirstParagraph"/>
-        <w:spacing w:line="480" w:lineRule="auto" w:after="0"/>
-        <w:ind w:firstLine="720"/>
+        <w:spacing w:line="396" w:lineRule="auto" w:after="100"/>
       </w:pPr>
       <w:r>
         <w:t xml:space="preserve">La API ASP.NET Core concentra contratos REST que consumen dos interfaces. Los controladores implementan entrada HTTP y delegan operaciones a módulos y servicios. Entity Framework Core configura el contexto y modelos relacionales; SignalR agrega un canal para notificaciones que no sustituye consultas de estado persistente. El módulo de pagos incorpora flujos de iniciación Wompi, recepción de webhook y conciliación. La coexistencia de tareas en segundo plano requiere distinguir su ciclo de vida de la respuesta HTTP de un pedido.</w:t>
@@ -4441,8 +4291,7 @@
     <w:p>
       <w:pPr>
         <w:pStyle w:val="BodyText"/>
-        <w:spacing w:line="480" w:lineRule="auto" w:after="0"/>
-        <w:ind w:firstLine="720"/>
+        <w:spacing w:line="396" w:lineRule="auto" w:after="100"/>
       </w:pPr>
       <w:r>
         <w:t xml:space="preserve">Las políticas de autenticación, autorización, turnos y visibilidad de sede se aplicarán en cada frontera de recurso. Un cliente que reciba un identificador no adquiere por ello facultad para consultarlo; la API debe comprobar propiedad o relación laboral explícita. El backend será fuente de verdad para importes, impuestos, estados de pedido y estado financiero, nunca el contenido modificable de una app.</w:t>
@@ -4454,20 +4303,16 @@
       <w:pPr>
         <w:pStyle w:val="Heading2"/>
         <w:keepNext/>
-        <w:ind w:firstLine="0"/>
-      </w:pPr>
-      <w:r>
-        <w:rPr>
-          <w:color w:val="000000"/>
-        </w:rPr>
+        <w:spacing w:line="264" w:lineRule="auto"/>
+      </w:pPr>
+      <w:r>
         <w:t xml:space="preserve">12. Estrategia de implementación incremental</w:t>
       </w:r>
     </w:p>
     <w:p>
       <w:pPr>
         <w:pStyle w:val="FirstParagraph"/>
-        <w:spacing w:line="480" w:lineRule="auto" w:after="0"/>
-        <w:ind w:firstLine="720"/>
+        <w:spacing w:line="396" w:lineRule="auto" w:after="100"/>
       </w:pPr>
       <w:r>
         <w:rPr>
@@ -4553,20 +4398,16 @@
       <w:pPr>
         <w:pStyle w:val="Heading2"/>
         <w:keepNext/>
-        <w:ind w:firstLine="0"/>
-      </w:pPr>
-      <w:r>
-        <w:rPr>
-          <w:color w:val="000000"/>
-        </w:rPr>
+        <w:spacing w:line="264" w:lineRule="auto"/>
+      </w:pPr>
+      <w:r>
         <w:t xml:space="preserve">13. Arquitectura de infraestructura propuesta</w:t>
       </w:r>
     </w:p>
     <w:p>
       <w:pPr>
         <w:pStyle w:val="FirstParagraph"/>
-        <w:spacing w:line="480" w:lineRule="auto" w:after="0"/>
-        <w:ind w:firstLine="720"/>
+        <w:spacing w:line="396" w:lineRule="auto" w:after="100"/>
       </w:pPr>
       <w:r>
         <w:t xml:space="preserve">En desarrollo se permite ejecución local: .NET SDK para API, Node para web, Expo para móvil y un motor de base de datos elegido. En una eventual producción se propone red privada para la DB, proxy inverso HTTPS, terminación TLS, firewall, rotación de secretos, cuentas de servicio de mínimos privilegios y copias cifradas. La selección de VPS/PaaS y sus costos no se presentan como decisión efectivamente ejecutada. Los precios de mercado varían y deben presupuestarse con cotizaciones vigentes, carga prevista y objetivos de recuperación establecidos.</w:t>
@@ -4575,8 +4416,7 @@
     <w:p>
       <w:pPr>
         <w:pStyle w:val="BodyText"/>
-        <w:spacing w:line="480" w:lineRule="auto" w:after="0"/>
-        <w:ind w:firstLine="720"/>
+        <w:spacing w:line="396" w:lineRule="auto" w:after="100"/>
       </w:pPr>
       <w:r>
         <w:t xml:space="preserve">El despliegue móvil se versionaría aparte, porque actualizaciones de clientes instalados pueden convivir con contratos viejos de API. Esa realidad exige ventanas de compatibilidad, cambios aditivos en DTO y un plan de versión mínima soportada. El front web puede liberarse de forma independiente siempre que la interfaz de servicios permanezca compatible.</w:t>
@@ -4588,20 +4428,16 @@
       <w:pPr>
         <w:pStyle w:val="Heading2"/>
         <w:keepNext/>
-        <w:ind w:firstLine="0"/>
-      </w:pPr>
-      <w:r>
-        <w:rPr>
-          <w:color w:val="000000"/>
-        </w:rPr>
+        <w:spacing w:line="264" w:lineRule="auto"/>
+      </w:pPr>
+      <w:r>
         <w:t xml:space="preserve">14. Evaluación de seguridad y privacidad</w:t>
       </w:r>
     </w:p>
     <w:p>
       <w:pPr>
         <w:pStyle w:val="FirstParagraph"/>
-        <w:spacing w:line="480" w:lineRule="auto" w:after="0"/>
-        <w:ind w:firstLine="720"/>
+        <w:spacing w:line="396" w:lineRule="auto" w:after="100"/>
       </w:pPr>
       <w:r>
         <w:t xml:space="preserve">Se recomienda matriz de amenazas que incluya elevación de privilegios, exposición entre sedes, manipulación del importe total, webhook suplantado, repetición del mismo pago, publicación de tokens y filtración de direcciones o documentos personales. Para cada amenaza deben definirse activo, actor, superficie de ataque, impacto, probabilidad razonada, mitigación, prueba y responsable. Los registros de operación deben conservar identificadores de correlación, no credenciales ni cuerpos completos con información sensible.</w:t>
@@ -4610,8 +4446,7 @@
     <w:p>
       <w:pPr>
         <w:pStyle w:val="BodyText"/>
-        <w:spacing w:line="480" w:lineRule="auto" w:after="0"/>
-        <w:ind w:firstLine="720"/>
+        <w:spacing w:line="396" w:lineRule="auto" w:after="100"/>
       </w:pPr>
       <w:r>
         <w:t xml:space="preserve">Se usarán OWASP API Security Top 10 (2023) y NIST SP 800-63B-4 (2025) como referentes; esto no significa certificación de cumplimiento. Las pruebas recomendadas incluyen ausencia de token, token expirado, empleado de otra sede, cliente ajeno, webhook de firma incorrecta, reintentos duplicados, denegación por turno inactivo y subida de imágenes con tipo inválido. El cumplimiento se consigna únicamente después de ejecutar controles y conservar evidencia.</w:t>
@@ -4623,12 +4458,9 @@
       <w:pPr>
         <w:pStyle w:val="Heading2"/>
         <w:keepNext/>
-        <w:ind w:firstLine="0"/>
-      </w:pPr>
-      <w:r>
-        <w:rPr>
-          <w:color w:val="000000"/>
-        </w:rPr>
+        <w:spacing w:line="264" w:lineRule="auto"/>
+      </w:pPr>
+      <w:r>
         <w:t xml:space="preserve">15. Entregables verificables y criterios de aceptación</w:t>
       </w:r>
     </w:p>
@@ -4637,7 +4469,7 @@
         <w:tblStyle w:val="Table"/>
         <w:tblW w:type="pct" w:w="5000"/>
         <w:jc w:val="left"/>
-        <w:tblLayout w:type="fixed"/>
+        <w:tblLayout w:type="autofit"/>
         <w:tblLook w:firstRow="1" w:lastRow="0" w:firstColumn="0" w:lastColumn="0" w:noHBand="0" w:noVBand="0" w:val="0020"/>
       </w:tblPr>
       <w:tblGrid>
@@ -4655,14 +4487,14 @@
           <w:p>
             <w:pPr>
               <w:pStyle w:val="Compact"/>
-              <w:spacing w:line="240" w:lineRule="auto" w:after="0"/>
-              <w:ind w:firstLine="0"/>
-              <w:jc w:val="left"/>
-            </w:pPr>
-            <w:r>
-              <w:rPr>
-                <w:rFonts w:ascii="Times New Roman" w:hAnsi="Times New Roman"/>
-                <w:sz w:val="18"/>
+              <w:spacing w:line="240" w:lineRule="auto" w:after="20"/>
+              <w:ind w:firstLine="0"/>
+              <w:jc w:val="left"/>
+            </w:pPr>
+            <w:r>
+              <w:rPr>
+                <w:b/>
+                <w:sz w:val="17"/>
               </w:rPr>
               <w:t xml:space="preserve">Entregable</w:t>
             </w:r>
@@ -4673,14 +4505,14 @@
           <w:p>
             <w:pPr>
               <w:pStyle w:val="Compact"/>
-              <w:spacing w:line="240" w:lineRule="auto" w:after="0"/>
-              <w:ind w:firstLine="0"/>
-              <w:jc w:val="left"/>
-            </w:pPr>
-            <w:r>
-              <w:rPr>
-                <w:rFonts w:ascii="Times New Roman" w:hAnsi="Times New Roman"/>
-                <w:sz w:val="18"/>
+              <w:spacing w:line="240" w:lineRule="auto" w:after="20"/>
+              <w:ind w:firstLine="0"/>
+              <w:jc w:val="left"/>
+            </w:pPr>
+            <w:r>
+              <w:rPr>
+                <w:b/>
+                <w:sz w:val="17"/>
               </w:rPr>
               <w:t xml:space="preserve">Criterio verificable</w:t>
             </w:r>
@@ -4691,14 +4523,14 @@
           <w:p>
             <w:pPr>
               <w:pStyle w:val="Compact"/>
-              <w:spacing w:line="240" w:lineRule="auto" w:after="0"/>
-              <w:ind w:firstLine="0"/>
-              <w:jc w:val="left"/>
-            </w:pPr>
-            <w:r>
-              <w:rPr>
-                <w:rFonts w:ascii="Times New Roman" w:hAnsi="Times New Roman"/>
-                <w:sz w:val="18"/>
+              <w:spacing w:line="240" w:lineRule="auto" w:after="20"/>
+              <w:ind w:firstLine="0"/>
+              <w:jc w:val="left"/>
+            </w:pPr>
+            <w:r>
+              <w:rPr>
+                <w:b/>
+                <w:sz w:val="17"/>
               </w:rPr>
               <w:t xml:space="preserve">Medio de comprobación</w:t>
             </w:r>
@@ -4711,14 +4543,13 @@
           <w:p>
             <w:pPr>
               <w:pStyle w:val="Compact"/>
-              <w:spacing w:line="240" w:lineRule="auto" w:after="0"/>
-              <w:ind w:firstLine="0"/>
-              <w:jc w:val="left"/>
-            </w:pPr>
-            <w:r>
-              <w:rPr>
-                <w:rFonts w:ascii="Times New Roman" w:hAnsi="Times New Roman"/>
-                <w:sz w:val="18"/>
+              <w:spacing w:line="240" w:lineRule="auto" w:after="20"/>
+              <w:ind w:firstLine="0"/>
+              <w:jc w:val="left"/>
+            </w:pPr>
+            <w:r>
+              <w:rPr>
+                <w:sz w:val="17"/>
               </w:rPr>
               <w:t xml:space="preserve">API documentada</w:t>
             </w:r>
@@ -4729,14 +4560,13 @@
           <w:p>
             <w:pPr>
               <w:pStyle w:val="Compact"/>
-              <w:spacing w:line="240" w:lineRule="auto" w:after="0"/>
-              <w:ind w:firstLine="0"/>
-              <w:jc w:val="left"/>
-            </w:pPr>
-            <w:r>
-              <w:rPr>
-                <w:rFonts w:ascii="Times New Roman" w:hAnsi="Times New Roman"/>
-                <w:sz w:val="18"/>
+              <w:spacing w:line="240" w:lineRule="auto" w:after="20"/>
+              <w:ind w:firstLine="0"/>
+              <w:jc w:val="left"/>
+            </w:pPr>
+            <w:r>
+              <w:rPr>
+                <w:sz w:val="17"/>
               </w:rPr>
               <w:t xml:space="preserve">OpenAPI coincide con build versionado</w:t>
             </w:r>
@@ -4747,14 +4577,13 @@
           <w:p>
             <w:pPr>
               <w:pStyle w:val="Compact"/>
-              <w:spacing w:line="240" w:lineRule="auto" w:after="0"/>
-              <w:ind w:firstLine="0"/>
-              <w:jc w:val="left"/>
-            </w:pPr>
-            <w:r>
-              <w:rPr>
-                <w:rFonts w:ascii="Times New Roman" w:hAnsi="Times New Roman"/>
-                <w:sz w:val="18"/>
+              <w:spacing w:line="240" w:lineRule="auto" w:after="20"/>
+              <w:ind w:firstLine="0"/>
+              <w:jc w:val="left"/>
+            </w:pPr>
+            <w:r>
+              <w:rPr>
+                <w:sz w:val="17"/>
               </w:rPr>
               <w:t xml:space="preserve">Export JSON + diff + QA</w:t>
             </w:r>
@@ -4767,14 +4596,13 @@
           <w:p>
             <w:pPr>
               <w:pStyle w:val="Compact"/>
-              <w:spacing w:line="240" w:lineRule="auto" w:after="0"/>
-              <w:ind w:firstLine="0"/>
-              <w:jc w:val="left"/>
-            </w:pPr>
-            <w:r>
-              <w:rPr>
-                <w:rFonts w:ascii="Times New Roman" w:hAnsi="Times New Roman"/>
-                <w:sz w:val="18"/>
+              <w:spacing w:line="240" w:lineRule="auto" w:after="20"/>
+              <w:ind w:firstLine="0"/>
+              <w:jc w:val="left"/>
+            </w:pPr>
+            <w:r>
+              <w:rPr>
+                <w:sz w:val="17"/>
               </w:rPr>
               <w:t xml:space="preserve">SRS</w:t>
             </w:r>
@@ -4785,14 +4613,13 @@
           <w:p>
             <w:pPr>
               <w:pStyle w:val="Compact"/>
-              <w:spacing w:line="240" w:lineRule="auto" w:after="0"/>
-              <w:ind w:firstLine="0"/>
-              <w:jc w:val="left"/>
-            </w:pPr>
-            <w:r>
-              <w:rPr>
-                <w:rFonts w:ascii="Times New Roman" w:hAnsi="Times New Roman"/>
-                <w:sz w:val="18"/>
+              <w:spacing w:line="240" w:lineRule="auto" w:after="20"/>
+              <w:ind w:firstLine="0"/>
+              <w:jc w:val="left"/>
+            </w:pPr>
+            <w:r>
+              <w:rPr>
+                <w:sz w:val="17"/>
               </w:rPr>
               <w:t xml:space="preserve">RF/RNF y matriz de aceptación aprobada</w:t>
             </w:r>
@@ -4803,14 +4630,13 @@
           <w:p>
             <w:pPr>
               <w:pStyle w:val="Compact"/>
-              <w:spacing w:line="240" w:lineRule="auto" w:after="0"/>
-              <w:ind w:firstLine="0"/>
-              <w:jc w:val="left"/>
-            </w:pPr>
-            <w:r>
-              <w:rPr>
-                <w:rFonts w:ascii="Times New Roman" w:hAnsi="Times New Roman"/>
-                <w:sz w:val="18"/>
+              <w:spacing w:line="240" w:lineRule="auto" w:after="20"/>
+              <w:ind w:firstLine="0"/>
+              <w:jc w:val="left"/>
+            </w:pPr>
+            <w:r>
+              <w:rPr>
+                <w:sz w:val="17"/>
               </w:rPr>
               <w:t xml:space="preserve">Acta y trazabilidad</w:t>
             </w:r>
@@ -4823,14 +4649,13 @@
           <w:p>
             <w:pPr>
               <w:pStyle w:val="Compact"/>
-              <w:spacing w:line="240" w:lineRule="auto" w:after="0"/>
-              <w:ind w:firstLine="0"/>
-              <w:jc w:val="left"/>
-            </w:pPr>
-            <w:r>
-              <w:rPr>
-                <w:rFonts w:ascii="Times New Roman" w:hAnsi="Times New Roman"/>
-                <w:sz w:val="18"/>
+              <w:spacing w:line="240" w:lineRule="auto" w:after="20"/>
+              <w:ind w:firstLine="0"/>
+              <w:jc w:val="left"/>
+            </w:pPr>
+            <w:r>
+              <w:rPr>
+                <w:sz w:val="17"/>
               </w:rPr>
               <w:t xml:space="preserve">Base de datos</w:t>
             </w:r>
@@ -4841,14 +4666,13 @@
           <w:p>
             <w:pPr>
               <w:pStyle w:val="Compact"/>
-              <w:spacing w:line="240" w:lineRule="auto" w:after="0"/>
-              <w:ind w:firstLine="0"/>
-              <w:jc w:val="left"/>
-            </w:pPr>
-            <w:r>
-              <w:rPr>
-                <w:rFonts w:ascii="Times New Roman" w:hAnsi="Times New Roman"/>
-                <w:sz w:val="18"/>
+              <w:spacing w:line="240" w:lineRule="auto" w:after="20"/>
+              <w:ind w:firstLine="0"/>
+              <w:jc w:val="left"/>
+            </w:pPr>
+            <w:r>
+              <w:rPr>
+                <w:sz w:val="17"/>
               </w:rPr>
               <w:t xml:space="preserve">Migraciones, DDL y relaciones reproducibles</w:t>
             </w:r>
@@ -4859,14 +4683,13 @@
           <w:p>
             <w:pPr>
               <w:pStyle w:val="Compact"/>
-              <w:spacing w:line="240" w:lineRule="auto" w:after="0"/>
-              <w:ind w:firstLine="0"/>
-              <w:jc w:val="left"/>
-            </w:pPr>
-            <w:r>
-              <w:rPr>
-                <w:rFonts w:ascii="Times New Roman" w:hAnsi="Times New Roman"/>
-                <w:sz w:val="18"/>
+              <w:spacing w:line="240" w:lineRule="auto" w:after="20"/>
+              <w:ind w:firstLine="0"/>
+              <w:jc w:val="left"/>
+            </w:pPr>
+            <w:r>
+              <w:rPr>
+                <w:sz w:val="17"/>
               </w:rPr>
               <w:t xml:space="preserve">Base efímera y respaldo</w:t>
             </w:r>
@@ -4879,14 +4702,13 @@
           <w:p>
             <w:pPr>
               <w:pStyle w:val="Compact"/>
-              <w:spacing w:line="240" w:lineRule="auto" w:after="0"/>
-              <w:ind w:firstLine="0"/>
-              <w:jc w:val="left"/>
-            </w:pPr>
-            <w:r>
-              <w:rPr>
-                <w:rFonts w:ascii="Times New Roman" w:hAnsi="Times New Roman"/>
-                <w:sz w:val="18"/>
+              <w:spacing w:line="240" w:lineRule="auto" w:after="20"/>
+              <w:ind w:firstLine="0"/>
+              <w:jc w:val="left"/>
+            </w:pPr>
+            <w:r>
+              <w:rPr>
+                <w:sz w:val="17"/>
               </w:rPr>
               <w:t xml:space="preserve">Pagos</w:t>
             </w:r>
@@ -4897,14 +4719,13 @@
           <w:p>
             <w:pPr>
               <w:pStyle w:val="Compact"/>
-              <w:spacing w:line="240" w:lineRule="auto" w:after="0"/>
-              <w:ind w:firstLine="0"/>
-              <w:jc w:val="left"/>
-            </w:pPr>
-            <w:r>
-              <w:rPr>
-                <w:rFonts w:ascii="Times New Roman" w:hAnsi="Times New Roman"/>
-                <w:sz w:val="18"/>
+              <w:spacing w:line="240" w:lineRule="auto" w:after="20"/>
+              <w:ind w:firstLine="0"/>
+              <w:jc w:val="left"/>
+            </w:pPr>
+            <w:r>
+              <w:rPr>
+                <w:sz w:val="17"/>
               </w:rPr>
               <w:t xml:space="preserve">Sandbox, checksum e idempotencia comprobados</w:t>
             </w:r>
@@ -4915,14 +4736,13 @@
           <w:p>
             <w:pPr>
               <w:pStyle w:val="Compact"/>
-              <w:spacing w:line="240" w:lineRule="auto" w:after="0"/>
-              <w:ind w:firstLine="0"/>
-              <w:jc w:val="left"/>
-            </w:pPr>
-            <w:r>
-              <w:rPr>
-                <w:rFonts w:ascii="Times New Roman" w:hAnsi="Times New Roman"/>
-                <w:sz w:val="18"/>
+              <w:spacing w:line="240" w:lineRule="auto" w:after="20"/>
+              <w:ind w:firstLine="0"/>
+              <w:jc w:val="left"/>
+            </w:pPr>
+            <w:r>
+              <w:rPr>
+                <w:sz w:val="17"/>
               </w:rPr>
               <w:t xml:space="preserve">Logs anonimizados y evidencia</w:t>
             </w:r>
@@ -4935,14 +4755,13 @@
           <w:p>
             <w:pPr>
               <w:pStyle w:val="Compact"/>
-              <w:spacing w:line="240" w:lineRule="auto" w:after="0"/>
-              <w:ind w:firstLine="0"/>
-              <w:jc w:val="left"/>
-            </w:pPr>
-            <w:r>
-              <w:rPr>
-                <w:rFonts w:ascii="Times New Roman" w:hAnsi="Times New Roman"/>
-                <w:sz w:val="18"/>
+              <w:spacing w:line="240" w:lineRule="auto" w:after="20"/>
+              <w:ind w:firstLine="0"/>
+              <w:jc w:val="left"/>
+            </w:pPr>
+            <w:r>
+              <w:rPr>
+                <w:sz w:val="17"/>
               </w:rPr>
               <w:t xml:space="preserve">Web</w:t>
             </w:r>
@@ -4953,14 +4772,13 @@
           <w:p>
             <w:pPr>
               <w:pStyle w:val="Compact"/>
-              <w:spacing w:line="240" w:lineRule="auto" w:after="0"/>
-              <w:ind w:firstLine="0"/>
-              <w:jc w:val="left"/>
-            </w:pPr>
-            <w:r>
-              <w:rPr>
-                <w:rFonts w:ascii="Times New Roman" w:hAnsi="Times New Roman"/>
-                <w:sz w:val="18"/>
+              <w:spacing w:line="240" w:lineRule="auto" w:after="20"/>
+              <w:ind w:firstLine="0"/>
+              <w:jc w:val="left"/>
+            </w:pPr>
+            <w:r>
+              <w:rPr>
+                <w:sz w:val="17"/>
               </w:rPr>
               <w:t xml:space="preserve">Rutas y roles críticos ejercitados</w:t>
             </w:r>
@@ -4971,14 +4789,13 @@
           <w:p>
             <w:pPr>
               <w:pStyle w:val="Compact"/>
-              <w:spacing w:line="240" w:lineRule="auto" w:after="0"/>
-              <w:ind w:firstLine="0"/>
-              <w:jc w:val="left"/>
-            </w:pPr>
-            <w:r>
-              <w:rPr>
-                <w:rFonts w:ascii="Times New Roman" w:hAnsi="Times New Roman"/>
-                <w:sz w:val="18"/>
+              <w:spacing w:line="240" w:lineRule="auto" w:after="20"/>
+              <w:ind w:firstLine="0"/>
+              <w:jc w:val="left"/>
+            </w:pPr>
+            <w:r>
+              <w:rPr>
+                <w:sz w:val="17"/>
               </w:rPr>
               <w:t xml:space="preserve">Capturas/test automatizado</w:t>
             </w:r>
@@ -4991,14 +4808,13 @@
           <w:p>
             <w:pPr>
               <w:pStyle w:val="Compact"/>
-              <w:spacing w:line="240" w:lineRule="auto" w:after="0"/>
-              <w:ind w:firstLine="0"/>
-              <w:jc w:val="left"/>
-            </w:pPr>
-            <w:r>
-              <w:rPr>
-                <w:rFonts w:ascii="Times New Roman" w:hAnsi="Times New Roman"/>
-                <w:sz w:val="18"/>
+              <w:spacing w:line="240" w:lineRule="auto" w:after="20"/>
+              <w:ind w:firstLine="0"/>
+              <w:jc w:val="left"/>
+            </w:pPr>
+            <w:r>
+              <w:rPr>
+                <w:sz w:val="17"/>
               </w:rPr>
               <w:t xml:space="preserve">Móvil</w:t>
             </w:r>
@@ -5009,14 +4825,13 @@
           <w:p>
             <w:pPr>
               <w:pStyle w:val="Compact"/>
-              <w:spacing w:line="240" w:lineRule="auto" w:after="0"/>
-              <w:ind w:firstLine="0"/>
-              <w:jc w:val="left"/>
-            </w:pPr>
-            <w:r>
-              <w:rPr>
-                <w:rFonts w:ascii="Times New Roman" w:hAnsi="Times New Roman"/>
-                <w:sz w:val="18"/>
+              <w:spacing w:line="240" w:lineRule="auto" w:after="20"/>
+              <w:ind w:firstLine="0"/>
+              <w:jc w:val="left"/>
+            </w:pPr>
+            <w:r>
+              <w:rPr>
+                <w:sz w:val="17"/>
               </w:rPr>
               <w:t xml:space="preserve">Flujos por perfil y red móvil ejercitados</w:t>
             </w:r>
@@ -5027,14 +4842,13 @@
           <w:p>
             <w:pPr>
               <w:pStyle w:val="Compact"/>
-              <w:spacing w:line="240" w:lineRule="auto" w:after="0"/>
-              <w:ind w:firstLine="0"/>
-              <w:jc w:val="left"/>
-            </w:pPr>
-            <w:r>
-              <w:rPr>
-                <w:rFonts w:ascii="Times New Roman" w:hAnsi="Times New Roman"/>
-                <w:sz w:val="18"/>
+              <w:spacing w:line="240" w:lineRule="auto" w:after="20"/>
+              <w:ind w:firstLine="0"/>
+              <w:jc w:val="left"/>
+            </w:pPr>
+            <w:r>
+              <w:rPr>
+                <w:sz w:val="17"/>
               </w:rPr>
               <w:t xml:space="preserve">Build + ensayo de dispositivo</w:t>
             </w:r>
@@ -5047,14 +4861,13 @@
           <w:p>
             <w:pPr>
               <w:pStyle w:val="Compact"/>
-              <w:spacing w:line="240" w:lineRule="auto" w:after="0"/>
-              <w:ind w:firstLine="0"/>
-              <w:jc w:val="left"/>
-            </w:pPr>
-            <w:r>
-              <w:rPr>
-                <w:rFonts w:ascii="Times New Roman" w:hAnsi="Times New Roman"/>
-                <w:sz w:val="18"/>
+              <w:spacing w:line="240" w:lineRule="auto" w:after="20"/>
+              <w:ind w:firstLine="0"/>
+              <w:jc w:val="left"/>
+            </w:pPr>
+            <w:r>
+              <w:rPr>
+                <w:sz w:val="17"/>
               </w:rPr>
               <w:t xml:space="preserve">Manual técnico</w:t>
             </w:r>
@@ -5065,14 +4878,13 @@
           <w:p>
             <w:pPr>
               <w:pStyle w:val="Compact"/>
-              <w:spacing w:line="240" w:lineRule="auto" w:after="0"/>
-              <w:ind w:firstLine="0"/>
-              <w:jc w:val="left"/>
-            </w:pPr>
-            <w:r>
-              <w:rPr>
-                <w:rFonts w:ascii="Times New Roman" w:hAnsi="Times New Roman"/>
-                <w:sz w:val="18"/>
+              <w:spacing w:line="240" w:lineRule="auto" w:after="20"/>
+              <w:ind w:firstLine="0"/>
+              <w:jc w:val="left"/>
+            </w:pPr>
+            <w:r>
+              <w:rPr>
+                <w:sz w:val="17"/>
               </w:rPr>
               <w:t xml:space="preserve">Permite ejecutar y diagnosticar</w:t>
             </w:r>
@@ -5083,14 +4895,13 @@
           <w:p>
             <w:pPr>
               <w:pStyle w:val="Compact"/>
-              <w:spacing w:line="240" w:lineRule="auto" w:after="0"/>
-              <w:ind w:firstLine="0"/>
-              <w:jc w:val="left"/>
-            </w:pPr>
-            <w:r>
-              <w:rPr>
-                <w:rFonts w:ascii="Times New Roman" w:hAnsi="Times New Roman"/>
-                <w:sz w:val="18"/>
+              <w:spacing w:line="240" w:lineRule="auto" w:after="20"/>
+              <w:ind w:firstLine="0"/>
+              <w:jc w:val="left"/>
+            </w:pPr>
+            <w:r>
+              <w:rPr>
+                <w:sz w:val="17"/>
               </w:rPr>
               <w:t xml:space="preserve">Revisión de operador</w:t>
             </w:r>
@@ -5103,14 +4914,13 @@
           <w:p>
             <w:pPr>
               <w:pStyle w:val="Compact"/>
-              <w:spacing w:line="240" w:lineRule="auto" w:after="0"/>
-              <w:ind w:firstLine="0"/>
-              <w:jc w:val="left"/>
-            </w:pPr>
-            <w:r>
-              <w:rPr>
-                <w:rFonts w:ascii="Times New Roman" w:hAnsi="Times New Roman"/>
-                <w:sz w:val="18"/>
+              <w:spacing w:line="240" w:lineRule="auto" w:after="20"/>
+              <w:ind w:firstLine="0"/>
+              <w:jc w:val="left"/>
+            </w:pPr>
+            <w:r>
+              <w:rPr>
+                <w:sz w:val="17"/>
               </w:rPr>
               <w:t xml:space="preserve">Investigación</w:t>
             </w:r>
@@ -5121,14 +4931,13 @@
           <w:p>
             <w:pPr>
               <w:pStyle w:val="Compact"/>
-              <w:spacing w:line="240" w:lineRule="auto" w:after="0"/>
-              <w:ind w:firstLine="0"/>
-              <w:jc w:val="left"/>
-            </w:pPr>
-            <w:r>
-              <w:rPr>
-                <w:rFonts w:ascii="Times New Roman" w:hAnsi="Times New Roman"/>
-                <w:sz w:val="18"/>
+              <w:spacing w:line="240" w:lineRule="auto" w:after="20"/>
+              <w:ind w:firstLine="0"/>
+              <w:jc w:val="left"/>
+            </w:pPr>
+            <w:r>
+              <w:rPr>
+                <w:sz w:val="17"/>
               </w:rPr>
               <w:t xml:space="preserve">Fuentes correctas y limitaciones explícitas</w:t>
             </w:r>
@@ -5139,14 +4948,13 @@
           <w:p>
             <w:pPr>
               <w:pStyle w:val="Compact"/>
-              <w:spacing w:line="240" w:lineRule="auto" w:after="0"/>
-              <w:ind w:firstLine="0"/>
-              <w:jc w:val="left"/>
-            </w:pPr>
-            <w:r>
-              <w:rPr>
-                <w:rFonts w:ascii="Times New Roman" w:hAnsi="Times New Roman"/>
-                <w:sz w:val="18"/>
+              <w:spacing w:line="240" w:lineRule="auto" w:after="20"/>
+              <w:ind w:firstLine="0"/>
+              <w:jc w:val="left"/>
+            </w:pPr>
+            <w:r>
+              <w:rPr>
+                <w:sz w:val="17"/>
               </w:rPr>
               <w:t xml:space="preserve">Revisión editorial</w:t>
             </w:r>
@@ -5160,20 +4968,16 @@
       <w:pPr>
         <w:pStyle w:val="Heading2"/>
         <w:keepNext/>
-        <w:ind w:firstLine="0"/>
-      </w:pPr>
-      <w:r>
-        <w:rPr>
-          <w:color w:val="000000"/>
-        </w:rPr>
+        <w:spacing w:line="264" w:lineRule="auto"/>
+      </w:pPr>
+      <w:r>
         <w:t xml:space="preserve">16. Presupuesto y riesgos de viabilidad</w:t>
       </w:r>
     </w:p>
     <w:p>
       <w:pPr>
         <w:pStyle w:val="FirstParagraph"/>
-        <w:spacing w:line="480" w:lineRule="auto" w:after="0"/>
-        <w:ind w:firstLine="720"/>
+        <w:spacing w:line="396" w:lineRule="auto" w:after="100"/>
       </w:pPr>
       <w:r>
         <w:t xml:space="preserve">Los costos deben expresarse como intervalos con hipótesis explícitas: alojamiento de API, base de datos, dominio y TLS, almacenamiento y retención, correo/notificaciones, servicios externos, pruebas, soporte y mantenimiento. No se incluye un precio cerrado sin proveedor, moneda, plazo ni número de transacciones acordado. El presupuesto académico puede usar una hoja de estimación, separando CAPEX inicial de OPEX mensual; el costo de pasarela y mensajería se estimará mediante tarifa oficial vigente y escenario de volumen.</w:t>
@@ -5182,8 +4986,7 @@
     <w:p>
       <w:pPr>
         <w:pStyle w:val="BodyText"/>
-        <w:spacing w:line="480" w:lineRule="auto" w:after="0"/>
-        <w:ind w:firstLine="720"/>
+        <w:spacing w:line="396" w:lineRule="auto" w:after="100"/>
       </w:pPr>
       <w:r>
         <w:t xml:space="preserve">Los riesgos principales son dependencia de un integrador de pagos, cambios contractuales entre tres clientes, configuración inadecuada de CORS, recursos limitados para pruebas de regresión, seguridad de datos sensibles y falta de métricas operativas. Cada riesgo debe ligarse a una acción concreta y a un indicador de cierre, evitando afirmaciones vagas como</w:t>
@@ -5210,12 +5013,9 @@
       <w:pPr>
         <w:pStyle w:val="Heading2"/>
         <w:keepNext/>
-        <w:ind w:firstLine="0"/>
-      </w:pPr>
-      <w:r>
-        <w:rPr>
-          <w:color w:val="000000"/>
-        </w:rPr>
+        <w:spacing w:line="264" w:lineRule="auto"/>
+      </w:pPr>
+      <w:r>
         <w:t xml:space="preserve">Fuentes primarias de implementación</w:t>
       </w:r>
     </w:p>
@@ -5226,6 +5026,7 @@
           <w:ilvl w:val="0"/>
           <w:numId w:val="1001"/>
         </w:numPr>
+        <w:spacing w:line="396" w:lineRule="auto" w:after="100"/>
       </w:pPr>
       <w:r>
         <w:t xml:space="preserve">API: https://github.com/yersonct/SaborExpressBack/tree/main</w:t>
@@ -5238,6 +5039,7 @@
           <w:ilvl w:val="0"/>
           <w:numId w:val="1001"/>
         </w:numPr>
+        <w:spacing w:line="396" w:lineRule="auto" w:after="100"/>
       </w:pPr>
       <w:r>
         <w:t xml:space="preserve">Web: https://github.com/yersonct/SaborExpressWeb/tree/main</w:t>
@@ -5250,6 +5052,7 @@
           <w:ilvl w:val="0"/>
           <w:numId w:val="1001"/>
         </w:numPr>
+        <w:spacing w:line="396" w:lineRule="auto" w:after="100"/>
       </w:pPr>
       <w:r>
         <w:t xml:space="preserve">Móvil: https://github.com/yersonct/SaborExpressMovil/tree/main</w:t>
@@ -5262,6 +5065,7 @@
           <w:ilvl w:val="0"/>
           <w:numId w:val="1001"/>
         </w:numPr>
+        <w:spacing w:line="396" w:lineRule="auto" w:after="100"/>
       </w:pPr>
       <w:r>
         <w:t xml:space="preserve">Referencia de presentación: https://github.com/jsgh1/SRD-v1/tree/dev/docs/docs-SRD</w:t>
@@ -5270,8 +5074,7 @@
     <w:p>
       <w:pPr>
         <w:pStyle w:val="FirstParagraph"/>
-        <w:spacing w:line="480" w:lineRule="auto" w:after="0"/>
-        <w:ind w:firstLine="720"/>
+        <w:spacing w:line="396" w:lineRule="auto" w:after="100"/>
       </w:pPr>
       <w:r>
         <w:rPr>
@@ -5288,10 +5091,231 @@
       </w:r>
     </w:p>
     <w:bookmarkEnd w:id="39"/>
+    <w:bookmarkStart w:id="40" w:name="Xf2f4d4f21f4378b1a752ab30982a81f90f09255"/>
+    <w:p>
+      <w:pPr>
+        <w:pStyle w:val="Heading2"/>
+        <w:keepNext/>
+        <w:spacing w:line="264" w:lineRule="auto"/>
+      </w:pPr>
+      <w:r>
+        <w:t xml:space="preserve">17. Topología recomendada y decisiones justificadas</w:t>
+      </w:r>
+    </w:p>
+    <w:p>
+      <w:pPr>
+        <w:pStyle w:val="FirstParagraph"/>
+        <w:spacing w:line="396" w:lineRule="auto" w:after="100"/>
+      </w:pPr>
+      <w:r>
+        <w:t xml:space="preserve">La arquitectura identificada es un</w:t>
+      </w:r>
+      <w:r>
+        <w:t xml:space="preserve"> </w:t>
+      </w:r>
+      <w:r>
+        <w:rPr>
+          <w:b/>
+          <w:bCs/>
+        </w:rPr>
+        <w:t xml:space="preserve">backend modular</w:t>
+      </w:r>
+      <w:r>
+        <w:t xml:space="preserve">; no hay evidencia de que sea una arquitectura de microservicios desplegados por separado. Mantenerla permite aprovechar controladores, módulos y contexto de EF Core sin una migración de alto costo. Se recomienda aislar las dependencias externas detrás de interfaces, practicar autorización por operación y entidad, centralizar contratos OpenAPI y efectuar migraciones de manera controlada.</w:t>
+      </w:r>
+    </w:p>
+    <w:p>
+      <w:pPr>
+        <w:pStyle w:val="BodyText"/>
+        <w:spacing w:line="396" w:lineRule="auto" w:after="100"/>
+      </w:pPr>
+      <w:r>
+        <w:rPr>
+          <w:b/>
+          <w:bCs/>
+        </w:rPr>
+        <w:t xml:space="preserve">Despliegue sugerido:</w:t>
+      </w:r>
+      <w:r>
+        <w:t xml:space="preserve"> </w:t>
+      </w:r>
+      <w:r>
+        <w:t xml:space="preserve">cliente web Next.js, API .NET 8, motor relacional privado, terminación TLS, backup probado, logs centralizados y servicio Wompi externo. No se fija región, presupuesto ni proveedor sin cotizaciones y decisión formal. Para Node y Expo se recomienda una matriz de versiones derivada de package-lock y herramientas realmente instaladas.</w:t>
+      </w:r>
+    </w:p>
     <w:bookmarkEnd w:id="40"/>
+    <w:bookmarkStart w:id="47" w:name="diagramas-de-soluciones"/>
+    <w:p>
+      <w:pPr>
+        <w:pStyle w:val="Heading2"/>
+        <w:keepNext/>
+        <w:spacing w:line="264" w:lineRule="auto"/>
+      </w:pPr>
+      <w:r>
+        <w:t xml:space="preserve">18. Diagramas de soluciones</w:t>
+      </w:r>
+    </w:p>
+    <w:p>
+      <w:pPr>
+        <w:pStyle w:val="CaptionedFigure"/>
+        <w:spacing w:line="396" w:lineRule="auto" w:after="100"/>
+      </w:pPr>
+      <w:r>
+        <w:drawing>
+          <wp:inline>
+            <wp:extent cx="5943600" cy="6036999"/>
+            <wp:effectExtent b="0" l="0" r="0" t="0"/>
+            <wp:docPr descr="02_COMPONENTES" title="" id="42" name="Picture"/>
+            <a:graphic>
+              <a:graphicData uri="http://schemas.openxmlformats.org/drawingml/2006/picture">
+                <pic:pic>
+                  <pic:nvPicPr>
+                    <pic:cNvPr descr="recursos/02_COMPONENTES.png" id="43" name="Picture"/>
+                    <pic:cNvPicPr>
+                      <a:picLocks noChangeArrowheads="1" noChangeAspect="1"/>
+                    </pic:cNvPicPr>
+                  </pic:nvPicPr>
+                  <pic:blipFill>
+                    <a:blip r:embed="rId41"/>
+                    <a:stretch>
+                      <a:fillRect/>
+                    </a:stretch>
+                  </pic:blipFill>
+                  <pic:spPr bwMode="auto">
+                    <a:xfrm>
+                      <a:off x="0" y="0"/>
+                      <a:ext cx="5943600" cy="6036999"/>
+                    </a:xfrm>
+                    <a:prstGeom prst="rect">
+                      <a:avLst/>
+                    </a:prstGeom>
+                    <a:noFill/>
+                    <a:ln w="9525">
+                      <a:noFill/>
+                      <a:headEnd/>
+                      <a:tailEnd/>
+                    </a:ln>
+                  </pic:spPr>
+                </pic:pic>
+              </a:graphicData>
+            </a:graphic>
+          </wp:inline>
+        </w:drawing>
+      </w:r>
+    </w:p>
+    <w:p>
+      <w:pPr>
+        <w:pStyle w:val="ImageCaption"/>
+        <w:spacing w:line="396" w:lineRule="auto" w:after="100"/>
+      </w:pPr>
+      <w:r>
+        <w:t xml:space="preserve">02_COMPONENTES</w:t>
+      </w:r>
+    </w:p>
+    <w:p>
+      <w:pPr>
+        <w:pStyle w:val="BodyText"/>
+        <w:spacing w:line="396" w:lineRule="auto" w:after="100"/>
+      </w:pPr>
+      <w:r>
+        <w:rPr>
+          <w:i/>
+          <w:iCs/>
+        </w:rPr>
+        <w:t xml:space="preserve">Nota. Elaboración para el estudio de caso SaborExpress; las figuras no certifican operaciones desplegadas.</w:t>
+      </w:r>
+    </w:p>
+    <w:p>
+      <w:pPr>
+        <w:pStyle w:val="CaptionedFigure"/>
+        <w:spacing w:line="396" w:lineRule="auto" w:after="100"/>
+      </w:pPr>
+      <w:r>
+        <w:drawing>
+          <wp:inline>
+            <wp:extent cx="5943600" cy="4433733"/>
+            <wp:effectExtent b="0" l="0" r="0" t="0"/>
+            <wp:docPr descr="07_DESPLIEGUE_PROPUESTO" title="" id="45" name="Picture"/>
+            <a:graphic>
+              <a:graphicData uri="http://schemas.openxmlformats.org/drawingml/2006/picture">
+                <pic:pic>
+                  <pic:nvPicPr>
+                    <pic:cNvPr descr="recursos/07_DESPLIEGUE_PROPUESTO.png" id="46" name="Picture"/>
+                    <pic:cNvPicPr>
+                      <a:picLocks noChangeArrowheads="1" noChangeAspect="1"/>
+                    </pic:cNvPicPr>
+                  </pic:nvPicPr>
+                  <pic:blipFill>
+                    <a:blip r:embed="rId44"/>
+                    <a:stretch>
+                      <a:fillRect/>
+                    </a:stretch>
+                  </pic:blipFill>
+                  <pic:spPr bwMode="auto">
+                    <a:xfrm>
+                      <a:off x="0" y="0"/>
+                      <a:ext cx="5943600" cy="4433733"/>
+                    </a:xfrm>
+                    <a:prstGeom prst="rect">
+                      <a:avLst/>
+                    </a:prstGeom>
+                    <a:noFill/>
+                    <a:ln w="9525">
+                      <a:noFill/>
+                      <a:headEnd/>
+                      <a:tailEnd/>
+                    </a:ln>
+                  </pic:spPr>
+                </pic:pic>
+              </a:graphicData>
+            </a:graphic>
+          </wp:inline>
+        </w:drawing>
+      </w:r>
+    </w:p>
+    <w:p>
+      <w:pPr>
+        <w:pStyle w:val="ImageCaption"/>
+        <w:spacing w:line="396" w:lineRule="auto" w:after="100"/>
+      </w:pPr>
+      <w:r>
+        <w:t xml:space="preserve">07_DESPLIEGUE_PROPUESTO</w:t>
+      </w:r>
+    </w:p>
+    <w:p>
+      <w:pPr>
+        <w:pStyle w:val="BodyText"/>
+        <w:spacing w:line="396" w:lineRule="auto" w:after="100"/>
+      </w:pPr>
+      <w:r>
+        <w:rPr>
+          <w:i/>
+          <w:iCs/>
+        </w:rPr>
+        <w:t xml:space="preserve">Nota. Elaboración para el estudio de caso SaborExpress; las figuras no certifican operaciones desplegadas.</w:t>
+      </w:r>
+      <w:r>
+        <w:t xml:space="preserve"> </w:t>
+      </w:r>
+      <w:r>
+        <w:t xml:space="preserve">## 19. Criterios de adquisición y costo total de propiedad</w:t>
+      </w:r>
+    </w:p>
+    <w:p>
+      <w:pPr>
+        <w:pStyle w:val="BodyText"/>
+        <w:spacing w:line="396" w:lineRule="auto" w:after="100"/>
+      </w:pPr>
+      <w:r>
+        <w:t xml:space="preserve">Las ofertas de hosting se comparan por disponibilidad, costo de renovación, ancho de banda, soporte TLS, backups, residencia de datos, recursos de CPU/RAM, latencia, costo por transacción de pagos y soporte requerido. El costo total de propiedad incluye licencias si aplican, horas de ingeniería, monitoreo, incidentes, backups, dominio y cambios regulatorios. Las tarifas de proveedores fluctúan: una captura de precio no es presupuesto vigente.</w:t>
+      </w:r>
+    </w:p>
+    <w:bookmarkEnd w:id="47"/>
+    <w:bookmarkEnd w:id="48"/>
     <w:sectPr>
-      <w:headerReference r:id="rId9" w:type="default"/>
-      <w:pgMar w:bottom="1440" w:left="1440" w:right="1440" w:top="1440"/>
+      <w:footerReference w:type="default" r:id="rId10"/>
+      <w:pgSz w:h="15840" w:w="12240"/>
+      <w:pgMar w:bottom="1440" w:left="1440" w:right="1440" w:top="1440" w:header="691" w:footer="720"/>
     </w:sectPr>
   </w:body>
 </w:document>
@@ -5301,6 +5325,24 @@
 <w:comments xmlns:w="http://schemas.openxmlformats.org/wordprocessingml/2006/main" xmlns:m="http://schemas.openxmlformats.org/officeDocument/2006/math" xmlns:r="http://schemas.openxmlformats.org/officeDocument/2006/relationships" xmlns:o="urn:schemas-microsoft-com:office:office" xmlns:v="urn:schemas-microsoft-com:vml" xmlns:w10="urn:schemas-microsoft-com:office:word" xmlns:a="http://schemas.openxmlformats.org/drawingml/2006/main" xmlns:pic="http://schemas.openxmlformats.org/drawingml/2006/picture" xmlns:wp="http://schemas.openxmlformats.org/drawingml/2006/wordprocessingDrawing"/>
 </file>
 
+<file path=word/footer1.xml><?xml version="1.0" encoding="utf-8"?>
+<w:ftr xmlns:m="http://schemas.openxmlformats.org/officeDocument/2006/math" xmlns:mc="http://schemas.openxmlformats.org/markup-compatibility/2006" xmlns:mo="http://schemas.microsoft.com/office/mac/office/2008/main" xmlns:mv="urn:schemas-microsoft-com:mac:vml" xmlns:o="urn:schemas-microsoft-com:office:office" xmlns:r="http://schemas.openxmlformats.org/officeDocument/2006/relationships" xmlns:v="urn:schemas-microsoft-com:vml" xmlns:w10="urn:schemas-microsoft-com:office:word" xmlns:w14="http://schemas.microsoft.com/office/word/2010/wordml" xmlns:w="http://schemas.openxmlformats.org/wordprocessingml/2006/main" xmlns:wne="http://schemas.microsoft.com/office/word/2006/wordml" xmlns:wp14="http://schemas.microsoft.com/office/word/2010/wordprocessingDrawing" xmlns:wp="http://schemas.openxmlformats.org/drawingml/2006/wordprocessingDrawing" xmlns:wpc="http://schemas.microsoft.com/office/word/2010/wordprocessingCanvas" xmlns:wpg="http://schemas.microsoft.com/office/word/2010/wordprocessingGroup" xmlns:wpi="http://schemas.microsoft.com/office/word/2010/wordprocessingInk" xmlns:wps="http://schemas.microsoft.com/office/word/2010/wordprocessingShape" mc:Ignorable="w14 wp14">
+  <w:p>
+    <w:pPr>
+      <w:pStyle w:val="Footer"/>
+      <w:jc w:val="right"/>
+    </w:pPr>
+    <w:r>
+      <w:rPr>
+        <w:sz w:val="16"/>
+      </w:rPr>
+      <w:t xml:space="preserve">SaborExpress | Yerson Stiven Cuellar Rubiano | Ficha 3145555 | Página </w:t>
+    </w:r>
+    <w:fldSimple w:instr="PAGE"/>
+  </w:p>
+</w:ftr>
+</file>
+
 <file path=word/footnotes.xml><?xml version="1.0" encoding="utf-8"?>
 <w:footnotes xmlns:w="http://schemas.openxmlformats.org/wordprocessingml/2006/main" xmlns:m="http://schemas.openxmlformats.org/officeDocument/2006/math" xmlns:r="http://schemas.openxmlformats.org/officeDocument/2006/relationships" xmlns:o="urn:schemas-microsoft-com:office:office" xmlns:v="urn:schemas-microsoft-com:vml" xmlns:w10="urn:schemas-microsoft-com:office:word" xmlns:a="http://schemas.openxmlformats.org/drawingml/2006/main" xmlns:pic="http://schemas.openxmlformats.org/drawingml/2006/picture" xmlns:wp="http://schemas.openxmlformats.org/drawingml/2006/wordprocessingDrawing">
   <w:footnote w:type="continuationSeparator" w:id="0">
@@ -5318,18 +5360,6 @@
     </w:p>
   </w:footnote>
 </w:footnotes>
-</file>
-
-<file path=word/header1.xml><?xml version="1.0" encoding="utf-8"?>
-<w:hdr xmlns:m="http://schemas.openxmlformats.org/officeDocument/2006/math" xmlns:mc="http://schemas.openxmlformats.org/markup-compatibility/2006" xmlns:mo="http://schemas.microsoft.com/office/mac/office/2008/main" xmlns:mv="urn:schemas-microsoft-com:mac:vml" xmlns:o="urn:schemas-microsoft-com:office:office" xmlns:r="http://schemas.openxmlformats.org/officeDocument/2006/relationships" xmlns:v="urn:schemas-microsoft-com:vml" xmlns:w10="urn:schemas-microsoft-com:office:word" xmlns:w14="http://schemas.microsoft.com/office/word/2010/wordml" xmlns:w="http://schemas.openxmlformats.org/wordprocessingml/2006/main" xmlns:wne="http://schemas.microsoft.com/office/word/2006/wordml" xmlns:wp14="http://schemas.microsoft.com/office/word/2010/wordprocessingDrawing" xmlns:wp="http://schemas.openxmlformats.org/drawingml/2006/wordprocessingDrawing" xmlns:wpc="http://schemas.microsoft.com/office/word/2010/wordprocessingCanvas" xmlns:wpg="http://schemas.microsoft.com/office/word/2010/wordprocessingGroup" xmlns:wpi="http://schemas.microsoft.com/office/word/2010/wordprocessingInk" xmlns:wps="http://schemas.microsoft.com/office/word/2010/wordprocessingShape" mc:Ignorable="w14 wp14">
-  <w:p>
-    <w:pPr>
-      <w:pStyle w:val="Header"/>
-      <w:jc w:val="right"/>
-    </w:pPr>
-    <w:fldSimple w:instr="PAGE"/>
-  </w:p>
-</w:hdr>
 </file>
 
 <file path=word/numbering.xml><?xml version="1.0" encoding="utf-8"?>
@@ -5517,12 +5547,11 @@
     <w:name w:val="Normal"/>
     <w:qFormat/>
     <w:pPr>
-      <w:spacing w:after="0" w:line="480" w:lineRule="auto"/>
-      <w:ind w:firstLine="720"/>
+      <w:spacing w:after="60" w:line="360" w:lineRule="auto"/>
     </w:pPr>
     <w:rPr>
       <w:rFonts w:ascii="Times New Roman" w:hAnsi="Times New Roman"/>
-      <w:color w:val="000000"/>
+      <w:color w:val="191E28"/>
       <w:sz w:val="24"/>
     </w:rPr>
   </w:style>
@@ -5532,27 +5561,35 @@
     <w:link w:val="BodyTextChar"/>
     <w:qFormat/>
     <w:pPr>
-      <w:spacing w:after="180" w:before="180"/>
+      <w:spacing w:after="60" w:before="180" w:line="360" w:lineRule="auto"/>
     </w:pPr>
+    <w:rPr>
+      <w:rFonts w:ascii="Times New Roman" w:hAnsi="Times New Roman"/>
+      <w:color w:val="191E28"/>
+      <w:sz w:val="24"/>
+    </w:rPr>
   </w:style>
   <w:style w:customStyle="1" w:styleId="FirstParagraph" w:type="paragraph">
     <w:name w:val="First Paragraph"/>
     <w:basedOn w:val="BodyText"/>
     <w:next w:val="BodyText"/>
     <w:qFormat/>
+    <w:pPr>
+      <w:spacing w:after="60" w:line="360" w:lineRule="auto"/>
+    </w:pPr>
+    <w:rPr>
+      <w:rFonts w:ascii="Times New Roman" w:hAnsi="Times New Roman"/>
+      <w:color w:val="191E28"/>
+      <w:sz w:val="24"/>
+    </w:rPr>
   </w:style>
   <w:style w:customStyle="1" w:styleId="Compact" w:type="paragraph">
     <w:name w:val="Compact"/>
     <w:basedOn w:val="BodyText"/>
     <w:qFormat/>
     <w:pPr>
-      <w:spacing w:after="0" w:before="36" w:line="240" w:lineRule="auto"/>
-      <w:ind w:firstLine="0"/>
+      <w:spacing w:after="36" w:before="36"/>
     </w:pPr>
-    <w:rPr>
-      <w:rFonts w:ascii="Times New Roman" w:hAnsi="Times New Roman"/>
-      <w:sz w:val="20"/>
-    </w:rPr>
   </w:style>
   <w:style w:styleId="Title" w:type="paragraph">
     <w:name w:val="Title"/>
@@ -5562,16 +5599,15 @@
     <w:pPr>
       <w:keepNext/>
       <w:keepLines/>
-      <w:spacing w:after="40" w:before="120" w:line="480" w:lineRule="auto"/>
-      <w:ind w:firstLine="0"/>
+      <w:spacing w:after="240" w:before="480"/>
       <w:jc w:val="center"/>
     </w:pPr>
     <w:rPr>
-      <w:rFonts w:ascii="Times New Roman" w:asciiTheme="majorHAnsi" w:cstheme="majorBidi" w:eastAsiaTheme="majorEastAsia" w:hAnsi="Times New Roman" w:hAnsiTheme="majorHAnsi"/>
+      <w:rFonts w:asciiTheme="majorHAnsi" w:cstheme="majorBidi" w:eastAsiaTheme="majorEastAsia" w:hAnsiTheme="majorHAnsi"/>
       <w:b/>
       <w:bCs/>
-      <w:color w:val="000000"/>
-      <w:sz w:val="24"/>
+      <w:color w:themeColor="accent1" w:themeShade="B5" w:val="345A8A"/>
+      <w:sz w:val="36"/>
       <w:szCs w:val="36"/>
     </w:rPr>
   </w:style>
@@ -5668,7 +5704,7 @@
       <w:rFonts w:asciiTheme="majorHAnsi" w:cstheme="majorBidi" w:eastAsiaTheme="majorEastAsia" w:hAnsiTheme="majorHAnsi"/>
       <w:b/>
       <w:bCs/>
-      <w:color w:val="000000"/>
+      <w:color w:themeColor="accent1" w:val="4F81BD"/>
       <w:sz w:val="32"/>
       <w:szCs w:val="32"/>
     </w:rPr>
@@ -5690,7 +5726,7 @@
       <w:rFonts w:asciiTheme="majorHAnsi" w:cstheme="majorBidi" w:eastAsiaTheme="majorEastAsia" w:hAnsiTheme="majorHAnsi"/>
       <w:b/>
       <w:bCs/>
-      <w:color w:val="000000"/>
+      <w:color w:themeColor="accent1" w:val="4F81BD"/>
       <w:sz w:val="28"/>
       <w:szCs w:val="28"/>
     </w:rPr>
@@ -5885,7 +5921,7 @@
     <w:qFormat/>
     <w:rPr>
       <w:rFonts w:ascii="Times New Roman" w:hAnsi="Times New Roman"/>
-      <w:sz w:val="18"/>
+      <w:sz w:val="20"/>
     </w:rPr>
     <w:tblPr>
       <w:tblInd w:type="dxa" w:w="0"/>
